--- a/Energy Consumption Report.docx
+++ b/Energy Consumption Report.docx
@@ -905,7 +905,7 @@
       <w:pPr>
         <w:numPr>
           <w:ilvl w:val="0"/>
-          <w:numId w:val="4"/>
+          <w:numId w:val="2"/>
         </w:numPr>
       </w:pPr>
       <w:r>
@@ -923,7 +923,7 @@
       <w:pPr>
         <w:numPr>
           <w:ilvl w:val="0"/>
-          <w:numId w:val="4"/>
+          <w:numId w:val="2"/>
         </w:numPr>
       </w:pPr>
       <w:r>
@@ -941,7 +941,7 @@
       <w:pPr>
         <w:numPr>
           <w:ilvl w:val="0"/>
-          <w:numId w:val="4"/>
+          <w:numId w:val="2"/>
         </w:numPr>
       </w:pPr>
       <w:r>
@@ -955,6 +955,7 @@
         <w:t xml:space="preserve"> → explains variance captured by the model</w:t>
       </w:r>
     </w:p>
+    <w:p/>
     <w:p>
       <w:r>
         <w:t>Success was defined by:</w:t>
@@ -964,7 +965,7 @@
       <w:pPr>
         <w:numPr>
           <w:ilvl w:val="0"/>
-          <w:numId w:val="5"/>
+          <w:numId w:val="3"/>
         </w:numPr>
       </w:pPr>
       <w:r>
@@ -981,7 +982,7 @@
       <w:pPr>
         <w:numPr>
           <w:ilvl w:val="0"/>
-          <w:numId w:val="5"/>
+          <w:numId w:val="3"/>
         </w:numPr>
       </w:pPr>
       <w:r>
@@ -998,7 +999,7 @@
       <w:pPr>
         <w:numPr>
           <w:ilvl w:val="0"/>
-          <w:numId w:val="5"/>
+          <w:numId w:val="3"/>
         </w:numPr>
       </w:pPr>
       <w:r>
@@ -1024,7 +1025,7 @@
       <w:pPr>
         <w:numPr>
           <w:ilvl w:val="0"/>
-          <w:numId w:val="5"/>
+          <w:numId w:val="3"/>
         </w:numPr>
       </w:pPr>
       <w:r>
@@ -1070,7 +1071,7 @@
         <w:pStyle w:val="ListParagraph"/>
         <w:numPr>
           <w:ilvl w:val="0"/>
-          <w:numId w:val="6"/>
+          <w:numId w:val="4"/>
         </w:numPr>
       </w:pPr>
       <w:r>
@@ -1080,297 +1081,292 @@
     <w:p>
       <w:pPr>
         <w:pStyle w:val="ListParagraph"/>
+        <w:numPr>
+          <w:ilvl w:val="0"/>
+          <w:numId w:val="4"/>
+        </w:numPr>
+      </w:pPr>
+      <w:r>
+        <w:t>Energy consumption in Megawatts (MW)</w:t>
+      </w:r>
+    </w:p>
+    <w:p/>
+    <w:p/>
+    <w:p>
+      <w:pPr>
+        <w:pStyle w:val="Heading1"/>
+      </w:pPr>
+      <w:r>
+        <w:t>DATA CLEANING AND FEATURE ENGINEERING:</w:t>
+      </w:r>
+    </w:p>
+    <w:p/>
+    <w:p>
+      <w:pPr>
+        <w:pStyle w:val="Heading2"/>
+      </w:pPr>
+      <w:r>
+        <w:t>DATA CLEANING :</w:t>
+      </w:r>
+    </w:p>
+    <w:p>
+      <w:r>
+        <w:t xml:space="preserve"> </w:t>
+      </w:r>
+    </w:p>
+    <w:p>
+      <w:r>
+        <w:t>The dataset underwent the following cleaning steps:</w:t>
+      </w:r>
+    </w:p>
+    <w:p>
+      <w:pPr>
+        <w:numPr>
+          <w:ilvl w:val="0"/>
+          <w:numId w:val="5"/>
+        </w:numPr>
+      </w:pPr>
+      <w:r>
+        <w:t>Handling missing values</w:t>
+      </w:r>
+    </w:p>
+    <w:p>
+      <w:pPr>
+        <w:numPr>
+          <w:ilvl w:val="0"/>
+          <w:numId w:val="5"/>
+        </w:numPr>
+      </w:pPr>
+      <w:r>
+        <w:t>Ensuring correct datetime formatting</w:t>
+      </w:r>
+    </w:p>
+    <w:p>
+      <w:pPr>
+        <w:numPr>
+          <w:ilvl w:val="0"/>
+          <w:numId w:val="5"/>
+        </w:numPr>
+      </w:pPr>
+      <w:r>
+        <w:t>Removing duplicates</w:t>
+      </w:r>
+    </w:p>
+    <w:p>
+      <w:pPr>
+        <w:numPr>
+          <w:ilvl w:val="0"/>
+          <w:numId w:val="5"/>
+        </w:numPr>
+      </w:pPr>
+      <w:r>
+        <w:t>Verifying consistency in time intervals</w:t>
+      </w:r>
+    </w:p>
+    <w:p/>
+    <w:p>
+      <w:pPr>
+        <w:pStyle w:val="Heading2"/>
+      </w:pPr>
+    </w:p>
+    <w:p>
+      <w:pPr>
+        <w:pStyle w:val="Heading2"/>
+      </w:pPr>
+    </w:p>
+    <w:p>
+      <w:pPr>
+        <w:pStyle w:val="Heading2"/>
+      </w:pPr>
+    </w:p>
+    <w:p>
+      <w:pPr>
+        <w:pStyle w:val="Heading2"/>
+      </w:pPr>
+    </w:p>
+    <w:p>
+      <w:pPr>
+        <w:pStyle w:val="Heading2"/>
+      </w:pPr>
+    </w:p>
+    <w:p>
+      <w:pPr>
+        <w:pStyle w:val="Heading2"/>
+      </w:pPr>
+      <w:r>
+        <w:t>FEATURE ENGINEERING :</w:t>
+      </w:r>
+    </w:p>
+    <w:p/>
+    <w:p>
+      <w:r>
+        <w:t>Feature engineered features include :</w:t>
+      </w:r>
+    </w:p>
+    <w:p/>
+    <w:p>
+      <w:pPr>
         <w:numPr>
           <w:ilvl w:val="0"/>
           <w:numId w:val="6"/>
         </w:numPr>
       </w:pPr>
       <w:r>
-        <w:t>Energy consumption in Megawatts (MW)</w:t>
+        <w:rPr>
+          <w:b/>
+          <w:bCs/>
+        </w:rPr>
+        <w:t>Time-Based Features</w:t>
+      </w:r>
+    </w:p>
+    <w:p>
+      <w:pPr>
+        <w:numPr>
+          <w:ilvl w:val="1"/>
+          <w:numId w:val="6"/>
+        </w:numPr>
+      </w:pPr>
+      <w:r>
+        <w:t>year, month, day, day_of_week, hour</w:t>
+      </w:r>
+    </w:p>
+    <w:p>
+      <w:pPr>
+        <w:numPr>
+          <w:ilvl w:val="0"/>
+          <w:numId w:val="6"/>
+        </w:numPr>
+      </w:pPr>
+      <w:r>
+        <w:rPr>
+          <w:b/>
+          <w:bCs/>
+        </w:rPr>
+        <w:t>Lag Features</w:t>
+      </w:r>
+    </w:p>
+    <w:p>
+      <w:pPr>
+        <w:numPr>
+          <w:ilvl w:val="1"/>
+          <w:numId w:val="6"/>
+        </w:numPr>
+      </w:pPr>
+      <w:r>
+        <w:t>lag_1 → previous hour consumption</w:t>
+      </w:r>
+    </w:p>
+    <w:p>
+      <w:pPr>
+        <w:numPr>
+          <w:ilvl w:val="1"/>
+          <w:numId w:val="6"/>
+        </w:numPr>
+      </w:pPr>
+      <w:r>
+        <w:t>lag_24 → same hour previous day</w:t>
+      </w:r>
+    </w:p>
+    <w:p>
+      <w:pPr>
+        <w:numPr>
+          <w:ilvl w:val="1"/>
+          <w:numId w:val="6"/>
+        </w:numPr>
+      </w:pPr>
+      <w:r>
+        <w:t>lag_168 → same hour previous week</w:t>
+      </w:r>
+    </w:p>
+    <w:p>
+      <w:pPr>
+        <w:numPr>
+          <w:ilvl w:val="0"/>
+          <w:numId w:val="6"/>
+        </w:numPr>
+      </w:pPr>
+      <w:r>
+        <w:rPr>
+          <w:b/>
+          <w:bCs/>
+        </w:rPr>
+        <w:t>Rolling Statistics</w:t>
+      </w:r>
+    </w:p>
+    <w:p>
+      <w:pPr>
+        <w:numPr>
+          <w:ilvl w:val="1"/>
+          <w:numId w:val="6"/>
+        </w:numPr>
+      </w:pPr>
+      <w:r>
+        <w:t>rolling_mean_24 → 24-hour average</w:t>
+      </w:r>
+    </w:p>
+    <w:p>
+      <w:pPr>
+        <w:numPr>
+          <w:ilvl w:val="1"/>
+          <w:numId w:val="6"/>
+        </w:numPr>
+      </w:pPr>
+      <w:r>
+        <w:t>rolling_mean_168 → 7-day average</w:t>
+      </w:r>
+    </w:p>
+    <w:p>
+      <w:r>
+        <w:t xml:space="preserve">These features help capture </w:t>
+      </w:r>
+      <w:r>
+        <w:rPr>
+          <w:b/>
+          <w:bCs/>
+        </w:rPr>
+        <w:t>short-term and long-term temporal dependencies</w:t>
+      </w:r>
+      <w:r>
+        <w:t>.</w:t>
+      </w:r>
+    </w:p>
+    <w:p/>
+    <w:p>
+      <w:r>
+        <w:br w:type="page"/>
+      </w:r>
+    </w:p>
+    <w:p>
+      <w:pPr>
+        <w:pStyle w:val="Heading1"/>
+      </w:pPr>
+      <w:r>
+        <w:lastRenderedPageBreak/>
+        <w:t>EXPLORATORY DATA ANALYSIS :</w:t>
+      </w:r>
+    </w:p>
+    <w:p/>
+    <w:p>
+      <w:r>
+        <w:t>EDA was conducted to uncover patterns and trends:</w:t>
+      </w:r>
+    </w:p>
+    <w:p/>
+    <w:p>
+      <w:pPr>
+        <w:pStyle w:val="Heading3"/>
+      </w:pPr>
+      <w:r>
+        <w:t>UNIVARIATE ANALYSIS :</w:t>
       </w:r>
     </w:p>
     <w:p/>
     <w:p/>
     <w:p>
-      <w:pPr>
-        <w:pStyle w:val="Heading1"/>
-      </w:pPr>
-      <w:r>
-        <w:t>DATA CLEANING AND FEATURE ENGINEERING:</w:t>
-      </w:r>
-    </w:p>
-    <w:p/>
-    <w:p>
-      <w:pPr>
-        <w:pStyle w:val="Heading2"/>
-      </w:pPr>
-      <w:r>
-        <w:t>DATA CLEANING :</w:t>
-      </w:r>
-    </w:p>
-    <w:p>
-      <w:r>
-        <w:t xml:space="preserve"> </w:t>
-      </w:r>
-    </w:p>
-    <w:p>
-      <w:r>
-        <w:t>The dataset underwent the following cleaning steps:</w:t>
-      </w:r>
-    </w:p>
-    <w:p>
-      <w:pPr>
-        <w:numPr>
-          <w:ilvl w:val="0"/>
-          <w:numId w:val="7"/>
-        </w:numPr>
-      </w:pPr>
-      <w:r>
-        <w:t>Handling missing values</w:t>
-      </w:r>
-    </w:p>
-    <w:p>
-      <w:pPr>
-        <w:numPr>
-          <w:ilvl w:val="0"/>
-          <w:numId w:val="7"/>
-        </w:numPr>
-      </w:pPr>
-      <w:r>
-        <w:t>Ensuring correct datetime formatting</w:t>
-      </w:r>
-    </w:p>
-    <w:p>
-      <w:pPr>
-        <w:numPr>
-          <w:ilvl w:val="0"/>
-          <w:numId w:val="7"/>
-        </w:numPr>
-      </w:pPr>
-      <w:r>
-        <w:t>Removing duplicates</w:t>
-      </w:r>
-    </w:p>
-    <w:p>
-      <w:pPr>
-        <w:numPr>
-          <w:ilvl w:val="0"/>
-          <w:numId w:val="7"/>
-        </w:numPr>
-      </w:pPr>
-      <w:r>
-        <w:t>Verifying consistency in time intervals</w:t>
-      </w:r>
-    </w:p>
-    <w:p/>
-    <w:p>
-      <w:pPr>
-        <w:pStyle w:val="Heading2"/>
-      </w:pPr>
-    </w:p>
-    <w:p>
-      <w:pPr>
-        <w:pStyle w:val="Heading2"/>
-      </w:pPr>
-    </w:p>
-    <w:p>
-      <w:pPr>
-        <w:pStyle w:val="Heading2"/>
-      </w:pPr>
-    </w:p>
-    <w:p>
-      <w:pPr>
-        <w:pStyle w:val="Heading2"/>
-      </w:pPr>
-    </w:p>
-    <w:p>
-      <w:pPr>
-        <w:pStyle w:val="Heading2"/>
-      </w:pPr>
-    </w:p>
-    <w:p>
-      <w:pPr>
-        <w:pStyle w:val="Heading2"/>
-      </w:pPr>
-      <w:r>
-        <w:t>FEATURE ENGINEERING :</w:t>
-      </w:r>
-    </w:p>
-    <w:p/>
-    <w:p>
-      <w:r>
-        <w:t>Feature engineered features include :</w:t>
-      </w:r>
-    </w:p>
-    <w:p/>
-    <w:p>
-      <w:pPr>
-        <w:numPr>
-          <w:ilvl w:val="0"/>
-          <w:numId w:val="8"/>
-        </w:numPr>
-      </w:pPr>
-      <w:r>
-        <w:rPr>
-          <w:b/>
-          <w:bCs/>
-        </w:rPr>
-        <w:t>Time-Based Features</w:t>
-      </w:r>
-    </w:p>
-    <w:p>
-      <w:pPr>
-        <w:numPr>
-          <w:ilvl w:val="1"/>
-          <w:numId w:val="8"/>
-        </w:numPr>
-      </w:pPr>
-      <w:r>
-        <w:t xml:space="preserve">year, month, day, </w:t>
-      </w:r>
-      <w:proofErr w:type="spellStart"/>
-      <w:r>
-        <w:t>day_of_week</w:t>
-      </w:r>
-      <w:proofErr w:type="spellEnd"/>
-      <w:r>
-        <w:t>, hour</w:t>
-      </w:r>
-    </w:p>
-    <w:p>
-      <w:pPr>
-        <w:numPr>
-          <w:ilvl w:val="0"/>
-          <w:numId w:val="8"/>
-        </w:numPr>
-      </w:pPr>
-      <w:r>
-        <w:rPr>
-          <w:b/>
-          <w:bCs/>
-        </w:rPr>
-        <w:t>Lag Features</w:t>
-      </w:r>
-    </w:p>
-    <w:p>
-      <w:pPr>
-        <w:numPr>
-          <w:ilvl w:val="1"/>
-          <w:numId w:val="8"/>
-        </w:numPr>
-      </w:pPr>
-      <w:r>
-        <w:t>lag_1 → previous hour consumption</w:t>
-      </w:r>
-    </w:p>
-    <w:p>
-      <w:pPr>
-        <w:numPr>
-          <w:ilvl w:val="1"/>
-          <w:numId w:val="8"/>
-        </w:numPr>
-      </w:pPr>
-      <w:r>
-        <w:t>lag_24 → same hour previous day</w:t>
-      </w:r>
-    </w:p>
-    <w:p>
-      <w:pPr>
-        <w:numPr>
-          <w:ilvl w:val="1"/>
-          <w:numId w:val="8"/>
-        </w:numPr>
-      </w:pPr>
-      <w:r>
-        <w:t>lag_168 → same hour previous week</w:t>
-      </w:r>
-    </w:p>
-    <w:p>
-      <w:pPr>
-        <w:numPr>
-          <w:ilvl w:val="0"/>
-          <w:numId w:val="8"/>
-        </w:numPr>
-      </w:pPr>
-      <w:r>
-        <w:rPr>
-          <w:b/>
-          <w:bCs/>
-        </w:rPr>
-        <w:t>Rolling Statistics</w:t>
-      </w:r>
-    </w:p>
-    <w:p>
-      <w:pPr>
-        <w:numPr>
-          <w:ilvl w:val="1"/>
-          <w:numId w:val="8"/>
-        </w:numPr>
-      </w:pPr>
-      <w:r>
-        <w:t>rolling_mean_24 → 24-hour average</w:t>
-      </w:r>
-    </w:p>
-    <w:p>
-      <w:pPr>
-        <w:numPr>
-          <w:ilvl w:val="1"/>
-          <w:numId w:val="8"/>
-        </w:numPr>
-      </w:pPr>
-      <w:r>
-        <w:t>rolling_mean_168 → 7-day average</w:t>
-      </w:r>
-    </w:p>
-    <w:p>
-      <w:r>
-        <w:t xml:space="preserve">These features help capture </w:t>
-      </w:r>
-      <w:r>
-        <w:rPr>
-          <w:b/>
-          <w:bCs/>
-        </w:rPr>
-        <w:t>short-term and long-term temporal dependencies</w:t>
-      </w:r>
-      <w:r>
-        <w:t>.</w:t>
-      </w:r>
-    </w:p>
-    <w:p/>
-    <w:p>
-      <w:r>
-        <w:br w:type="page"/>
-      </w:r>
-    </w:p>
-    <w:p>
-      <w:pPr>
-        <w:pStyle w:val="Heading1"/>
-      </w:pPr>
-      <w:r>
-        <w:lastRenderedPageBreak/>
-        <w:t>EXPLORATORY DATA ANALYSIS :</w:t>
-      </w:r>
-    </w:p>
-    <w:p/>
-    <w:p>
-      <w:r>
-        <w:t>EDA was conducted to uncover patterns and trends:</w:t>
-      </w:r>
-    </w:p>
-    <w:p/>
-    <w:p>
-      <w:pPr>
-        <w:pStyle w:val="Heading3"/>
-      </w:pPr>
-      <w:r>
-        <w:t>UNIVARIATE ANALYSIS :</w:t>
-      </w:r>
-    </w:p>
-    <w:p/>
-    <w:p/>
-    <w:p>
-      <w:r>
+      <w:r>
+        <w:rPr>
+          <w:noProof/>
+        </w:rPr>
         <w:drawing>
           <wp:inline distT="0" distB="0" distL="0" distR="0" wp14:anchorId="2A8547B5" wp14:editId="26B96CAE">
             <wp:extent cx="5943600" cy="5486400"/>
@@ -1426,7 +1422,7 @@
       <w:pPr>
         <w:numPr>
           <w:ilvl w:val="0"/>
-          <w:numId w:val="9"/>
+          <w:numId w:val="7"/>
         </w:numPr>
       </w:pPr>
       <w:r>
@@ -1444,7 +1440,7 @@
       <w:pPr>
         <w:numPr>
           <w:ilvl w:val="0"/>
-          <w:numId w:val="9"/>
+          <w:numId w:val="7"/>
         </w:numPr>
       </w:pPr>
       <w:r>
@@ -1462,7 +1458,7 @@
       <w:pPr>
         <w:numPr>
           <w:ilvl w:val="0"/>
-          <w:numId w:val="9"/>
+          <w:numId w:val="7"/>
         </w:numPr>
       </w:pPr>
       <w:r>
@@ -1480,7 +1476,7 @@
       <w:pPr>
         <w:numPr>
           <w:ilvl w:val="0"/>
-          <w:numId w:val="9"/>
+          <w:numId w:val="7"/>
         </w:numPr>
       </w:pPr>
       <w:r>
@@ -1498,6 +1494,9 @@
     <w:p/>
     <w:p>
       <w:r>
+        <w:rPr>
+          <w:noProof/>
+        </w:rPr>
         <w:lastRenderedPageBreak/>
         <w:drawing>
           <wp:inline distT="0" distB="0" distL="0" distR="0" wp14:anchorId="7CBFFA1F" wp14:editId="2B83EA67">
@@ -1552,7 +1551,7 @@
       <w:pPr>
         <w:numPr>
           <w:ilvl w:val="0"/>
-          <w:numId w:val="10"/>
+          <w:numId w:val="8"/>
         </w:numPr>
       </w:pPr>
       <w:r>
@@ -1570,7 +1569,7 @@
       <w:pPr>
         <w:numPr>
           <w:ilvl w:val="0"/>
-          <w:numId w:val="10"/>
+          <w:numId w:val="8"/>
         </w:numPr>
       </w:pPr>
       <w:r>
@@ -1588,7 +1587,7 @@
       <w:pPr>
         <w:numPr>
           <w:ilvl w:val="0"/>
-          <w:numId w:val="10"/>
+          <w:numId w:val="8"/>
         </w:numPr>
       </w:pPr>
       <w:r>
@@ -1606,7 +1605,7 @@
       <w:pPr>
         <w:numPr>
           <w:ilvl w:val="0"/>
-          <w:numId w:val="10"/>
+          <w:numId w:val="8"/>
         </w:numPr>
       </w:pPr>
       <w:r>
@@ -1633,6 +1632,9 @@
     <w:p/>
     <w:p>
       <w:r>
+        <w:rPr>
+          <w:noProof/>
+        </w:rPr>
         <w:drawing>
           <wp:inline distT="0" distB="0" distL="0" distR="0" wp14:anchorId="34565F73" wp14:editId="795D3D83">
             <wp:extent cx="5943600" cy="4704715"/>
@@ -1686,7 +1688,7 @@
       <w:pPr>
         <w:numPr>
           <w:ilvl w:val="0"/>
-          <w:numId w:val="11"/>
+          <w:numId w:val="9"/>
         </w:numPr>
       </w:pPr>
       <w:r>
@@ -1704,7 +1706,7 @@
       <w:pPr>
         <w:numPr>
           <w:ilvl w:val="0"/>
-          <w:numId w:val="11"/>
+          <w:numId w:val="9"/>
         </w:numPr>
       </w:pPr>
       <w:r>
@@ -1722,7 +1724,7 @@
       <w:pPr>
         <w:numPr>
           <w:ilvl w:val="0"/>
-          <w:numId w:val="11"/>
+          <w:numId w:val="9"/>
         </w:numPr>
       </w:pPr>
       <w:r>
@@ -1741,7 +1743,7 @@
       <w:pPr>
         <w:numPr>
           <w:ilvl w:val="0"/>
-          <w:numId w:val="11"/>
+          <w:numId w:val="9"/>
         </w:numPr>
       </w:pPr>
       <w:r>
@@ -1760,6 +1762,9 @@
     <w:p/>
     <w:p>
       <w:r>
+        <w:rPr>
+          <w:noProof/>
+        </w:rPr>
         <w:drawing>
           <wp:inline distT="0" distB="0" distL="0" distR="0" wp14:anchorId="275D9FDD" wp14:editId="53007C44">
             <wp:extent cx="5943600" cy="4194175"/>
@@ -1812,7 +1817,7 @@
       <w:pPr>
         <w:numPr>
           <w:ilvl w:val="0"/>
-          <w:numId w:val="12"/>
+          <w:numId w:val="10"/>
         </w:numPr>
       </w:pPr>
       <w:r>
@@ -1830,7 +1835,7 @@
       <w:pPr>
         <w:numPr>
           <w:ilvl w:val="0"/>
-          <w:numId w:val="12"/>
+          <w:numId w:val="10"/>
         </w:numPr>
       </w:pPr>
       <w:r>
@@ -1849,7 +1854,7 @@
       <w:pPr>
         <w:numPr>
           <w:ilvl w:val="0"/>
-          <w:numId w:val="12"/>
+          <w:numId w:val="10"/>
         </w:numPr>
       </w:pPr>
       <w:r>
@@ -1867,7 +1872,7 @@
       <w:pPr>
         <w:numPr>
           <w:ilvl w:val="0"/>
-          <w:numId w:val="12"/>
+          <w:numId w:val="10"/>
         </w:numPr>
       </w:pPr>
       <w:r>
@@ -1885,7 +1890,7 @@
       <w:pPr>
         <w:numPr>
           <w:ilvl w:val="0"/>
-          <w:numId w:val="12"/>
+          <w:numId w:val="10"/>
         </w:numPr>
       </w:pPr>
       <w:r>
@@ -1903,6 +1908,9 @@
     <w:p/>
     <w:p>
       <w:r>
+        <w:rPr>
+          <w:noProof/>
+        </w:rPr>
         <w:drawing>
           <wp:inline distT="0" distB="0" distL="0" distR="0" wp14:anchorId="2FD9146B" wp14:editId="4B8678AB">
             <wp:extent cx="5943600" cy="3843020"/>
@@ -1955,7 +1963,7 @@
       <w:pPr>
         <w:numPr>
           <w:ilvl w:val="0"/>
-          <w:numId w:val="13"/>
+          <w:numId w:val="11"/>
         </w:numPr>
       </w:pPr>
       <w:r>
@@ -1973,7 +1981,7 @@
       <w:pPr>
         <w:numPr>
           <w:ilvl w:val="0"/>
-          <w:numId w:val="13"/>
+          <w:numId w:val="11"/>
         </w:numPr>
       </w:pPr>
       <w:r>
@@ -1992,7 +2000,7 @@
       <w:pPr>
         <w:numPr>
           <w:ilvl w:val="0"/>
-          <w:numId w:val="13"/>
+          <w:numId w:val="11"/>
         </w:numPr>
       </w:pPr>
       <w:r>
@@ -2010,7 +2018,7 @@
       <w:pPr>
         <w:numPr>
           <w:ilvl w:val="0"/>
-          <w:numId w:val="13"/>
+          <w:numId w:val="11"/>
         </w:numPr>
       </w:pPr>
       <w:r>
@@ -2028,7 +2036,7 @@
       <w:pPr>
         <w:numPr>
           <w:ilvl w:val="0"/>
-          <w:numId w:val="13"/>
+          <w:numId w:val="11"/>
         </w:numPr>
       </w:pPr>
       <w:r>
@@ -2046,6 +2054,9 @@
     <w:p/>
     <w:p>
       <w:r>
+        <w:rPr>
+          <w:noProof/>
+        </w:rPr>
         <w:drawing>
           <wp:inline distT="0" distB="0" distL="0" distR="0" wp14:anchorId="26828BF6" wp14:editId="5BA9B64D">
             <wp:extent cx="5943600" cy="3902710"/>
@@ -2248,6 +2259,9 @@
     <w:p/>
     <w:p>
       <w:r>
+        <w:rPr>
+          <w:noProof/>
+        </w:rPr>
         <w:lastRenderedPageBreak/>
         <w:drawing>
           <wp:inline distT="0" distB="0" distL="0" distR="0" wp14:anchorId="4DE112AC" wp14:editId="4042D090">
@@ -2329,6 +2343,9 @@
     <w:p/>
     <w:p>
       <w:r>
+        <w:rPr>
+          <w:noProof/>
+        </w:rPr>
         <w:drawing>
           <wp:inline distT="0" distB="0" distL="0" distR="0" wp14:anchorId="0A6F452F" wp14:editId="50EB1299">
             <wp:extent cx="5943600" cy="5114925"/>
@@ -2372,11 +2389,9 @@
       <w:r>
         <w:t xml:space="preserve">Observations from </w:t>
       </w:r>
-      <w:proofErr w:type="spellStart"/>
-      <w:r>
-        <w:t>Pairplot</w:t>
-      </w:r>
-      <w:proofErr w:type="spellEnd"/>
+      <w:r>
+        <w:t>Pair plot</w:t>
+      </w:r>
     </w:p>
     <w:p>
       <w:r>
@@ -2385,369 +2400,369 @@
     </w:p>
     <w:p>
       <w:pPr>
+        <w:numPr>
+          <w:ilvl w:val="0"/>
+          <w:numId w:val="12"/>
+        </w:numPr>
+      </w:pPr>
+      <w:r>
+        <w:rPr>
+          <w:b/>
+          <w:bCs/>
+        </w:rPr>
+        <w:lastRenderedPageBreak/>
+        <w:t>Strong Short-Term Autocorrelation</w:t>
+      </w:r>
+      <w:r>
+        <w:t>: The 1-hour lag shows a tight, nearly linear relationship with current consumption, indicating that the previous hour's consumption is a strong predictor of the current hour.</w:t>
+      </w:r>
+    </w:p>
+    <w:p>
+      <w:pPr>
+        <w:numPr>
+          <w:ilvl w:val="0"/>
+          <w:numId w:val="12"/>
+        </w:numPr>
+      </w:pPr>
+      <w:r>
+        <w:rPr>
+          <w:b/>
+          <w:bCs/>
+        </w:rPr>
+        <w:t>Daily Cycle Persistence</w:t>
+      </w:r>
+      <w:r>
+        <w:t>: The 24-hour lag also exhibits positive correlation with current consumption but with noticeably more scatter, reflecting daily patterns persisting with variation.</w:t>
+      </w:r>
+    </w:p>
+    <w:p>
+      <w:pPr>
+        <w:numPr>
+          <w:ilvl w:val="0"/>
+          <w:numId w:val="12"/>
+        </w:numPr>
+      </w:pPr>
+      <w:r>
+        <w:rPr>
+          <w:b/>
+          <w:bCs/>
+        </w:rPr>
+        <w:t>Predictive Potential</w:t>
+      </w:r>
+      <w:r>
+        <w:t>: Both lag features show substantial correlation with the target variable, suggesting they will be valuable predictors in forecasting models.</w:t>
+      </w:r>
+    </w:p>
+    <w:p>
+      <w:pPr>
+        <w:numPr>
+          <w:ilvl w:val="0"/>
+          <w:numId w:val="12"/>
+        </w:numPr>
+      </w:pPr>
+      <w:r>
+        <w:rPr>
+          <w:b/>
+          <w:bCs/>
+        </w:rPr>
+        <w:t>Diminishing Correlation</w:t>
+      </w:r>
+      <w:r>
+        <w:t>: The increased dispersion at 24-hour lag compared to 1-hour lag indicates that autocorrelation weakens as the time horizon extends, though the daily pattern remains evident.</w:t>
+      </w:r>
+    </w:p>
+    <w:p>
+      <w:pPr>
+        <w:numPr>
+          <w:ilvl w:val="0"/>
+          <w:numId w:val="12"/>
+        </w:numPr>
+      </w:pPr>
+      <w:r>
+        <w:rPr>
+          <w:b/>
+          <w:bCs/>
+        </w:rPr>
+        <w:t>Linear and Non-Linear Patterns</w:t>
+      </w:r>
+      <w:r>
+        <w:t>: While the 1-hour relationship appears highly linear, the 24-hour lag shows some non-linearity, suggesting complex daily patterns.</w:t>
+      </w:r>
+    </w:p>
+    <w:p/>
+    <w:p/>
+    <w:p>
+      <w:r>
+        <w:br w:type="page"/>
+      </w:r>
+    </w:p>
+    <w:p>
+      <w:pPr>
+        <w:pStyle w:val="Heading1"/>
+      </w:pPr>
+      <w:r>
+        <w:lastRenderedPageBreak/>
+        <w:t>MODELING :</w:t>
+      </w:r>
+    </w:p>
+    <w:p/>
+    <w:p>
+      <w:r>
+        <w:t>The models used were both machine learning models and deep learning models</w:t>
+      </w:r>
+    </w:p>
+    <w:p/>
+    <w:p>
+      <w:r>
+        <w:t>The machine learning models are :</w:t>
+      </w:r>
+    </w:p>
+    <w:p>
+      <w:pPr>
+        <w:pStyle w:val="ListParagraph"/>
+        <w:numPr>
+          <w:ilvl w:val="0"/>
+          <w:numId w:val="13"/>
+        </w:numPr>
+      </w:pPr>
+      <w:r>
+        <w:t>XGBoost Classifier</w:t>
+      </w:r>
+    </w:p>
+    <w:p>
+      <w:pPr>
+        <w:pStyle w:val="ListParagraph"/>
+        <w:numPr>
+          <w:ilvl w:val="0"/>
+          <w:numId w:val="13"/>
+        </w:numPr>
+      </w:pPr>
+      <w:r>
+        <w:t>Random Forest Classifier</w:t>
+      </w:r>
+    </w:p>
+    <w:p/>
+    <w:p>
+      <w:r>
+        <w:t>These models leveraged:</w:t>
+      </w:r>
+    </w:p>
+    <w:p>
+      <w:pPr>
+        <w:numPr>
+          <w:ilvl w:val="0"/>
+          <w:numId w:val="15"/>
+        </w:numPr>
+      </w:pPr>
+      <w:r>
+        <w:t>Time features</w:t>
+      </w:r>
+    </w:p>
+    <w:p>
+      <w:pPr>
+        <w:numPr>
+          <w:ilvl w:val="0"/>
+          <w:numId w:val="15"/>
+        </w:numPr>
+      </w:pPr>
+      <w:r>
+        <w:t>Lag features</w:t>
+      </w:r>
+    </w:p>
+    <w:p>
+      <w:pPr>
+        <w:numPr>
+          <w:ilvl w:val="0"/>
+          <w:numId w:val="15"/>
+        </w:numPr>
+      </w:pPr>
+      <w:r>
+        <w:t>Rolling statistics</w:t>
+      </w:r>
+    </w:p>
+    <w:p/>
+    <w:p>
+      <w:r>
+        <w:t>For deep learning the models include:</w:t>
+      </w:r>
+    </w:p>
+    <w:p>
+      <w:pPr>
+        <w:pStyle w:val="ListParagraph"/>
         <w:numPr>
           <w:ilvl w:val="0"/>
           <w:numId w:val="14"/>
         </w:numPr>
       </w:pPr>
       <w:r>
-        <w:rPr>
-          <w:b/>
-          <w:bCs/>
-        </w:rPr>
-        <w:lastRenderedPageBreak/>
-        <w:t>Strong Short-Term Autocorrelation</w:t>
-      </w:r>
-      <w:r>
-        <w:t>: The 1-hour lag shows a tight, nearly linear relationship with current consumption, indicating that the previous hour's consumption is a strong predictor of the current hour.</w:t>
-      </w:r>
-    </w:p>
-    <w:p>
-      <w:pPr>
+        <w:t>Long Short-Term Memory (LSTM)</w:t>
+      </w:r>
+    </w:p>
+    <w:p>
+      <w:pPr>
+        <w:pStyle w:val="ListParagraph"/>
         <w:numPr>
           <w:ilvl w:val="0"/>
           <w:numId w:val="14"/>
         </w:numPr>
       </w:pPr>
       <w:r>
-        <w:rPr>
-          <w:b/>
-          <w:bCs/>
-        </w:rPr>
-        <w:t>Daily Cycle Persistence</w:t>
-      </w:r>
-      <w:r>
-        <w:t>: The 24-hour lag also exhibits positive correlation with current consumption but with noticeably more scatter, reflecting daily patterns persisting with variation.</w:t>
+        <w:t>Bidirectional Long Short-Term Memory (BiLSTM)</w:t>
+      </w:r>
+    </w:p>
+    <w:p/>
+    <w:p>
+      <w:r>
+        <w:t>For deep learning models we used 24-hour window period.</w:t>
+      </w:r>
+    </w:p>
+    <w:p/>
+    <w:p>
+      <w:pPr>
+        <w:rPr>
+          <w:b/>
+          <w:bCs/>
+        </w:rPr>
+      </w:pPr>
+      <w:r>
+        <w:rPr>
+          <w:b/>
+          <w:bCs/>
+        </w:rPr>
+        <w:t>Why a 24-hour window?</w:t>
+      </w:r>
+    </w:p>
+    <w:p>
+      <w:r>
+        <w:t xml:space="preserve">A </w:t>
+      </w:r>
+      <w:r>
+        <w:rPr>
+          <w:b/>
+          <w:bCs/>
+        </w:rPr>
+        <w:t>24-hour window</w:t>
+      </w:r>
+      <w:r>
+        <w:t xml:space="preserve"> was used because:</w:t>
       </w:r>
     </w:p>
     <w:p>
       <w:pPr>
         <w:numPr>
           <w:ilvl w:val="0"/>
-          <w:numId w:val="14"/>
-        </w:numPr>
-      </w:pPr>
-      <w:r>
-        <w:rPr>
-          <w:b/>
-          <w:bCs/>
-        </w:rPr>
-        <w:t>Predictive Potential</w:t>
-      </w:r>
-      <w:r>
-        <w:t>: Both lag features show substantial correlation with the target variable, suggesting they will be valuable predictors in forecasting models.</w:t>
+          <w:numId w:val="16"/>
+        </w:numPr>
+      </w:pPr>
+      <w:r>
+        <w:t xml:space="preserve">Energy consumption follows a </w:t>
+      </w:r>
+      <w:r>
+        <w:rPr>
+          <w:b/>
+          <w:bCs/>
+        </w:rPr>
+        <w:t>daily cycle</w:t>
       </w:r>
     </w:p>
     <w:p>
       <w:pPr>
         <w:numPr>
           <w:ilvl w:val="0"/>
-          <w:numId w:val="14"/>
-        </w:numPr>
-      </w:pPr>
-      <w:r>
-        <w:rPr>
-          <w:b/>
-          <w:bCs/>
-        </w:rPr>
-        <w:t>Diminishing Correlation</w:t>
-      </w:r>
-      <w:r>
-        <w:t>: The increased dispersion at 24-hour lag compared to 1-hour lag indicates that autocorrelation weakens as the time horizon extends, though the daily pattern remains evident.</w:t>
+          <w:numId w:val="16"/>
+        </w:numPr>
+      </w:pPr>
+      <w:r>
+        <w:t xml:space="preserve">It captures </w:t>
+      </w:r>
+      <w:r>
+        <w:rPr>
+          <w:b/>
+          <w:bCs/>
+        </w:rPr>
+        <w:t>intraday patterns</w:t>
       </w:r>
     </w:p>
     <w:p>
       <w:pPr>
         <w:numPr>
           <w:ilvl w:val="0"/>
-          <w:numId w:val="14"/>
-        </w:numPr>
-      </w:pPr>
-      <w:r>
-        <w:rPr>
-          <w:b/>
-          <w:bCs/>
-        </w:rPr>
-        <w:t>Linear and Non-Linear Patterns</w:t>
-      </w:r>
-      <w:r>
-        <w:t>: While the 1-hour relationship appears highly linear, the 24-hour lag shows some non-linearity, suggesting complex daily patterns.</w:t>
+          <w:numId w:val="16"/>
+        </w:numPr>
+      </w:pPr>
+      <w:r>
+        <w:t xml:space="preserve">Helps the model learn </w:t>
+      </w:r>
+      <w:r>
+        <w:rPr>
+          <w:b/>
+          <w:bCs/>
+        </w:rPr>
+        <w:t>short-term temporal dependencies</w:t>
+      </w:r>
+    </w:p>
+    <w:p>
+      <w:r>
+        <w:t xml:space="preserve">Each input sequence represents the </w:t>
+      </w:r>
+      <w:r>
+        <w:rPr>
+          <w:b/>
+          <w:bCs/>
+        </w:rPr>
+        <w:t>previous 24 hours</w:t>
+      </w:r>
+      <w:r>
+        <w:t>, used to predict the next value.</w:t>
       </w:r>
     </w:p>
     <w:p/>
     <w:p/>
     <w:p>
-      <w:r>
-        <w:br w:type="page"/>
-      </w:r>
-    </w:p>
-    <w:p>
       <w:pPr>
         <w:pStyle w:val="Heading1"/>
       </w:pPr>
       <w:r>
         <w:lastRenderedPageBreak/>
-        <w:t>MODELING :</w:t>
+        <w:t>EVALUATION :</w:t>
       </w:r>
     </w:p>
     <w:p/>
     <w:p>
       <w:r>
-        <w:t>The models used were both machine learning models and deep learning models</w:t>
-      </w:r>
-    </w:p>
-    <w:p/>
-    <w:p>
-      <w:r>
-        <w:t>The machine learning models are :</w:t>
+        <w:t>The metrics used to evaluate the models include :</w:t>
       </w:r>
     </w:p>
     <w:p>
       <w:pPr>
         <w:pStyle w:val="ListParagraph"/>
-        <w:numPr>
-          <w:ilvl w:val="0"/>
-          <w:numId w:val="15"/>
-        </w:numPr>
-      </w:pPr>
-      <w:r>
-        <w:t>XGBoost Classifier</w:t>
-      </w:r>
-    </w:p>
-    <w:p>
-      <w:pPr>
-        <w:pStyle w:val="ListParagraph"/>
-        <w:numPr>
-          <w:ilvl w:val="0"/>
-          <w:numId w:val="15"/>
-        </w:numPr>
-      </w:pPr>
-      <w:r>
-        <w:t>Random Forest Classifier</w:t>
-      </w:r>
-    </w:p>
-    <w:p/>
-    <w:p>
-      <w:r>
-        <w:t>These models leveraged:</w:t>
-      </w:r>
-    </w:p>
-    <w:p>
-      <w:pPr>
         <w:numPr>
           <w:ilvl w:val="0"/>
           <w:numId w:val="17"/>
         </w:numPr>
       </w:pPr>
       <w:r>
-        <w:t>Time features</w:t>
-      </w:r>
-    </w:p>
-    <w:p>
-      <w:pPr>
+        <w:t>Root Mean Squared Error (RMSE)</w:t>
+      </w:r>
+    </w:p>
+    <w:p>
+      <w:pPr>
+        <w:pStyle w:val="ListParagraph"/>
         <w:numPr>
           <w:ilvl w:val="0"/>
           <w:numId w:val="17"/>
         </w:numPr>
       </w:pPr>
       <w:r>
-        <w:t>Lag features</w:t>
-      </w:r>
-    </w:p>
-    <w:p>
-      <w:pPr>
+        <w:t>Mean Absolute Error (MAE)</w:t>
+      </w:r>
+    </w:p>
+    <w:p>
+      <w:pPr>
+        <w:pStyle w:val="ListParagraph"/>
         <w:numPr>
           <w:ilvl w:val="0"/>
           <w:numId w:val="17"/>
-        </w:numPr>
-      </w:pPr>
-      <w:r>
-        <w:t>Rolling statistics</w:t>
-      </w:r>
-    </w:p>
-    <w:p/>
-    <w:p>
-      <w:r>
-        <w:t>For deep learning the models include:</w:t>
-      </w:r>
-    </w:p>
-    <w:p>
-      <w:pPr>
-        <w:pStyle w:val="ListParagraph"/>
-        <w:numPr>
-          <w:ilvl w:val="0"/>
-          <w:numId w:val="16"/>
-        </w:numPr>
-      </w:pPr>
-      <w:r>
-        <w:t>Long Short-Term Memory (LSTM)</w:t>
-      </w:r>
-    </w:p>
-    <w:p>
-      <w:pPr>
-        <w:pStyle w:val="ListParagraph"/>
-        <w:numPr>
-          <w:ilvl w:val="0"/>
-          <w:numId w:val="16"/>
-        </w:numPr>
-      </w:pPr>
-      <w:r>
-        <w:t>Bidirectional Long Short-Term Memory (BiLSTM)</w:t>
-      </w:r>
-    </w:p>
-    <w:p/>
-    <w:p>
-      <w:r>
-        <w:t>For deep learning models we used 24-hour window period.</w:t>
-      </w:r>
-    </w:p>
-    <w:p/>
-    <w:p>
-      <w:pPr>
-        <w:rPr>
-          <w:b/>
-          <w:bCs/>
-        </w:rPr>
-      </w:pPr>
-      <w:r>
-        <w:rPr>
-          <w:b/>
-          <w:bCs/>
-        </w:rPr>
-        <w:t>Why a 24-hour window?</w:t>
-      </w:r>
-    </w:p>
-    <w:p>
-      <w:r>
-        <w:t xml:space="preserve">A </w:t>
-      </w:r>
-      <w:r>
-        <w:rPr>
-          <w:b/>
-          <w:bCs/>
-        </w:rPr>
-        <w:t>24-hour window</w:t>
-      </w:r>
-      <w:r>
-        <w:t xml:space="preserve"> was used because:</w:t>
-      </w:r>
-    </w:p>
-    <w:p>
-      <w:pPr>
-        <w:numPr>
-          <w:ilvl w:val="0"/>
-          <w:numId w:val="18"/>
-        </w:numPr>
-      </w:pPr>
-      <w:r>
-        <w:t xml:space="preserve">Energy consumption follows a </w:t>
-      </w:r>
-      <w:r>
-        <w:rPr>
-          <w:b/>
-          <w:bCs/>
-        </w:rPr>
-        <w:t>daily cycle</w:t>
-      </w:r>
-    </w:p>
-    <w:p>
-      <w:pPr>
-        <w:numPr>
-          <w:ilvl w:val="0"/>
-          <w:numId w:val="18"/>
-        </w:numPr>
-      </w:pPr>
-      <w:r>
-        <w:t xml:space="preserve">It captures </w:t>
-      </w:r>
-      <w:r>
-        <w:rPr>
-          <w:b/>
-          <w:bCs/>
-        </w:rPr>
-        <w:t>intraday patterns</w:t>
-      </w:r>
-    </w:p>
-    <w:p>
-      <w:pPr>
-        <w:numPr>
-          <w:ilvl w:val="0"/>
-          <w:numId w:val="18"/>
-        </w:numPr>
-      </w:pPr>
-      <w:r>
-        <w:t xml:space="preserve">Helps the model learn </w:t>
-      </w:r>
-      <w:r>
-        <w:rPr>
-          <w:b/>
-          <w:bCs/>
-        </w:rPr>
-        <w:t>short-term temporal dependencies</w:t>
-      </w:r>
-    </w:p>
-    <w:p>
-      <w:r>
-        <w:t xml:space="preserve">Each input sequence represents the </w:t>
-      </w:r>
-      <w:r>
-        <w:rPr>
-          <w:b/>
-          <w:bCs/>
-        </w:rPr>
-        <w:t>previous 24 hours</w:t>
-      </w:r>
-      <w:r>
-        <w:t>, used to predict the next value.</w:t>
-      </w:r>
-    </w:p>
-    <w:p/>
-    <w:p/>
-    <w:p>
-      <w:pPr>
-        <w:pStyle w:val="Heading1"/>
-      </w:pPr>
-      <w:r>
-        <w:lastRenderedPageBreak/>
-        <w:t>EVALUATION :</w:t>
-      </w:r>
-    </w:p>
-    <w:p/>
-    <w:p>
-      <w:r>
-        <w:t>The metrics used to evaluate the models include :</w:t>
-      </w:r>
-    </w:p>
-    <w:p>
-      <w:pPr>
-        <w:pStyle w:val="ListParagraph"/>
-        <w:numPr>
-          <w:ilvl w:val="0"/>
-          <w:numId w:val="20"/>
-        </w:numPr>
-      </w:pPr>
-      <w:r>
-        <w:t>Root Mean Squared Error (RMSE)</w:t>
-      </w:r>
-    </w:p>
-    <w:p>
-      <w:pPr>
-        <w:pStyle w:val="ListParagraph"/>
-        <w:numPr>
-          <w:ilvl w:val="0"/>
-          <w:numId w:val="20"/>
-        </w:numPr>
-      </w:pPr>
-      <w:r>
-        <w:t>Mean Absolute Error (MAE)</w:t>
-      </w:r>
-    </w:p>
-    <w:p>
-      <w:pPr>
-        <w:pStyle w:val="ListParagraph"/>
-        <w:numPr>
-          <w:ilvl w:val="0"/>
-          <w:numId w:val="20"/>
         </w:numPr>
       </w:pPr>
       <w:r>
@@ -3152,7 +3167,7 @@
       <w:pPr>
         <w:numPr>
           <w:ilvl w:val="0"/>
-          <w:numId w:val="21"/>
+          <w:numId w:val="18"/>
         </w:numPr>
         <w:spacing w:before="100" w:beforeAutospacing="1" w:after="100" w:afterAutospacing="1" w:line="240" w:lineRule="auto"/>
         <w:rPr>
@@ -3178,6 +3193,403 @@
           <w14:ligatures w14:val="none"/>
         </w:rPr>
         <w:t xml:space="preserve">  (Best overall)</w:t>
+      </w:r>
+    </w:p>
+    <w:p>
+      <w:pPr>
+        <w:numPr>
+          <w:ilvl w:val="0"/>
+          <w:numId w:val="18"/>
+        </w:numPr>
+        <w:spacing w:before="100" w:beforeAutospacing="1" w:after="100" w:afterAutospacing="1" w:line="240" w:lineRule="auto"/>
+        <w:rPr>
+          <w:rFonts w:eastAsia="Times New Roman" w:cs="Times New Roman"/>
+          <w:kern w:val="0"/>
+          <w14:ligatures w14:val="none"/>
+        </w:rPr>
+      </w:pPr>
+      <w:r>
+        <w:rPr>
+          <w:rFonts w:eastAsia="Times New Roman" w:cs="Times New Roman"/>
+          <w:b/>
+          <w:bCs/>
+          <w:kern w:val="0"/>
+          <w14:ligatures w14:val="none"/>
+        </w:rPr>
+        <w:t>Random Forest</w:t>
+      </w:r>
+      <w:r>
+        <w:rPr>
+          <w:rFonts w:eastAsia="Times New Roman" w:cs="Times New Roman"/>
+          <w:kern w:val="0"/>
+          <w14:ligatures w14:val="none"/>
+        </w:rPr>
+        <w:t xml:space="preserve">  (Very strong)</w:t>
+      </w:r>
+    </w:p>
+    <w:p>
+      <w:pPr>
+        <w:numPr>
+          <w:ilvl w:val="0"/>
+          <w:numId w:val="18"/>
+        </w:numPr>
+        <w:spacing w:before="100" w:beforeAutospacing="1" w:after="100" w:afterAutospacing="1" w:line="240" w:lineRule="auto"/>
+        <w:rPr>
+          <w:rFonts w:eastAsia="Times New Roman" w:cs="Times New Roman"/>
+          <w:kern w:val="0"/>
+          <w14:ligatures w14:val="none"/>
+        </w:rPr>
+      </w:pPr>
+      <w:r>
+        <w:rPr>
+          <w:rFonts w:eastAsia="Times New Roman" w:cs="Times New Roman"/>
+          <w:b/>
+          <w:bCs/>
+          <w:kern w:val="0"/>
+          <w14:ligatures w14:val="none"/>
+        </w:rPr>
+        <w:t>XGBoost</w:t>
+      </w:r>
+      <w:r>
+        <w:rPr>
+          <w:rFonts w:eastAsia="Times New Roman" w:cs="Times New Roman"/>
+          <w:kern w:val="0"/>
+          <w14:ligatures w14:val="none"/>
+        </w:rPr>
+        <w:t xml:space="preserve">  (Slightly behind RF)</w:t>
+      </w:r>
+    </w:p>
+    <w:p>
+      <w:pPr>
+        <w:numPr>
+          <w:ilvl w:val="0"/>
+          <w:numId w:val="18"/>
+        </w:numPr>
+        <w:spacing w:before="100" w:beforeAutospacing="1" w:after="100" w:afterAutospacing="1" w:line="240" w:lineRule="auto"/>
+        <w:rPr>
+          <w:rFonts w:eastAsia="Times New Roman" w:cs="Times New Roman"/>
+          <w:kern w:val="0"/>
+          <w14:ligatures w14:val="none"/>
+        </w:rPr>
+      </w:pPr>
+      <w:r>
+        <w:rPr>
+          <w:rFonts w:eastAsia="Times New Roman" w:cs="Times New Roman"/>
+          <w:b/>
+          <w:bCs/>
+          <w:kern w:val="0"/>
+          <w14:ligatures w14:val="none"/>
+        </w:rPr>
+        <w:t>LSTM</w:t>
+      </w:r>
+      <w:r>
+        <w:rPr>
+          <w:rFonts w:eastAsia="Times New Roman" w:cs="Times New Roman"/>
+          <w:kern w:val="0"/>
+          <w14:ligatures w14:val="none"/>
+        </w:rPr>
+        <w:t xml:space="preserve"> (Weakest)</w:t>
+      </w:r>
+    </w:p>
+    <w:p>
+      <w:pPr>
+        <w:spacing w:after="0" w:line="240" w:lineRule="auto"/>
+        <w:rPr>
+          <w:rFonts w:eastAsia="Times New Roman" w:cs="Times New Roman"/>
+          <w:kern w:val="0"/>
+          <w14:ligatures w14:val="none"/>
+        </w:rPr>
+      </w:pPr>
+    </w:p>
+    <w:p>
+      <w:pPr>
+        <w:pStyle w:val="Heading3"/>
+        <w:rPr>
+          <w:rFonts w:eastAsia="Times New Roman"/>
+          <w:b/>
+          <w:bCs/>
+        </w:rPr>
+      </w:pPr>
+      <w:r>
+        <w:rPr>
+          <w:rFonts w:eastAsia="Times New Roman"/>
+          <w:b/>
+          <w:bCs/>
+        </w:rPr>
+        <w:t>2. Key Observations</w:t>
+      </w:r>
+      <w:r>
+        <w:rPr>
+          <w:rFonts w:eastAsia="Times New Roman"/>
+          <w:b/>
+          <w:bCs/>
+        </w:rPr>
+        <w:t>:</w:t>
+      </w:r>
+    </w:p>
+    <w:p>
+      <w:pPr>
+        <w:spacing w:before="100" w:beforeAutospacing="1" w:after="100" w:afterAutospacing="1" w:line="240" w:lineRule="auto"/>
+        <w:outlineLvl w:val="2"/>
+        <w:rPr>
+          <w:rFonts w:eastAsia="Times New Roman" w:cs="Times New Roman"/>
+          <w:kern w:val="0"/>
+          <w:sz w:val="27"/>
+          <w:szCs w:val="27"/>
+          <w14:ligatures w14:val="none"/>
+        </w:rPr>
+      </w:pPr>
+      <w:r>
+        <w:rPr>
+          <w:rFonts w:eastAsia="Times New Roman" w:cs="Times New Roman"/>
+          <w:b/>
+          <w:bCs/>
+          <w:kern w:val="0"/>
+          <w:sz w:val="27"/>
+          <w:szCs w:val="27"/>
+          <w14:ligatures w14:val="none"/>
+        </w:rPr>
+        <w:t xml:space="preserve"> </w:t>
+      </w:r>
+      <w:r>
+        <w:rPr>
+          <w:rFonts w:eastAsia="Times New Roman" w:cs="Times New Roman"/>
+          <w:kern w:val="0"/>
+          <w:sz w:val="27"/>
+          <w:szCs w:val="27"/>
+          <w14:ligatures w14:val="none"/>
+        </w:rPr>
+        <w:t>BiLSTM Outperformed All Models</w:t>
+      </w:r>
+      <w:r>
+        <w:rPr>
+          <w:rFonts w:eastAsia="Times New Roman" w:cs="Times New Roman"/>
+          <w:kern w:val="0"/>
+          <w:sz w:val="27"/>
+          <w:szCs w:val="27"/>
+          <w14:ligatures w14:val="none"/>
+        </w:rPr>
+        <w:t>:</w:t>
+      </w:r>
+    </w:p>
+    <w:p>
+      <w:pPr>
+        <w:numPr>
+          <w:ilvl w:val="0"/>
+          <w:numId w:val="19"/>
+        </w:numPr>
+        <w:spacing w:before="100" w:beforeAutospacing="1" w:after="100" w:afterAutospacing="1" w:line="240" w:lineRule="auto"/>
+        <w:rPr>
+          <w:rFonts w:eastAsia="Times New Roman" w:cs="Times New Roman"/>
+          <w:kern w:val="0"/>
+          <w14:ligatures w14:val="none"/>
+        </w:rPr>
+      </w:pPr>
+      <w:r>
+        <w:rPr>
+          <w:rFonts w:eastAsia="Times New Roman" w:cs="Times New Roman"/>
+          <w:b/>
+          <w:bCs/>
+          <w:kern w:val="0"/>
+          <w14:ligatures w14:val="none"/>
+        </w:rPr>
+        <w:t>Lowest RMSE (658.26)</w:t>
+      </w:r>
+      <w:r>
+        <w:rPr>
+          <w:rFonts w:eastAsia="Times New Roman" w:cs="Times New Roman"/>
+          <w:kern w:val="0"/>
+          <w14:ligatures w14:val="none"/>
+        </w:rPr>
+        <w:t xml:space="preserve"> </w:t>
+      </w:r>
+    </w:p>
+    <w:p>
+      <w:pPr>
+        <w:numPr>
+          <w:ilvl w:val="0"/>
+          <w:numId w:val="19"/>
+        </w:numPr>
+        <w:spacing w:before="100" w:beforeAutospacing="1" w:after="100" w:afterAutospacing="1" w:line="240" w:lineRule="auto"/>
+        <w:rPr>
+          <w:rFonts w:eastAsia="Times New Roman" w:cs="Times New Roman"/>
+          <w:kern w:val="0"/>
+          <w14:ligatures w14:val="none"/>
+        </w:rPr>
+      </w:pPr>
+      <w:r>
+        <w:rPr>
+          <w:rFonts w:eastAsia="Times New Roman" w:cs="Times New Roman"/>
+          <w:kern w:val="0"/>
+          <w14:ligatures w14:val="none"/>
+        </w:rPr>
+        <w:t xml:space="preserve">Lowest </w:t>
+      </w:r>
+      <w:r>
+        <w:rPr>
+          <w:rFonts w:eastAsia="Times New Roman" w:cs="Times New Roman"/>
+          <w:b/>
+          <w:bCs/>
+          <w:kern w:val="0"/>
+          <w14:ligatures w14:val="none"/>
+        </w:rPr>
+        <w:t>MAE (397.29)</w:t>
+      </w:r>
+    </w:p>
+    <w:p>
+      <w:pPr>
+        <w:numPr>
+          <w:ilvl w:val="0"/>
+          <w:numId w:val="19"/>
+        </w:numPr>
+        <w:spacing w:before="100" w:beforeAutospacing="1" w:after="100" w:afterAutospacing="1" w:line="240" w:lineRule="auto"/>
+        <w:rPr>
+          <w:rFonts w:eastAsia="Times New Roman" w:cs="Times New Roman"/>
+          <w:kern w:val="0"/>
+          <w14:ligatures w14:val="none"/>
+        </w:rPr>
+      </w:pPr>
+      <w:r>
+        <w:rPr>
+          <w:rFonts w:eastAsia="Times New Roman" w:cs="Times New Roman"/>
+          <w:kern w:val="0"/>
+          <w14:ligatures w14:val="none"/>
+        </w:rPr>
+        <w:t>Highest</w:t>
+      </w:r>
+      <w:r>
+        <w:rPr>
+          <w:rFonts w:eastAsia="Times New Roman" w:cs="Times New Roman"/>
+          <w:b/>
+          <w:bCs/>
+          <w:kern w:val="0"/>
+          <w14:ligatures w14:val="none"/>
+        </w:rPr>
+        <w:t xml:space="preserve"> R² (98.98%)</w:t>
+      </w:r>
+    </w:p>
+    <w:p>
+      <w:pPr>
+        <w:spacing w:before="100" w:beforeAutospacing="1" w:after="100" w:afterAutospacing="1" w:line="240" w:lineRule="auto"/>
+        <w:rPr>
+          <w:rFonts w:eastAsia="Times New Roman" w:cs="Times New Roman"/>
+          <w:kern w:val="0"/>
+          <w14:ligatures w14:val="none"/>
+        </w:rPr>
+      </w:pPr>
+      <w:r>
+        <w:rPr>
+          <w:rFonts w:eastAsia="Times New Roman" w:cs="Times New Roman"/>
+          <w:kern w:val="0"/>
+          <w14:ligatures w14:val="none"/>
+        </w:rPr>
+        <w:t>Insight:</w:t>
+      </w:r>
+    </w:p>
+    <w:p>
+      <w:pPr>
+        <w:numPr>
+          <w:ilvl w:val="0"/>
+          <w:numId w:val="20"/>
+        </w:numPr>
+        <w:spacing w:before="100" w:beforeAutospacing="1" w:after="100" w:afterAutospacing="1" w:line="240" w:lineRule="auto"/>
+        <w:rPr>
+          <w:rFonts w:eastAsia="Times New Roman" w:cs="Times New Roman"/>
+          <w:kern w:val="0"/>
+          <w14:ligatures w14:val="none"/>
+        </w:rPr>
+      </w:pPr>
+      <w:r>
+        <w:rPr>
+          <w:rFonts w:eastAsia="Times New Roman" w:cs="Times New Roman"/>
+          <w:kern w:val="0"/>
+          <w14:ligatures w14:val="none"/>
+        </w:rPr>
+        <w:t xml:space="preserve">The Bidirectional structure captures </w:t>
+      </w:r>
+      <w:r>
+        <w:rPr>
+          <w:rFonts w:eastAsia="Times New Roman" w:cs="Times New Roman"/>
+          <w:b/>
+          <w:bCs/>
+          <w:kern w:val="0"/>
+          <w14:ligatures w14:val="none"/>
+        </w:rPr>
+        <w:t>both past and future temporal dependencies</w:t>
+      </w:r>
+    </w:p>
+    <w:p>
+      <w:pPr>
+        <w:numPr>
+          <w:ilvl w:val="0"/>
+          <w:numId w:val="20"/>
+        </w:numPr>
+        <w:spacing w:before="100" w:beforeAutospacing="1" w:after="100" w:afterAutospacing="1" w:line="240" w:lineRule="auto"/>
+        <w:rPr>
+          <w:rFonts w:eastAsia="Times New Roman" w:cs="Times New Roman"/>
+          <w:kern w:val="0"/>
+          <w14:ligatures w14:val="none"/>
+        </w:rPr>
+      </w:pPr>
+      <w:r>
+        <w:rPr>
+          <w:rFonts w:eastAsia="Times New Roman" w:cs="Times New Roman"/>
+          <w:kern w:val="0"/>
+          <w14:ligatures w14:val="none"/>
+        </w:rPr>
+        <w:t xml:space="preserve">Combined with the </w:t>
+      </w:r>
+      <w:r>
+        <w:rPr>
+          <w:rFonts w:eastAsia="Times New Roman" w:cs="Times New Roman"/>
+          <w:b/>
+          <w:bCs/>
+          <w:kern w:val="0"/>
+          <w14:ligatures w14:val="none"/>
+        </w:rPr>
+        <w:t>24-hour window</w:t>
+      </w:r>
+      <w:r>
+        <w:rPr>
+          <w:rFonts w:eastAsia="Times New Roman" w:cs="Times New Roman"/>
+          <w:kern w:val="0"/>
+          <w14:ligatures w14:val="none"/>
+        </w:rPr>
+        <w:t>, it effectively models daily energy patterns</w:t>
+      </w:r>
+    </w:p>
+    <w:p>
+      <w:pPr>
+        <w:spacing w:before="100" w:beforeAutospacing="1" w:after="100" w:afterAutospacing="1" w:line="240" w:lineRule="auto"/>
+        <w:outlineLvl w:val="2"/>
+        <w:rPr>
+          <w:rFonts w:eastAsia="Times New Roman" w:cs="Times New Roman"/>
+          <w:kern w:val="0"/>
+          <w:sz w:val="27"/>
+          <w:szCs w:val="27"/>
+          <w14:ligatures w14:val="none"/>
+        </w:rPr>
+      </w:pPr>
+      <w:r>
+        <w:rPr>
+          <w:rFonts w:eastAsia="Times New Roman" w:cs="Times New Roman"/>
+          <w:kern w:val="0"/>
+          <w:sz w:val="27"/>
+          <w:szCs w:val="27"/>
+          <w14:ligatures w14:val="none"/>
+        </w:rPr>
+        <w:lastRenderedPageBreak/>
+        <w:t xml:space="preserve"> Random Forest Performed Extremely Well</w:t>
+      </w:r>
+      <w:r>
+        <w:rPr>
+          <w:rFonts w:eastAsia="Times New Roman" w:cs="Times New Roman"/>
+          <w:kern w:val="0"/>
+          <w:sz w:val="27"/>
+          <w:szCs w:val="27"/>
+          <w14:ligatures w14:val="none"/>
+        </w:rPr>
+        <w:t>:</w:t>
       </w:r>
     </w:p>
     <w:p>
@@ -3196,20 +3608,20 @@
       <w:r>
         <w:rPr>
           <w:rFonts w:eastAsia="Times New Roman" w:cs="Times New Roman"/>
-          <w:b/>
-          <w:bCs/>
-          <w:kern w:val="0"/>
-          <w14:ligatures w14:val="none"/>
-        </w:rPr>
-        <w:t>Random Forest</w:t>
-      </w:r>
-      <w:r>
-        <w:rPr>
-          <w:rFonts w:eastAsia="Times New Roman" w:cs="Times New Roman"/>
-          <w:kern w:val="0"/>
-          <w14:ligatures w14:val="none"/>
-        </w:rPr>
-        <w:t xml:space="preserve">  (Very strong)</w:t>
+          <w:kern w:val="0"/>
+          <w14:ligatures w14:val="none"/>
+        </w:rPr>
+        <w:t xml:space="preserve">RMSE: </w:t>
+      </w:r>
+      <w:r>
+        <w:rPr>
+          <w:rFonts w:eastAsia="Times New Roman" w:cs="Times New Roman"/>
+          <w:b/>
+          <w:bCs/>
+          <w:kern w:val="0"/>
+          <w14:ligatures w14:val="none"/>
+        </w:rPr>
+        <w:t>669.08</w:t>
       </w:r>
     </w:p>
     <w:p>
@@ -3228,20 +3640,20 @@
       <w:r>
         <w:rPr>
           <w:rFonts w:eastAsia="Times New Roman" w:cs="Times New Roman"/>
-          <w:b/>
-          <w:bCs/>
-          <w:kern w:val="0"/>
-          <w14:ligatures w14:val="none"/>
-        </w:rPr>
-        <w:t>XGBoost</w:t>
-      </w:r>
-      <w:r>
-        <w:rPr>
-          <w:rFonts w:eastAsia="Times New Roman" w:cs="Times New Roman"/>
-          <w:kern w:val="0"/>
-          <w14:ligatures w14:val="none"/>
-        </w:rPr>
-        <w:t xml:space="preserve">  (Slightly behind RF)</w:t>
+          <w:kern w:val="0"/>
+          <w14:ligatures w14:val="none"/>
+        </w:rPr>
+        <w:t xml:space="preserve">MAE: </w:t>
+      </w:r>
+      <w:r>
+        <w:rPr>
+          <w:rFonts w:eastAsia="Times New Roman" w:cs="Times New Roman"/>
+          <w:b/>
+          <w:bCs/>
+          <w:kern w:val="0"/>
+          <w14:ligatures w14:val="none"/>
+        </w:rPr>
+        <w:t>429.93</w:t>
       </w:r>
     </w:p>
     <w:p>
@@ -3260,20 +3672,162 @@
       <w:r>
         <w:rPr>
           <w:rFonts w:eastAsia="Times New Roman" w:cs="Times New Roman"/>
-          <w:b/>
-          <w:bCs/>
-          <w:kern w:val="0"/>
-          <w14:ligatures w14:val="none"/>
-        </w:rPr>
-        <w:t>LSTM</w:t>
-      </w:r>
-      <w:r>
-        <w:rPr>
-          <w:rFonts w:eastAsia="Times New Roman" w:cs="Times New Roman"/>
-          <w:kern w:val="0"/>
-          <w14:ligatures w14:val="none"/>
-        </w:rPr>
-        <w:t xml:space="preserve"> (Weakest)</w:t>
+          <w:kern w:val="0"/>
+          <w14:ligatures w14:val="none"/>
+        </w:rPr>
+        <w:t xml:space="preserve">R²: </w:t>
+      </w:r>
+      <w:r>
+        <w:rPr>
+          <w:rFonts w:eastAsia="Times New Roman" w:cs="Times New Roman"/>
+          <w:b/>
+          <w:bCs/>
+          <w:kern w:val="0"/>
+          <w14:ligatures w14:val="none"/>
+        </w:rPr>
+        <w:t>98.95%</w:t>
+      </w:r>
+    </w:p>
+    <w:p>
+      <w:pPr>
+        <w:spacing w:before="100" w:beforeAutospacing="1" w:after="100" w:afterAutospacing="1" w:line="240" w:lineRule="auto"/>
+        <w:rPr>
+          <w:rFonts w:eastAsia="Times New Roman" w:cs="Times New Roman"/>
+          <w:kern w:val="0"/>
+          <w14:ligatures w14:val="none"/>
+        </w:rPr>
+      </w:pPr>
+      <w:r>
+        <w:rPr>
+          <w:rFonts w:eastAsia="Times New Roman" w:cs="Times New Roman"/>
+          <w:kern w:val="0"/>
+          <w14:ligatures w14:val="none"/>
+        </w:rPr>
+        <w:t xml:space="preserve"> Insight:</w:t>
+      </w:r>
+    </w:p>
+    <w:p>
+      <w:pPr>
+        <w:numPr>
+          <w:ilvl w:val="0"/>
+          <w:numId w:val="22"/>
+        </w:numPr>
+        <w:spacing w:before="100" w:beforeAutospacing="1" w:after="100" w:afterAutospacing="1" w:line="240" w:lineRule="auto"/>
+        <w:rPr>
+          <w:rFonts w:eastAsia="Times New Roman" w:cs="Times New Roman"/>
+          <w:kern w:val="0"/>
+          <w14:ligatures w14:val="none"/>
+        </w:rPr>
+      </w:pPr>
+      <w:r>
+        <w:rPr>
+          <w:rFonts w:eastAsia="Times New Roman" w:cs="Times New Roman"/>
+          <w:kern w:val="0"/>
+          <w14:ligatures w14:val="none"/>
+        </w:rPr>
+        <w:t>Strong performance due to:</w:t>
+      </w:r>
+    </w:p>
+    <w:p>
+      <w:pPr>
+        <w:numPr>
+          <w:ilvl w:val="1"/>
+          <w:numId w:val="22"/>
+        </w:numPr>
+        <w:spacing w:before="100" w:beforeAutospacing="1" w:after="100" w:afterAutospacing="1" w:line="240" w:lineRule="auto"/>
+        <w:rPr>
+          <w:rFonts w:eastAsia="Times New Roman" w:cs="Times New Roman"/>
+          <w:kern w:val="0"/>
+          <w14:ligatures w14:val="none"/>
+        </w:rPr>
+      </w:pPr>
+      <w:r>
+        <w:rPr>
+          <w:rFonts w:eastAsia="Times New Roman" w:cs="Times New Roman"/>
+          <w:kern w:val="0"/>
+          <w14:ligatures w14:val="none"/>
+        </w:rPr>
+        <w:t>Lag features</w:t>
+      </w:r>
+    </w:p>
+    <w:p>
+      <w:pPr>
+        <w:numPr>
+          <w:ilvl w:val="1"/>
+          <w:numId w:val="22"/>
+        </w:numPr>
+        <w:spacing w:before="100" w:beforeAutospacing="1" w:after="100" w:afterAutospacing="1" w:line="240" w:lineRule="auto"/>
+        <w:rPr>
+          <w:rFonts w:eastAsia="Times New Roman" w:cs="Times New Roman"/>
+          <w:kern w:val="0"/>
+          <w14:ligatures w14:val="none"/>
+        </w:rPr>
+      </w:pPr>
+      <w:r>
+        <w:rPr>
+          <w:rFonts w:eastAsia="Times New Roman" w:cs="Times New Roman"/>
+          <w:kern w:val="0"/>
+          <w14:ligatures w14:val="none"/>
+        </w:rPr>
+        <w:t>Rolling averages</w:t>
+      </w:r>
+    </w:p>
+    <w:p>
+      <w:pPr>
+        <w:numPr>
+          <w:ilvl w:val="1"/>
+          <w:numId w:val="22"/>
+        </w:numPr>
+        <w:spacing w:before="100" w:beforeAutospacing="1" w:after="100" w:afterAutospacing="1" w:line="240" w:lineRule="auto"/>
+        <w:rPr>
+          <w:rFonts w:eastAsia="Times New Roman" w:cs="Times New Roman"/>
+          <w:kern w:val="0"/>
+          <w14:ligatures w14:val="none"/>
+        </w:rPr>
+      </w:pPr>
+      <w:r>
+        <w:rPr>
+          <w:rFonts w:eastAsia="Times New Roman" w:cs="Times New Roman"/>
+          <w:kern w:val="0"/>
+          <w14:ligatures w14:val="none"/>
+        </w:rPr>
+        <w:t>Time-based features</w:t>
+      </w:r>
+    </w:p>
+    <w:p>
+      <w:pPr>
+        <w:spacing w:before="100" w:beforeAutospacing="1" w:after="100" w:afterAutospacing="1" w:line="240" w:lineRule="auto"/>
+        <w:rPr>
+          <w:rFonts w:eastAsia="Times New Roman" w:cs="Times New Roman"/>
+          <w:kern w:val="0"/>
+          <w14:ligatures w14:val="none"/>
+        </w:rPr>
+      </w:pPr>
+      <w:r>
+        <w:rPr>
+          <w:rFonts w:eastAsia="Times New Roman" w:cs="Times New Roman"/>
+          <w:kern w:val="0"/>
+          <w14:ligatures w14:val="none"/>
+        </w:rPr>
+        <w:t xml:space="preserve"> This confirms:</w:t>
+      </w:r>
+    </w:p>
+    <w:p>
+      <w:pPr>
+        <w:spacing w:before="100" w:beforeAutospacing="1" w:after="100" w:afterAutospacing="1" w:line="240" w:lineRule="auto"/>
+        <w:rPr>
+          <w:rFonts w:eastAsia="Times New Roman" w:cs="Times New Roman"/>
+          <w:kern w:val="0"/>
+          <w14:ligatures w14:val="none"/>
+        </w:rPr>
+      </w:pPr>
+      <w:r>
+        <w:rPr>
+          <w:rFonts w:eastAsia="Times New Roman" w:cs="Times New Roman"/>
+          <w:kern w:val="0"/>
+          <w14:ligatures w14:val="none"/>
+        </w:rPr>
+        <w:t>Feature engineering can rival deep learning in time series problems</w:t>
       </w:r>
     </w:p>
     <w:p>
@@ -3285,32 +3839,6 @@
           <w14:ligatures w14:val="none"/>
         </w:rPr>
       </w:pPr>
-    </w:p>
-    <w:p>
-      <w:pPr>
-        <w:pStyle w:val="Heading3"/>
-        <w:rPr>
-          <w:rFonts w:eastAsia="Times New Roman"/>
-          <w:b/>
-          <w:bCs/>
-        </w:rPr>
-      </w:pPr>
-      <w:r>
-        <w:rPr>
-          <w:rFonts w:eastAsia="Times New Roman"/>
-          <w:b/>
-          <w:bCs/>
-        </w:rPr>
-        <w:t>2. Key Observations</w:t>
-      </w:r>
-      <w:r>
-        <w:rPr>
-          <w:rFonts w:eastAsia="Times New Roman"/>
-          <w:b/>
-          <w:bCs/>
-        </w:rPr>
-        <w:t>:</w:t>
-      </w:r>
     </w:p>
     <w:p>
       <w:pPr>
@@ -3327,14 +3855,12 @@
       <w:r>
         <w:rPr>
           <w:rFonts w:eastAsia="Times New Roman" w:cs="Times New Roman"/>
-          <w:b/>
-          <w:bCs/>
           <w:kern w:val="0"/>
           <w:sz w:val="27"/>
           <w:szCs w:val="27"/>
           <w14:ligatures w14:val="none"/>
         </w:rPr>
-        <w:t xml:space="preserve"> </w:t>
+        <w:t>XGBoost Slightly Underperformed vs Random Forest</w:t>
       </w:r>
       <w:r>
         <w:rPr>
@@ -3344,9 +3870,261 @@
           <w:szCs w:val="27"/>
           <w14:ligatures w14:val="none"/>
         </w:rPr>
-        <w:t>BiLSTM Outperformed All Models</w:t>
-      </w:r>
-      <w:r>
+        <w:t>:</w:t>
+      </w:r>
+    </w:p>
+    <w:p>
+      <w:pPr>
+        <w:numPr>
+          <w:ilvl w:val="0"/>
+          <w:numId w:val="23"/>
+        </w:numPr>
+        <w:spacing w:before="100" w:beforeAutospacing="1" w:after="100" w:afterAutospacing="1" w:line="240" w:lineRule="auto"/>
+        <w:rPr>
+          <w:rFonts w:eastAsia="Times New Roman" w:cs="Times New Roman"/>
+          <w:kern w:val="0"/>
+          <w14:ligatures w14:val="none"/>
+        </w:rPr>
+      </w:pPr>
+      <w:r>
+        <w:rPr>
+          <w:rFonts w:eastAsia="Times New Roman" w:cs="Times New Roman"/>
+          <w:kern w:val="0"/>
+          <w14:ligatures w14:val="none"/>
+        </w:rPr>
+        <w:t xml:space="preserve">RMSE: </w:t>
+      </w:r>
+      <w:r>
+        <w:rPr>
+          <w:rFonts w:eastAsia="Times New Roman" w:cs="Times New Roman"/>
+          <w:b/>
+          <w:bCs/>
+          <w:kern w:val="0"/>
+          <w14:ligatures w14:val="none"/>
+        </w:rPr>
+        <w:t>680.3</w:t>
+      </w:r>
+    </w:p>
+    <w:p>
+      <w:pPr>
+        <w:numPr>
+          <w:ilvl w:val="0"/>
+          <w:numId w:val="23"/>
+        </w:numPr>
+        <w:spacing w:before="100" w:beforeAutospacing="1" w:after="100" w:afterAutospacing="1" w:line="240" w:lineRule="auto"/>
+        <w:rPr>
+          <w:rFonts w:eastAsia="Times New Roman" w:cs="Times New Roman"/>
+          <w:kern w:val="0"/>
+          <w14:ligatures w14:val="none"/>
+        </w:rPr>
+      </w:pPr>
+      <w:r>
+        <w:rPr>
+          <w:rFonts w:eastAsia="Times New Roman" w:cs="Times New Roman"/>
+          <w:kern w:val="0"/>
+          <w14:ligatures w14:val="none"/>
+        </w:rPr>
+        <w:t xml:space="preserve">MAE: </w:t>
+      </w:r>
+      <w:r>
+        <w:rPr>
+          <w:rFonts w:eastAsia="Times New Roman" w:cs="Times New Roman"/>
+          <w:b/>
+          <w:bCs/>
+          <w:kern w:val="0"/>
+          <w14:ligatures w14:val="none"/>
+        </w:rPr>
+        <w:t>450.34</w:t>
+      </w:r>
+    </w:p>
+    <w:p>
+      <w:pPr>
+        <w:numPr>
+          <w:ilvl w:val="0"/>
+          <w:numId w:val="23"/>
+        </w:numPr>
+        <w:spacing w:before="100" w:beforeAutospacing="1" w:after="100" w:afterAutospacing="1" w:line="240" w:lineRule="auto"/>
+        <w:rPr>
+          <w:rFonts w:eastAsia="Times New Roman" w:cs="Times New Roman"/>
+          <w:kern w:val="0"/>
+          <w14:ligatures w14:val="none"/>
+        </w:rPr>
+      </w:pPr>
+      <w:r>
+        <w:rPr>
+          <w:rFonts w:eastAsia="Times New Roman" w:cs="Times New Roman"/>
+          <w:kern w:val="0"/>
+          <w14:ligatures w14:val="none"/>
+        </w:rPr>
+        <w:t xml:space="preserve">R²: </w:t>
+      </w:r>
+      <w:r>
+        <w:rPr>
+          <w:rFonts w:eastAsia="Times New Roman" w:cs="Times New Roman"/>
+          <w:b/>
+          <w:bCs/>
+          <w:kern w:val="0"/>
+          <w14:ligatures w14:val="none"/>
+        </w:rPr>
+        <w:t>98.91%</w:t>
+      </w:r>
+    </w:p>
+    <w:p>
+      <w:pPr>
+        <w:spacing w:before="100" w:beforeAutospacing="1" w:after="100" w:afterAutospacing="1" w:line="240" w:lineRule="auto"/>
+        <w:rPr>
+          <w:rFonts w:eastAsia="Times New Roman" w:cs="Times New Roman"/>
+          <w:kern w:val="0"/>
+          <w14:ligatures w14:val="none"/>
+        </w:rPr>
+      </w:pPr>
+      <w:r>
+        <w:rPr>
+          <w:rFonts w:eastAsia="Times New Roman" w:cs="Times New Roman"/>
+          <w:kern w:val="0"/>
+          <w14:ligatures w14:val="none"/>
+        </w:rPr>
+        <w:t>Insight:</w:t>
+      </w:r>
+    </w:p>
+    <w:p>
+      <w:pPr>
+        <w:numPr>
+          <w:ilvl w:val="0"/>
+          <w:numId w:val="24"/>
+        </w:numPr>
+        <w:spacing w:before="100" w:beforeAutospacing="1" w:after="100" w:afterAutospacing="1" w:line="240" w:lineRule="auto"/>
+        <w:rPr>
+          <w:rFonts w:eastAsia="Times New Roman" w:cs="Times New Roman"/>
+          <w:kern w:val="0"/>
+          <w14:ligatures w14:val="none"/>
+        </w:rPr>
+      </w:pPr>
+      <w:r>
+        <w:rPr>
+          <w:rFonts w:eastAsia="Times New Roman" w:cs="Times New Roman"/>
+          <w:kern w:val="0"/>
+          <w14:ligatures w14:val="none"/>
+        </w:rPr>
+        <w:t>Very close to Random Forest, but:</w:t>
+      </w:r>
+    </w:p>
+    <w:p>
+      <w:pPr>
+        <w:numPr>
+          <w:ilvl w:val="1"/>
+          <w:numId w:val="24"/>
+        </w:numPr>
+        <w:spacing w:before="100" w:beforeAutospacing="1" w:after="100" w:afterAutospacing="1" w:line="240" w:lineRule="auto"/>
+        <w:rPr>
+          <w:rFonts w:eastAsia="Times New Roman" w:cs="Times New Roman"/>
+          <w:kern w:val="0"/>
+          <w14:ligatures w14:val="none"/>
+        </w:rPr>
+      </w:pPr>
+      <w:r>
+        <w:rPr>
+          <w:rFonts w:eastAsia="Times New Roman" w:cs="Times New Roman"/>
+          <w:kern w:val="0"/>
+          <w14:ligatures w14:val="none"/>
+        </w:rPr>
+        <w:t>Likely sensitive to hyperparameters</w:t>
+      </w:r>
+    </w:p>
+    <w:p>
+      <w:pPr>
+        <w:numPr>
+          <w:ilvl w:val="1"/>
+          <w:numId w:val="24"/>
+        </w:numPr>
+        <w:spacing w:before="100" w:beforeAutospacing="1" w:after="100" w:afterAutospacing="1" w:line="240" w:lineRule="auto"/>
+        <w:rPr>
+          <w:rFonts w:eastAsia="Times New Roman" w:cs="Times New Roman"/>
+          <w:kern w:val="0"/>
+          <w14:ligatures w14:val="none"/>
+        </w:rPr>
+      </w:pPr>
+      <w:r>
+        <w:rPr>
+          <w:rFonts w:eastAsia="Times New Roman" w:cs="Times New Roman"/>
+          <w:kern w:val="0"/>
+          <w14:ligatures w14:val="none"/>
+        </w:rPr>
+        <w:t>May need more tuning</w:t>
+      </w:r>
+    </w:p>
+    <w:p>
+      <w:pPr>
+        <w:spacing w:before="100" w:beforeAutospacing="1" w:after="100" w:afterAutospacing="1" w:line="240" w:lineRule="auto"/>
+        <w:rPr>
+          <w:rFonts w:eastAsia="Times New Roman" w:cs="Times New Roman"/>
+          <w:kern w:val="0"/>
+          <w14:ligatures w14:val="none"/>
+        </w:rPr>
+      </w:pPr>
+      <w:r>
+        <w:rPr>
+          <w:rFonts w:eastAsia="Times New Roman" w:cs="Times New Roman"/>
+          <w:kern w:val="0"/>
+          <w14:ligatures w14:val="none"/>
+        </w:rPr>
+        <w:t>Important:</w:t>
+      </w:r>
+    </w:p>
+    <w:p>
+      <w:pPr>
+        <w:numPr>
+          <w:ilvl w:val="0"/>
+          <w:numId w:val="25"/>
+        </w:numPr>
+        <w:spacing w:before="100" w:beforeAutospacing="1" w:after="100" w:afterAutospacing="1" w:line="240" w:lineRule="auto"/>
+        <w:rPr>
+          <w:rFonts w:eastAsia="Times New Roman" w:cs="Times New Roman"/>
+          <w:kern w:val="0"/>
+          <w14:ligatures w14:val="none"/>
+        </w:rPr>
+      </w:pPr>
+      <w:r>
+        <w:rPr>
+          <w:rFonts w:eastAsia="Times New Roman" w:cs="Times New Roman"/>
+          <w:kern w:val="0"/>
+          <w14:ligatures w14:val="none"/>
+        </w:rPr>
+        <w:t xml:space="preserve">Difference is </w:t>
+      </w:r>
+      <w:r>
+        <w:rPr>
+          <w:rFonts w:eastAsia="Times New Roman" w:cs="Times New Roman"/>
+          <w:b/>
+          <w:bCs/>
+          <w:kern w:val="0"/>
+          <w14:ligatures w14:val="none"/>
+        </w:rPr>
+        <w:t>very small</w:t>
+      </w:r>
+      <w:r>
+        <w:rPr>
+          <w:rFonts w:eastAsia="Times New Roman" w:cs="Times New Roman"/>
+          <w:kern w:val="0"/>
+          <w14:ligatures w14:val="none"/>
+        </w:rPr>
+        <w:t>, so both are highly competitive</w:t>
+      </w:r>
+    </w:p>
+    <w:p>
+      <w:pPr>
+        <w:spacing w:after="0" w:line="240" w:lineRule="auto"/>
+        <w:rPr>
+          <w:rFonts w:eastAsia="Times New Roman" w:cs="Times New Roman"/>
+          <w:kern w:val="0"/>
+          <w14:ligatures w14:val="none"/>
+        </w:rPr>
+      </w:pPr>
+    </w:p>
+    <w:p>
+      <w:pPr>
+        <w:spacing w:before="100" w:beforeAutospacing="1" w:after="100" w:afterAutospacing="1" w:line="240" w:lineRule="auto"/>
+        <w:outlineLvl w:val="2"/>
         <w:rPr>
           <w:rFonts w:eastAsia="Times New Roman" w:cs="Times New Roman"/>
           <w:kern w:val="0"/>
@@ -3354,6 +4132,25 @@
           <w:szCs w:val="27"/>
           <w14:ligatures w14:val="none"/>
         </w:rPr>
+      </w:pPr>
+      <w:r>
+        <w:rPr>
+          <w:rFonts w:eastAsia="Times New Roman" w:cs="Times New Roman"/>
+          <w:kern w:val="0"/>
+          <w:sz w:val="27"/>
+          <w:szCs w:val="27"/>
+          <w14:ligatures w14:val="none"/>
+        </w:rPr>
+        <w:t xml:space="preserve"> LSTM Underperformed Significantly</w:t>
+      </w:r>
+      <w:r>
+        <w:rPr>
+          <w:rFonts w:eastAsia="Times New Roman" w:cs="Times New Roman"/>
+          <w:kern w:val="0"/>
+          <w:sz w:val="27"/>
+          <w:szCs w:val="27"/>
+          <w14:ligatures w14:val="none"/>
+        </w:rPr>
         <w:t>:</w:t>
       </w:r>
     </w:p>
@@ -3361,7 +4158,7 @@
       <w:pPr>
         <w:numPr>
           <w:ilvl w:val="0"/>
-          <w:numId w:val="22"/>
+          <w:numId w:val="26"/>
         </w:numPr>
         <w:spacing w:before="100" w:beforeAutospacing="1" w:after="100" w:afterAutospacing="1" w:line="240" w:lineRule="auto"/>
         <w:rPr>
@@ -3373,27 +4170,27 @@
       <w:r>
         <w:rPr>
           <w:rFonts w:eastAsia="Times New Roman" w:cs="Times New Roman"/>
-          <w:b/>
-          <w:bCs/>
-          <w:kern w:val="0"/>
-          <w14:ligatures w14:val="none"/>
-        </w:rPr>
-        <w:t>Lowest RMSE (658.26)</w:t>
-      </w:r>
-      <w:r>
-        <w:rPr>
-          <w:rFonts w:eastAsia="Times New Roman" w:cs="Times New Roman"/>
-          <w:kern w:val="0"/>
-          <w14:ligatures w14:val="none"/>
-        </w:rPr>
-        <w:t xml:space="preserve"> </w:t>
+          <w:kern w:val="0"/>
+          <w14:ligatures w14:val="none"/>
+        </w:rPr>
+        <w:t xml:space="preserve">RMSE: </w:t>
+      </w:r>
+      <w:r>
+        <w:rPr>
+          <w:rFonts w:eastAsia="Times New Roman" w:cs="Times New Roman"/>
+          <w:b/>
+          <w:bCs/>
+          <w:kern w:val="0"/>
+          <w14:ligatures w14:val="none"/>
+        </w:rPr>
+        <w:t>1211.3</w:t>
       </w:r>
     </w:p>
     <w:p>
       <w:pPr>
         <w:numPr>
           <w:ilvl w:val="0"/>
-          <w:numId w:val="22"/>
+          <w:numId w:val="26"/>
         </w:numPr>
         <w:spacing w:before="100" w:beforeAutospacing="1" w:after="100" w:afterAutospacing="1" w:line="240" w:lineRule="auto"/>
         <w:rPr>
@@ -3408,24 +4205,24 @@
           <w:kern w:val="0"/>
           <w14:ligatures w14:val="none"/>
         </w:rPr>
-        <w:t xml:space="preserve">Lowest </w:t>
-      </w:r>
-      <w:r>
-        <w:rPr>
-          <w:rFonts w:eastAsia="Times New Roman" w:cs="Times New Roman"/>
-          <w:b/>
-          <w:bCs/>
-          <w:kern w:val="0"/>
-          <w14:ligatures w14:val="none"/>
-        </w:rPr>
-        <w:t>MAE (397.29)</w:t>
+        <w:t xml:space="preserve">MAE: </w:t>
+      </w:r>
+      <w:r>
+        <w:rPr>
+          <w:rFonts w:eastAsia="Times New Roman" w:cs="Times New Roman"/>
+          <w:b/>
+          <w:bCs/>
+          <w:kern w:val="0"/>
+          <w14:ligatures w14:val="none"/>
+        </w:rPr>
+        <w:t>919.16</w:t>
       </w:r>
     </w:p>
     <w:p>
       <w:pPr>
         <w:numPr>
           <w:ilvl w:val="0"/>
-          <w:numId w:val="22"/>
+          <w:numId w:val="26"/>
         </w:numPr>
         <w:spacing w:before="100" w:beforeAutospacing="1" w:after="100" w:afterAutospacing="1" w:line="240" w:lineRule="auto"/>
         <w:rPr>
@@ -3440,17 +4237,17 @@
           <w:kern w:val="0"/>
           <w14:ligatures w14:val="none"/>
         </w:rPr>
-        <w:t>Highest</w:t>
-      </w:r>
-      <w:r>
-        <w:rPr>
-          <w:rFonts w:eastAsia="Times New Roman" w:cs="Times New Roman"/>
-          <w:b/>
-          <w:bCs/>
-          <w:kern w:val="0"/>
-          <w14:ligatures w14:val="none"/>
-        </w:rPr>
-        <w:t xml:space="preserve"> R² (98.98%)</w:t>
+        <w:t xml:space="preserve">R²: </w:t>
+      </w:r>
+      <w:r>
+        <w:rPr>
+          <w:rFonts w:eastAsia="Times New Roman" w:cs="Times New Roman"/>
+          <w:b/>
+          <w:bCs/>
+          <w:kern w:val="0"/>
+          <w14:ligatures w14:val="none"/>
+        </w:rPr>
+        <w:t>96.56%</w:t>
       </w:r>
     </w:p>
     <w:p>
@@ -3468,14 +4265,14 @@
           <w:kern w:val="0"/>
           <w14:ligatures w14:val="none"/>
         </w:rPr>
-        <w:t>Insight:</w:t>
+        <w:t xml:space="preserve"> Insight:</w:t>
       </w:r>
     </w:p>
     <w:p>
       <w:pPr>
         <w:numPr>
           <w:ilvl w:val="0"/>
-          <w:numId w:val="23"/>
+          <w:numId w:val="27"/>
         </w:numPr>
         <w:spacing w:before="100" w:beforeAutospacing="1" w:after="100" w:afterAutospacing="1" w:line="240" w:lineRule="auto"/>
         <w:rPr>
@@ -3490,24 +4287,14 @@
           <w:kern w:val="0"/>
           <w14:ligatures w14:val="none"/>
         </w:rPr>
-        <w:t xml:space="preserve">The Bidirectional structure captures </w:t>
-      </w:r>
-      <w:r>
-        <w:rPr>
-          <w:rFonts w:eastAsia="Times New Roman" w:cs="Times New Roman"/>
-          <w:b/>
-          <w:bCs/>
-          <w:kern w:val="0"/>
-          <w14:ligatures w14:val="none"/>
-        </w:rPr>
-        <w:t>both past and future temporal dependencies</w:t>
-      </w:r>
-    </w:p>
-    <w:p>
-      <w:pPr>
-        <w:numPr>
-          <w:ilvl w:val="0"/>
-          <w:numId w:val="23"/>
+        <w:t>Struggled due to:</w:t>
+      </w:r>
+    </w:p>
+    <w:p>
+      <w:pPr>
+        <w:numPr>
+          <w:ilvl w:val="1"/>
+          <w:numId w:val="27"/>
         </w:numPr>
         <w:spacing w:before="100" w:beforeAutospacing="1" w:after="100" w:afterAutospacing="1" w:line="240" w:lineRule="auto"/>
         <w:rPr>
@@ -3522,25 +4309,97 @@
           <w:kern w:val="0"/>
           <w14:ligatures w14:val="none"/>
         </w:rPr>
-        <w:t xml:space="preserve">Combined with the </w:t>
-      </w:r>
-      <w:r>
-        <w:rPr>
-          <w:rFonts w:eastAsia="Times New Roman" w:cs="Times New Roman"/>
-          <w:b/>
-          <w:bCs/>
-          <w:kern w:val="0"/>
-          <w14:ligatures w14:val="none"/>
-        </w:rPr>
-        <w:t>24-hour window</w:t>
-      </w:r>
-      <w:r>
-        <w:rPr>
-          <w:rFonts w:eastAsia="Times New Roman" w:cs="Times New Roman"/>
-          <w:kern w:val="0"/>
-          <w14:ligatures w14:val="none"/>
-        </w:rPr>
-        <w:t>, it effectively models daily energy patterns</w:t>
+        <w:lastRenderedPageBreak/>
+        <w:t>Simpler architecture compared to BiLSTM</w:t>
+      </w:r>
+    </w:p>
+    <w:p>
+      <w:pPr>
+        <w:numPr>
+          <w:ilvl w:val="1"/>
+          <w:numId w:val="27"/>
+        </w:numPr>
+        <w:spacing w:before="100" w:beforeAutospacing="1" w:after="100" w:afterAutospacing="1" w:line="240" w:lineRule="auto"/>
+        <w:rPr>
+          <w:rFonts w:eastAsia="Times New Roman" w:cs="Times New Roman"/>
+          <w:kern w:val="0"/>
+          <w14:ligatures w14:val="none"/>
+        </w:rPr>
+      </w:pPr>
+      <w:r>
+        <w:rPr>
+          <w:rFonts w:eastAsia="Times New Roman" w:cs="Times New Roman"/>
+          <w:kern w:val="0"/>
+          <w14:ligatures w14:val="none"/>
+        </w:rPr>
+        <w:t>Possibly insufficient feature representation</w:t>
+      </w:r>
+    </w:p>
+    <w:p>
+      <w:pPr>
+        <w:numPr>
+          <w:ilvl w:val="1"/>
+          <w:numId w:val="27"/>
+        </w:numPr>
+        <w:spacing w:before="100" w:beforeAutospacing="1" w:after="100" w:afterAutospacing="1" w:line="240" w:lineRule="auto"/>
+        <w:rPr>
+          <w:rFonts w:eastAsia="Times New Roman" w:cs="Times New Roman"/>
+          <w:kern w:val="0"/>
+          <w14:ligatures w14:val="none"/>
+        </w:rPr>
+      </w:pPr>
+      <w:r>
+        <w:rPr>
+          <w:rFonts w:eastAsia="Times New Roman" w:cs="Times New Roman"/>
+          <w:kern w:val="0"/>
+          <w14:ligatures w14:val="none"/>
+        </w:rPr>
+        <w:t>Limited ability to capture complex patterns in one direction</w:t>
+      </w:r>
+    </w:p>
+    <w:p>
+      <w:pPr>
+        <w:spacing w:after="0" w:line="240" w:lineRule="auto"/>
+        <w:rPr>
+          <w:rFonts w:eastAsia="Times New Roman" w:cs="Times New Roman"/>
+          <w:kern w:val="0"/>
+          <w14:ligatures w14:val="none"/>
+        </w:rPr>
+      </w:pPr>
+    </w:p>
+    <w:p>
+      <w:pPr>
+        <w:spacing w:before="100" w:beforeAutospacing="1" w:after="100" w:afterAutospacing="1" w:line="240" w:lineRule="auto"/>
+        <w:outlineLvl w:val="1"/>
+        <w:rPr>
+          <w:rFonts w:eastAsia="Times New Roman" w:cs="Times New Roman"/>
+          <w:b/>
+          <w:bCs/>
+          <w:kern w:val="0"/>
+          <w:sz w:val="36"/>
+          <w:szCs w:val="36"/>
+          <w14:ligatures w14:val="none"/>
+        </w:rPr>
+      </w:pPr>
+      <w:r>
+        <w:rPr>
+          <w:rFonts w:eastAsia="Times New Roman" w:cs="Times New Roman"/>
+          <w:b/>
+          <w:bCs/>
+          <w:kern w:val="0"/>
+          <w:sz w:val="36"/>
+          <w:szCs w:val="36"/>
+          <w14:ligatures w14:val="none"/>
+        </w:rPr>
+        <w:t xml:space="preserve">3. </w:t>
+      </w:r>
+      <w:r>
+        <w:rPr>
+          <w:rStyle w:val="Heading3Char"/>
+          <w:b/>
+          <w:bCs/>
+        </w:rPr>
+        <w:t>Deep Learning vs Machine Learning</w:t>
       </w:r>
     </w:p>
     <w:p>
@@ -3549,6 +4408,8 @@
         <w:outlineLvl w:val="2"/>
         <w:rPr>
           <w:rFonts w:eastAsia="Times New Roman" w:cs="Times New Roman"/>
+          <w:b/>
+          <w:bCs/>
           <w:kern w:val="0"/>
           <w:sz w:val="27"/>
           <w:szCs w:val="27"/>
@@ -3558,585 +4419,117 @@
       <w:r>
         <w:rPr>
           <w:rFonts w:eastAsia="Times New Roman" w:cs="Times New Roman"/>
+          <w:b/>
+          <w:bCs/>
           <w:kern w:val="0"/>
           <w:sz w:val="27"/>
           <w:szCs w:val="27"/>
           <w14:ligatures w14:val="none"/>
         </w:rPr>
-        <w:lastRenderedPageBreak/>
-        <w:t xml:space="preserve"> Random Forest Performed Extremely Well</w:t>
-      </w:r>
-      <w:r>
-        <w:rPr>
-          <w:rFonts w:eastAsia="Times New Roman" w:cs="Times New Roman"/>
+        <w:t>Machine Learning (RF, XGBoost)</w:t>
+      </w:r>
+    </w:p>
+    <w:p>
+      <w:pPr>
+        <w:numPr>
+          <w:ilvl w:val="0"/>
+          <w:numId w:val="28"/>
+        </w:numPr>
+        <w:spacing w:before="100" w:beforeAutospacing="1" w:after="100" w:afterAutospacing="1" w:line="240" w:lineRule="auto"/>
+        <w:rPr>
+          <w:rFonts w:eastAsia="Times New Roman" w:cs="Times New Roman"/>
+          <w:kern w:val="0"/>
+          <w14:ligatures w14:val="none"/>
+        </w:rPr>
+      </w:pPr>
+      <w:r>
+        <w:rPr>
+          <w:rFonts w:eastAsia="Times New Roman" w:cs="Times New Roman"/>
+          <w:kern w:val="0"/>
+          <w14:ligatures w14:val="none"/>
+        </w:rPr>
+        <w:t xml:space="preserve">Relied on </w:t>
+      </w:r>
+      <w:r>
+        <w:rPr>
+          <w:rFonts w:eastAsia="Times New Roman" w:cs="Times New Roman"/>
+          <w:b/>
+          <w:bCs/>
+          <w:kern w:val="0"/>
+          <w14:ligatures w14:val="none"/>
+        </w:rPr>
+        <w:t>explicit feature engineering</w:t>
+      </w:r>
+    </w:p>
+    <w:p>
+      <w:pPr>
+        <w:numPr>
+          <w:ilvl w:val="0"/>
+          <w:numId w:val="28"/>
+        </w:numPr>
+        <w:spacing w:before="100" w:beforeAutospacing="1" w:after="100" w:afterAutospacing="1" w:line="240" w:lineRule="auto"/>
+        <w:rPr>
+          <w:rFonts w:eastAsia="Times New Roman" w:cs="Times New Roman"/>
+          <w:kern w:val="0"/>
+          <w14:ligatures w14:val="none"/>
+        </w:rPr>
+      </w:pPr>
+      <w:r>
+        <w:rPr>
+          <w:rFonts w:eastAsia="Times New Roman" w:cs="Times New Roman"/>
+          <w:kern w:val="0"/>
+          <w14:ligatures w14:val="none"/>
+        </w:rPr>
+        <w:t>Performed consistently well</w:t>
+      </w:r>
+    </w:p>
+    <w:p>
+      <w:pPr>
+        <w:numPr>
+          <w:ilvl w:val="0"/>
+          <w:numId w:val="28"/>
+        </w:numPr>
+        <w:spacing w:before="100" w:beforeAutospacing="1" w:after="100" w:afterAutospacing="1" w:line="240" w:lineRule="auto"/>
+        <w:rPr>
+          <w:rFonts w:eastAsia="Times New Roman" w:cs="Times New Roman"/>
+          <w:kern w:val="0"/>
+          <w14:ligatures w14:val="none"/>
+        </w:rPr>
+      </w:pPr>
+      <w:r>
+        <w:rPr>
+          <w:rFonts w:eastAsia="Times New Roman" w:cs="Times New Roman"/>
+          <w:kern w:val="0"/>
+          <w14:ligatures w14:val="none"/>
+        </w:rPr>
+        <w:t>Faster and easier to deploy</w:t>
+      </w:r>
+    </w:p>
+    <w:p>
+      <w:pPr>
+        <w:spacing w:before="100" w:beforeAutospacing="1" w:after="100" w:afterAutospacing="1" w:line="240" w:lineRule="auto"/>
+        <w:outlineLvl w:val="2"/>
+        <w:rPr>
+          <w:rFonts w:eastAsia="Times New Roman" w:cs="Times New Roman"/>
+          <w:b/>
+          <w:bCs/>
           <w:kern w:val="0"/>
           <w:sz w:val="27"/>
           <w:szCs w:val="27"/>
           <w14:ligatures w14:val="none"/>
         </w:rPr>
-        <w:t>:</w:t>
-      </w:r>
-    </w:p>
-    <w:p>
-      <w:pPr>
-        <w:numPr>
-          <w:ilvl w:val="0"/>
-          <w:numId w:val="24"/>
-        </w:numPr>
-        <w:spacing w:before="100" w:beforeAutospacing="1" w:after="100" w:afterAutospacing="1" w:line="240" w:lineRule="auto"/>
-        <w:rPr>
-          <w:rFonts w:eastAsia="Times New Roman" w:cs="Times New Roman"/>
-          <w:kern w:val="0"/>
-          <w14:ligatures w14:val="none"/>
-        </w:rPr>
-      </w:pPr>
-      <w:r>
-        <w:rPr>
-          <w:rFonts w:eastAsia="Times New Roman" w:cs="Times New Roman"/>
-          <w:kern w:val="0"/>
-          <w14:ligatures w14:val="none"/>
-        </w:rPr>
-        <w:t xml:space="preserve">RMSE: </w:t>
-      </w:r>
-      <w:r>
-        <w:rPr>
-          <w:rFonts w:eastAsia="Times New Roman" w:cs="Times New Roman"/>
-          <w:b/>
-          <w:bCs/>
-          <w:kern w:val="0"/>
-          <w14:ligatures w14:val="none"/>
-        </w:rPr>
-        <w:t>669.08</w:t>
-      </w:r>
-    </w:p>
-    <w:p>
-      <w:pPr>
-        <w:numPr>
-          <w:ilvl w:val="0"/>
-          <w:numId w:val="24"/>
-        </w:numPr>
-        <w:spacing w:before="100" w:beforeAutospacing="1" w:after="100" w:afterAutospacing="1" w:line="240" w:lineRule="auto"/>
-        <w:rPr>
-          <w:rFonts w:eastAsia="Times New Roman" w:cs="Times New Roman"/>
-          <w:kern w:val="0"/>
-          <w14:ligatures w14:val="none"/>
-        </w:rPr>
-      </w:pPr>
-      <w:r>
-        <w:rPr>
-          <w:rFonts w:eastAsia="Times New Roman" w:cs="Times New Roman"/>
-          <w:kern w:val="0"/>
-          <w14:ligatures w14:val="none"/>
-        </w:rPr>
-        <w:t xml:space="preserve">MAE: </w:t>
-      </w:r>
-      <w:r>
-        <w:rPr>
-          <w:rFonts w:eastAsia="Times New Roman" w:cs="Times New Roman"/>
-          <w:b/>
-          <w:bCs/>
-          <w:kern w:val="0"/>
-          <w14:ligatures w14:val="none"/>
-        </w:rPr>
-        <w:t>429.93</w:t>
-      </w:r>
-    </w:p>
-    <w:p>
-      <w:pPr>
-        <w:numPr>
-          <w:ilvl w:val="0"/>
-          <w:numId w:val="24"/>
-        </w:numPr>
-        <w:spacing w:before="100" w:beforeAutospacing="1" w:after="100" w:afterAutospacing="1" w:line="240" w:lineRule="auto"/>
-        <w:rPr>
-          <w:rFonts w:eastAsia="Times New Roman" w:cs="Times New Roman"/>
-          <w:kern w:val="0"/>
-          <w14:ligatures w14:val="none"/>
-        </w:rPr>
-      </w:pPr>
-      <w:r>
-        <w:rPr>
-          <w:rFonts w:eastAsia="Times New Roman" w:cs="Times New Roman"/>
-          <w:kern w:val="0"/>
-          <w14:ligatures w14:val="none"/>
-        </w:rPr>
-        <w:t xml:space="preserve">R²: </w:t>
-      </w:r>
-      <w:r>
-        <w:rPr>
-          <w:rFonts w:eastAsia="Times New Roman" w:cs="Times New Roman"/>
-          <w:b/>
-          <w:bCs/>
-          <w:kern w:val="0"/>
-          <w14:ligatures w14:val="none"/>
-        </w:rPr>
-        <w:t>98.95%</w:t>
-      </w:r>
-    </w:p>
-    <w:p>
-      <w:pPr>
-        <w:spacing w:before="100" w:beforeAutospacing="1" w:after="100" w:afterAutospacing="1" w:line="240" w:lineRule="auto"/>
-        <w:rPr>
-          <w:rFonts w:eastAsia="Times New Roman" w:cs="Times New Roman"/>
-          <w:kern w:val="0"/>
-          <w14:ligatures w14:val="none"/>
-        </w:rPr>
-      </w:pPr>
-      <w:r>
-        <w:rPr>
-          <w:rFonts w:eastAsia="Times New Roman" w:cs="Times New Roman"/>
-          <w:kern w:val="0"/>
-          <w14:ligatures w14:val="none"/>
-        </w:rPr>
-        <w:t xml:space="preserve"> Insight:</w:t>
-      </w:r>
-    </w:p>
-    <w:p>
-      <w:pPr>
-        <w:numPr>
-          <w:ilvl w:val="0"/>
-          <w:numId w:val="25"/>
-        </w:numPr>
-        <w:spacing w:before="100" w:beforeAutospacing="1" w:after="100" w:afterAutospacing="1" w:line="240" w:lineRule="auto"/>
-        <w:rPr>
-          <w:rFonts w:eastAsia="Times New Roman" w:cs="Times New Roman"/>
-          <w:kern w:val="0"/>
-          <w14:ligatures w14:val="none"/>
-        </w:rPr>
-      </w:pPr>
-      <w:r>
-        <w:rPr>
-          <w:rFonts w:eastAsia="Times New Roman" w:cs="Times New Roman"/>
-          <w:kern w:val="0"/>
-          <w14:ligatures w14:val="none"/>
-        </w:rPr>
-        <w:t>Strong performance due to:</w:t>
-      </w:r>
-    </w:p>
-    <w:p>
-      <w:pPr>
-        <w:numPr>
-          <w:ilvl w:val="1"/>
-          <w:numId w:val="25"/>
-        </w:numPr>
-        <w:spacing w:before="100" w:beforeAutospacing="1" w:after="100" w:afterAutospacing="1" w:line="240" w:lineRule="auto"/>
-        <w:rPr>
-          <w:rFonts w:eastAsia="Times New Roman" w:cs="Times New Roman"/>
-          <w:kern w:val="0"/>
-          <w14:ligatures w14:val="none"/>
-        </w:rPr>
-      </w:pPr>
-      <w:r>
-        <w:rPr>
-          <w:rFonts w:eastAsia="Times New Roman" w:cs="Times New Roman"/>
-          <w:kern w:val="0"/>
-          <w14:ligatures w14:val="none"/>
-        </w:rPr>
-        <w:t>Lag features</w:t>
-      </w:r>
-    </w:p>
-    <w:p>
-      <w:pPr>
-        <w:numPr>
-          <w:ilvl w:val="1"/>
-          <w:numId w:val="25"/>
-        </w:numPr>
-        <w:spacing w:before="100" w:beforeAutospacing="1" w:after="100" w:afterAutospacing="1" w:line="240" w:lineRule="auto"/>
-        <w:rPr>
-          <w:rFonts w:eastAsia="Times New Roman" w:cs="Times New Roman"/>
-          <w:kern w:val="0"/>
-          <w14:ligatures w14:val="none"/>
-        </w:rPr>
-      </w:pPr>
-      <w:r>
-        <w:rPr>
-          <w:rFonts w:eastAsia="Times New Roman" w:cs="Times New Roman"/>
-          <w:kern w:val="0"/>
-          <w14:ligatures w14:val="none"/>
-        </w:rPr>
-        <w:t>Rolling averages</w:t>
-      </w:r>
-    </w:p>
-    <w:p>
-      <w:pPr>
-        <w:numPr>
-          <w:ilvl w:val="1"/>
-          <w:numId w:val="25"/>
-        </w:numPr>
-        <w:spacing w:before="100" w:beforeAutospacing="1" w:after="100" w:afterAutospacing="1" w:line="240" w:lineRule="auto"/>
-        <w:rPr>
-          <w:rFonts w:eastAsia="Times New Roman" w:cs="Times New Roman"/>
-          <w:kern w:val="0"/>
-          <w14:ligatures w14:val="none"/>
-        </w:rPr>
-      </w:pPr>
-      <w:r>
-        <w:rPr>
-          <w:rFonts w:eastAsia="Times New Roman" w:cs="Times New Roman"/>
-          <w:kern w:val="0"/>
-          <w14:ligatures w14:val="none"/>
-        </w:rPr>
-        <w:t>Time-based features</w:t>
-      </w:r>
-    </w:p>
-    <w:p>
-      <w:pPr>
-        <w:spacing w:before="100" w:beforeAutospacing="1" w:after="100" w:afterAutospacing="1" w:line="240" w:lineRule="auto"/>
-        <w:rPr>
-          <w:rFonts w:eastAsia="Times New Roman" w:cs="Times New Roman"/>
-          <w:kern w:val="0"/>
-          <w14:ligatures w14:val="none"/>
-        </w:rPr>
-      </w:pPr>
-      <w:r>
-        <w:rPr>
-          <w:rFonts w:eastAsia="Times New Roman" w:cs="Times New Roman"/>
-          <w:kern w:val="0"/>
-          <w14:ligatures w14:val="none"/>
-        </w:rPr>
-        <w:t xml:space="preserve"> This confirms:</w:t>
-      </w:r>
-    </w:p>
-    <w:p>
-      <w:pPr>
-        <w:spacing w:before="100" w:beforeAutospacing="1" w:after="100" w:afterAutospacing="1" w:line="240" w:lineRule="auto"/>
-        <w:rPr>
-          <w:rFonts w:eastAsia="Times New Roman" w:cs="Times New Roman"/>
-          <w:kern w:val="0"/>
-          <w14:ligatures w14:val="none"/>
-        </w:rPr>
-      </w:pPr>
-      <w:r>
-        <w:rPr>
-          <w:rFonts w:eastAsia="Times New Roman" w:cs="Times New Roman"/>
-          <w:kern w:val="0"/>
-          <w14:ligatures w14:val="none"/>
-        </w:rPr>
-        <w:t>Feature engineering can rival deep learning in time series problems</w:t>
-      </w:r>
-    </w:p>
-    <w:p>
-      <w:pPr>
-        <w:spacing w:after="0" w:line="240" w:lineRule="auto"/>
-        <w:rPr>
-          <w:rFonts w:eastAsia="Times New Roman" w:cs="Times New Roman"/>
-          <w:kern w:val="0"/>
-          <w14:ligatures w14:val="none"/>
-        </w:rPr>
-      </w:pPr>
-    </w:p>
-    <w:p>
-      <w:pPr>
-        <w:spacing w:before="100" w:beforeAutospacing="1" w:after="100" w:afterAutospacing="1" w:line="240" w:lineRule="auto"/>
-        <w:outlineLvl w:val="2"/>
-        <w:rPr>
-          <w:rFonts w:eastAsia="Times New Roman" w:cs="Times New Roman"/>
+      </w:pPr>
+      <w:r>
+        <w:rPr>
+          <w:rFonts w:eastAsia="Times New Roman" w:cs="Times New Roman"/>
+          <w:b/>
+          <w:bCs/>
           <w:kern w:val="0"/>
           <w:sz w:val="27"/>
           <w:szCs w:val="27"/>
           <w14:ligatures w14:val="none"/>
         </w:rPr>
-      </w:pPr>
-      <w:r>
-        <w:rPr>
-          <w:rFonts w:eastAsia="Times New Roman" w:cs="Times New Roman"/>
-          <w:kern w:val="0"/>
-          <w:sz w:val="27"/>
-          <w:szCs w:val="27"/>
-          <w14:ligatures w14:val="none"/>
-        </w:rPr>
-        <w:t>XGBoost Slightly Underperformed vs Random Forest</w:t>
-      </w:r>
-      <w:r>
-        <w:rPr>
-          <w:rFonts w:eastAsia="Times New Roman" w:cs="Times New Roman"/>
-          <w:kern w:val="0"/>
-          <w:sz w:val="27"/>
-          <w:szCs w:val="27"/>
-          <w14:ligatures w14:val="none"/>
-        </w:rPr>
-        <w:t>:</w:t>
-      </w:r>
-    </w:p>
-    <w:p>
-      <w:pPr>
-        <w:numPr>
-          <w:ilvl w:val="0"/>
-          <w:numId w:val="26"/>
-        </w:numPr>
-        <w:spacing w:before="100" w:beforeAutospacing="1" w:after="100" w:afterAutospacing="1" w:line="240" w:lineRule="auto"/>
-        <w:rPr>
-          <w:rFonts w:eastAsia="Times New Roman" w:cs="Times New Roman"/>
-          <w:kern w:val="0"/>
-          <w14:ligatures w14:val="none"/>
-        </w:rPr>
-      </w:pPr>
-      <w:r>
-        <w:rPr>
-          <w:rFonts w:eastAsia="Times New Roman" w:cs="Times New Roman"/>
-          <w:kern w:val="0"/>
-          <w14:ligatures w14:val="none"/>
-        </w:rPr>
-        <w:t xml:space="preserve">RMSE: </w:t>
-      </w:r>
-      <w:r>
-        <w:rPr>
-          <w:rFonts w:eastAsia="Times New Roman" w:cs="Times New Roman"/>
-          <w:b/>
-          <w:bCs/>
-          <w:kern w:val="0"/>
-          <w14:ligatures w14:val="none"/>
-        </w:rPr>
-        <w:t>680.3</w:t>
-      </w:r>
-    </w:p>
-    <w:p>
-      <w:pPr>
-        <w:numPr>
-          <w:ilvl w:val="0"/>
-          <w:numId w:val="26"/>
-        </w:numPr>
-        <w:spacing w:before="100" w:beforeAutospacing="1" w:after="100" w:afterAutospacing="1" w:line="240" w:lineRule="auto"/>
-        <w:rPr>
-          <w:rFonts w:eastAsia="Times New Roman" w:cs="Times New Roman"/>
-          <w:kern w:val="0"/>
-          <w14:ligatures w14:val="none"/>
-        </w:rPr>
-      </w:pPr>
-      <w:r>
-        <w:rPr>
-          <w:rFonts w:eastAsia="Times New Roman" w:cs="Times New Roman"/>
-          <w:kern w:val="0"/>
-          <w14:ligatures w14:val="none"/>
-        </w:rPr>
-        <w:t xml:space="preserve">MAE: </w:t>
-      </w:r>
-      <w:r>
-        <w:rPr>
-          <w:rFonts w:eastAsia="Times New Roman" w:cs="Times New Roman"/>
-          <w:b/>
-          <w:bCs/>
-          <w:kern w:val="0"/>
-          <w14:ligatures w14:val="none"/>
-        </w:rPr>
-        <w:t>450.34</w:t>
-      </w:r>
-    </w:p>
-    <w:p>
-      <w:pPr>
-        <w:numPr>
-          <w:ilvl w:val="0"/>
-          <w:numId w:val="26"/>
-        </w:numPr>
-        <w:spacing w:before="100" w:beforeAutospacing="1" w:after="100" w:afterAutospacing="1" w:line="240" w:lineRule="auto"/>
-        <w:rPr>
-          <w:rFonts w:eastAsia="Times New Roman" w:cs="Times New Roman"/>
-          <w:kern w:val="0"/>
-          <w14:ligatures w14:val="none"/>
-        </w:rPr>
-      </w:pPr>
-      <w:r>
-        <w:rPr>
-          <w:rFonts w:eastAsia="Times New Roman" w:cs="Times New Roman"/>
-          <w:kern w:val="0"/>
-          <w14:ligatures w14:val="none"/>
-        </w:rPr>
-        <w:t xml:space="preserve">R²: </w:t>
-      </w:r>
-      <w:r>
-        <w:rPr>
-          <w:rFonts w:eastAsia="Times New Roman" w:cs="Times New Roman"/>
-          <w:b/>
-          <w:bCs/>
-          <w:kern w:val="0"/>
-          <w14:ligatures w14:val="none"/>
-        </w:rPr>
-        <w:t>98.91%</w:t>
-      </w:r>
-    </w:p>
-    <w:p>
-      <w:pPr>
-        <w:spacing w:before="100" w:beforeAutospacing="1" w:after="100" w:afterAutospacing="1" w:line="240" w:lineRule="auto"/>
-        <w:rPr>
-          <w:rFonts w:eastAsia="Times New Roman" w:cs="Times New Roman"/>
-          <w:kern w:val="0"/>
-          <w14:ligatures w14:val="none"/>
-        </w:rPr>
-      </w:pPr>
-      <w:r>
-        <w:rPr>
-          <w:rFonts w:eastAsia="Times New Roman" w:cs="Times New Roman"/>
-          <w:kern w:val="0"/>
-          <w14:ligatures w14:val="none"/>
-        </w:rPr>
-        <w:t>Insight:</w:t>
-      </w:r>
-    </w:p>
-    <w:p>
-      <w:pPr>
-        <w:numPr>
-          <w:ilvl w:val="0"/>
-          <w:numId w:val="27"/>
-        </w:numPr>
-        <w:spacing w:before="100" w:beforeAutospacing="1" w:after="100" w:afterAutospacing="1" w:line="240" w:lineRule="auto"/>
-        <w:rPr>
-          <w:rFonts w:eastAsia="Times New Roman" w:cs="Times New Roman"/>
-          <w:kern w:val="0"/>
-          <w14:ligatures w14:val="none"/>
-        </w:rPr>
-      </w:pPr>
-      <w:r>
-        <w:rPr>
-          <w:rFonts w:eastAsia="Times New Roman" w:cs="Times New Roman"/>
-          <w:kern w:val="0"/>
-          <w14:ligatures w14:val="none"/>
-        </w:rPr>
-        <w:t>Very close to Random Forest, but:</w:t>
-      </w:r>
-    </w:p>
-    <w:p>
-      <w:pPr>
-        <w:numPr>
-          <w:ilvl w:val="1"/>
-          <w:numId w:val="27"/>
-        </w:numPr>
-        <w:spacing w:before="100" w:beforeAutospacing="1" w:after="100" w:afterAutospacing="1" w:line="240" w:lineRule="auto"/>
-        <w:rPr>
-          <w:rFonts w:eastAsia="Times New Roman" w:cs="Times New Roman"/>
-          <w:kern w:val="0"/>
-          <w14:ligatures w14:val="none"/>
-        </w:rPr>
-      </w:pPr>
-      <w:r>
-        <w:rPr>
-          <w:rFonts w:eastAsia="Times New Roman" w:cs="Times New Roman"/>
-          <w:kern w:val="0"/>
-          <w14:ligatures w14:val="none"/>
-        </w:rPr>
-        <w:t>Likely sensitive to hyperparameters</w:t>
-      </w:r>
-    </w:p>
-    <w:p>
-      <w:pPr>
-        <w:numPr>
-          <w:ilvl w:val="1"/>
-          <w:numId w:val="27"/>
-        </w:numPr>
-        <w:spacing w:before="100" w:beforeAutospacing="1" w:after="100" w:afterAutospacing="1" w:line="240" w:lineRule="auto"/>
-        <w:rPr>
-          <w:rFonts w:eastAsia="Times New Roman" w:cs="Times New Roman"/>
-          <w:kern w:val="0"/>
-          <w14:ligatures w14:val="none"/>
-        </w:rPr>
-      </w:pPr>
-      <w:r>
-        <w:rPr>
-          <w:rFonts w:eastAsia="Times New Roman" w:cs="Times New Roman"/>
-          <w:kern w:val="0"/>
-          <w14:ligatures w14:val="none"/>
-        </w:rPr>
-        <w:t>May need more tuning</w:t>
-      </w:r>
-    </w:p>
-    <w:p>
-      <w:pPr>
-        <w:spacing w:before="100" w:beforeAutospacing="1" w:after="100" w:afterAutospacing="1" w:line="240" w:lineRule="auto"/>
-        <w:rPr>
-          <w:rFonts w:eastAsia="Times New Roman" w:cs="Times New Roman"/>
-          <w:kern w:val="0"/>
-          <w14:ligatures w14:val="none"/>
-        </w:rPr>
-      </w:pPr>
-      <w:r>
-        <w:rPr>
-          <w:rFonts w:eastAsia="Times New Roman" w:cs="Times New Roman"/>
-          <w:kern w:val="0"/>
-          <w14:ligatures w14:val="none"/>
-        </w:rPr>
-        <w:t>Important:</w:t>
-      </w:r>
-    </w:p>
-    <w:p>
-      <w:pPr>
-        <w:numPr>
-          <w:ilvl w:val="0"/>
-          <w:numId w:val="28"/>
-        </w:numPr>
-        <w:spacing w:before="100" w:beforeAutospacing="1" w:after="100" w:afterAutospacing="1" w:line="240" w:lineRule="auto"/>
-        <w:rPr>
-          <w:rFonts w:eastAsia="Times New Roman" w:cs="Times New Roman"/>
-          <w:kern w:val="0"/>
-          <w14:ligatures w14:val="none"/>
-        </w:rPr>
-      </w:pPr>
-      <w:r>
-        <w:rPr>
-          <w:rFonts w:eastAsia="Times New Roman" w:cs="Times New Roman"/>
-          <w:kern w:val="0"/>
-          <w14:ligatures w14:val="none"/>
-        </w:rPr>
-        <w:t xml:space="preserve">Difference is </w:t>
-      </w:r>
-      <w:r>
-        <w:rPr>
-          <w:rFonts w:eastAsia="Times New Roman" w:cs="Times New Roman"/>
-          <w:b/>
-          <w:bCs/>
-          <w:kern w:val="0"/>
-          <w14:ligatures w14:val="none"/>
-        </w:rPr>
-        <w:t>very small</w:t>
-      </w:r>
-      <w:r>
-        <w:rPr>
-          <w:rFonts w:eastAsia="Times New Roman" w:cs="Times New Roman"/>
-          <w:kern w:val="0"/>
-          <w14:ligatures w14:val="none"/>
-        </w:rPr>
-        <w:t>, so both are highly competitive</w:t>
-      </w:r>
-    </w:p>
-    <w:p>
-      <w:pPr>
-        <w:spacing w:after="0" w:line="240" w:lineRule="auto"/>
-        <w:rPr>
-          <w:rFonts w:eastAsia="Times New Roman" w:cs="Times New Roman"/>
-          <w:kern w:val="0"/>
-          <w14:ligatures w14:val="none"/>
-        </w:rPr>
-      </w:pPr>
-    </w:p>
-    <w:p>
-      <w:pPr>
-        <w:spacing w:before="100" w:beforeAutospacing="1" w:after="100" w:afterAutospacing="1" w:line="240" w:lineRule="auto"/>
-        <w:outlineLvl w:val="2"/>
-        <w:rPr>
-          <w:rFonts w:eastAsia="Times New Roman" w:cs="Times New Roman"/>
-          <w:kern w:val="0"/>
-          <w:sz w:val="27"/>
-          <w:szCs w:val="27"/>
-          <w14:ligatures w14:val="none"/>
-        </w:rPr>
-      </w:pPr>
-      <w:r>
-        <w:rPr>
-          <w:rFonts w:eastAsia="Times New Roman" w:cs="Times New Roman"/>
-          <w:kern w:val="0"/>
-          <w:sz w:val="27"/>
-          <w:szCs w:val="27"/>
-          <w14:ligatures w14:val="none"/>
-        </w:rPr>
-        <w:t xml:space="preserve"> LSTM Underperformed Significantly</w:t>
-      </w:r>
-      <w:r>
-        <w:rPr>
-          <w:rFonts w:eastAsia="Times New Roman" w:cs="Times New Roman"/>
-          <w:kern w:val="0"/>
-          <w:sz w:val="27"/>
-          <w:szCs w:val="27"/>
-          <w14:ligatures w14:val="none"/>
-        </w:rPr>
-        <w:t>:</w:t>
+        <w:t>Deep Learning (LSTM, BiLSTM)</w:t>
       </w:r>
     </w:p>
     <w:p>
@@ -4158,17 +4551,7 @@
           <w:kern w:val="0"/>
           <w14:ligatures w14:val="none"/>
         </w:rPr>
-        <w:t xml:space="preserve">RMSE: </w:t>
-      </w:r>
-      <w:r>
-        <w:rPr>
-          <w:rFonts w:eastAsia="Times New Roman" w:cs="Times New Roman"/>
-          <w:b/>
-          <w:bCs/>
-          <w:kern w:val="0"/>
-          <w14:ligatures w14:val="none"/>
-        </w:rPr>
-        <w:t>1211.3</w:t>
+        <w:t>Learned patterns directly from sequences</w:t>
       </w:r>
     </w:p>
     <w:p>
@@ -4190,23 +4573,13 @@
           <w:kern w:val="0"/>
           <w14:ligatures w14:val="none"/>
         </w:rPr>
-        <w:t xml:space="preserve">MAE: </w:t>
-      </w:r>
-      <w:r>
-        <w:rPr>
-          <w:rFonts w:eastAsia="Times New Roman" w:cs="Times New Roman"/>
-          <w:b/>
-          <w:bCs/>
-          <w:kern w:val="0"/>
-          <w14:ligatures w14:val="none"/>
-        </w:rPr>
-        <w:t>919.16</w:t>
-      </w:r>
-    </w:p>
-    <w:p>
-      <w:pPr>
-        <w:numPr>
-          <w:ilvl w:val="0"/>
+        <w:t>Performance depends heavily on:</w:t>
+      </w:r>
+    </w:p>
+    <w:p>
+      <w:pPr>
+        <w:numPr>
+          <w:ilvl w:val="1"/>
           <w:numId w:val="29"/>
         </w:numPr>
         <w:spacing w:before="100" w:beforeAutospacing="1" w:after="100" w:afterAutospacing="1" w:line="240" w:lineRule="auto"/>
@@ -4222,21 +4595,15 @@
           <w:kern w:val="0"/>
           <w14:ligatures w14:val="none"/>
         </w:rPr>
-        <w:t xml:space="preserve">R²: </w:t>
-      </w:r>
-      <w:r>
-        <w:rPr>
-          <w:rFonts w:eastAsia="Times New Roman" w:cs="Times New Roman"/>
-          <w:b/>
-          <w:bCs/>
-          <w:kern w:val="0"/>
-          <w14:ligatures w14:val="none"/>
-        </w:rPr>
-        <w:t>96.56%</w:t>
-      </w:r>
-    </w:p>
-    <w:p>
-      <w:pPr>
+        <w:t>Window size (24-hour was crucial)</w:t>
+      </w:r>
+    </w:p>
+    <w:p>
+      <w:pPr>
+        <w:numPr>
+          <w:ilvl w:val="1"/>
+          <w:numId w:val="29"/>
+        </w:numPr>
         <w:spacing w:before="100" w:beforeAutospacing="1" w:after="100" w:afterAutospacing="1" w:line="240" w:lineRule="auto"/>
         <w:rPr>
           <w:rFonts w:eastAsia="Times New Roman" w:cs="Times New Roman"/>
@@ -4250,7 +4617,53 @@
           <w:kern w:val="0"/>
           <w14:ligatures w14:val="none"/>
         </w:rPr>
-        <w:t xml:space="preserve"> Insight:</w:t>
+        <w:t>Architecture (BiLSTM &gt; LSTM)</w:t>
+      </w:r>
+    </w:p>
+    <w:p>
+      <w:pPr>
+        <w:spacing w:after="0" w:line="240" w:lineRule="auto"/>
+        <w:rPr>
+          <w:rFonts w:eastAsia="Times New Roman" w:cs="Times New Roman"/>
+          <w:kern w:val="0"/>
+          <w14:ligatures w14:val="none"/>
+        </w:rPr>
+      </w:pPr>
+    </w:p>
+    <w:p>
+      <w:pPr>
+        <w:pStyle w:val="Heading3"/>
+        <w:rPr>
+          <w:rFonts w:eastAsia="Times New Roman"/>
+          <w:b/>
+          <w:bCs/>
+        </w:rPr>
+      </w:pPr>
+      <w:r>
+        <w:rPr>
+          <w:rFonts w:eastAsia="Times New Roman"/>
+          <w:b/>
+          <w:bCs/>
+        </w:rPr>
+        <w:t>4. Impact of the 24-Hour Window</w:t>
+      </w:r>
+    </w:p>
+    <w:p>
+      <w:pPr>
+        <w:spacing w:before="100" w:beforeAutospacing="1" w:after="100" w:afterAutospacing="1" w:line="240" w:lineRule="auto"/>
+        <w:rPr>
+          <w:rFonts w:eastAsia="Times New Roman" w:cs="Times New Roman"/>
+          <w:kern w:val="0"/>
+          <w14:ligatures w14:val="none"/>
+        </w:rPr>
+      </w:pPr>
+      <w:r>
+        <w:rPr>
+          <w:rFonts w:eastAsia="Times New Roman" w:cs="Times New Roman"/>
+          <w:kern w:val="0"/>
+          <w14:ligatures w14:val="none"/>
+        </w:rPr>
+        <w:t xml:space="preserve"> The strong performance of BiLSTM shows:</w:t>
       </w:r>
     </w:p>
     <w:p>
@@ -4272,7 +4685,57 @@
           <w:kern w:val="0"/>
           <w14:ligatures w14:val="none"/>
         </w:rPr>
-        <w:t>Struggled due to:</w:t>
+        <w:t xml:space="preserve">Energy consumption has a </w:t>
+      </w:r>
+      <w:r>
+        <w:rPr>
+          <w:rFonts w:eastAsia="Times New Roman" w:cs="Times New Roman"/>
+          <w:b/>
+          <w:bCs/>
+          <w:kern w:val="0"/>
+          <w14:ligatures w14:val="none"/>
+        </w:rPr>
+        <w:t>strong daily cycle</w:t>
+      </w:r>
+    </w:p>
+    <w:p>
+      <w:pPr>
+        <w:numPr>
+          <w:ilvl w:val="0"/>
+          <w:numId w:val="30"/>
+        </w:numPr>
+        <w:spacing w:before="100" w:beforeAutospacing="1" w:after="100" w:afterAutospacing="1" w:line="240" w:lineRule="auto"/>
+        <w:rPr>
+          <w:rFonts w:eastAsia="Times New Roman" w:cs="Times New Roman"/>
+          <w:kern w:val="0"/>
+          <w14:ligatures w14:val="none"/>
+        </w:rPr>
+      </w:pPr>
+      <w:r>
+        <w:rPr>
+          <w:rFonts w:eastAsia="Times New Roman" w:cs="Times New Roman"/>
+          <w:kern w:val="0"/>
+          <w14:ligatures w14:val="none"/>
+        </w:rPr>
+        <w:t xml:space="preserve">Using </w:t>
+      </w:r>
+      <w:r>
+        <w:rPr>
+          <w:rFonts w:eastAsia="Times New Roman" w:cs="Times New Roman"/>
+          <w:b/>
+          <w:bCs/>
+          <w:kern w:val="0"/>
+          <w14:ligatures w14:val="none"/>
+        </w:rPr>
+        <w:t>24 hours of past data</w:t>
+      </w:r>
+      <w:r>
+        <w:rPr>
+          <w:rFonts w:eastAsia="Times New Roman" w:cs="Times New Roman"/>
+          <w:kern w:val="0"/>
+          <w14:ligatures w14:val="none"/>
+        </w:rPr>
+        <w:t>:</w:t>
       </w:r>
     </w:p>
     <w:p>
@@ -4294,8 +4757,7 @@
           <w:kern w:val="0"/>
           <w14:ligatures w14:val="none"/>
         </w:rPr>
-        <w:lastRenderedPageBreak/>
-        <w:t>Simpler architecture compared to BiLSTM</w:t>
+        <w:t>Captures intraday patterns</w:t>
       </w:r>
     </w:p>
     <w:p>
@@ -4317,15 +4779,11 @@
           <w:kern w:val="0"/>
           <w14:ligatures w14:val="none"/>
         </w:rPr>
-        <w:t>Possibly insufficient feature representation</w:t>
-      </w:r>
-    </w:p>
-    <w:p>
-      <w:pPr>
-        <w:numPr>
-          <w:ilvl w:val="1"/>
-          <w:numId w:val="30"/>
-        </w:numPr>
+        <w:t>Improves prediction accuracy</w:t>
+      </w:r>
+    </w:p>
+    <w:p>
+      <w:pPr>
         <w:spacing w:before="100" w:beforeAutospacing="1" w:after="100" w:afterAutospacing="1" w:line="240" w:lineRule="auto"/>
         <w:rPr>
           <w:rFonts w:eastAsia="Times New Roman" w:cs="Times New Roman"/>
@@ -4339,7 +4797,17 @@
           <w:kern w:val="0"/>
           <w14:ligatures w14:val="none"/>
         </w:rPr>
-        <w:t>Limited ability to capture complex patterns in one direction</w:t>
+        <w:t xml:space="preserve"> This design decision was </w:t>
+      </w:r>
+      <w:r>
+        <w:rPr>
+          <w:rFonts w:eastAsia="Times New Roman" w:cs="Times New Roman"/>
+          <w:b/>
+          <w:bCs/>
+          <w:kern w:val="0"/>
+          <w14:ligatures w14:val="none"/>
+        </w:rPr>
+        <w:t>critical to success</w:t>
       </w:r>
     </w:p>
     <w:p>
@@ -4354,64 +4822,20 @@
     </w:p>
     <w:p>
       <w:pPr>
-        <w:spacing w:before="100" w:beforeAutospacing="1" w:after="100" w:afterAutospacing="1" w:line="240" w:lineRule="auto"/>
-        <w:outlineLvl w:val="1"/>
-        <w:rPr>
-          <w:rFonts w:eastAsia="Times New Roman" w:cs="Times New Roman"/>
-          <w:b/>
-          <w:bCs/>
-          <w:kern w:val="0"/>
-          <w:sz w:val="36"/>
-          <w:szCs w:val="36"/>
-          <w14:ligatures w14:val="none"/>
-        </w:rPr>
-      </w:pPr>
-      <w:r>
-        <w:rPr>
-          <w:rFonts w:eastAsia="Times New Roman" w:cs="Times New Roman"/>
-          <w:b/>
-          <w:bCs/>
-          <w:kern w:val="0"/>
-          <w:sz w:val="36"/>
-          <w:szCs w:val="36"/>
-          <w14:ligatures w14:val="none"/>
-        </w:rPr>
-        <w:t xml:space="preserve">3. </w:t>
-      </w:r>
-      <w:r>
-        <w:rPr>
-          <w:rStyle w:val="Heading3Char"/>
-          <w:b/>
-          <w:bCs/>
-        </w:rPr>
-        <w:t>Deep Learning vs Machine Learning</w:t>
-      </w:r>
-    </w:p>
-    <w:p>
-      <w:pPr>
-        <w:spacing w:before="100" w:beforeAutospacing="1" w:after="100" w:afterAutospacing="1" w:line="240" w:lineRule="auto"/>
-        <w:outlineLvl w:val="2"/>
-        <w:rPr>
-          <w:rFonts w:eastAsia="Times New Roman" w:cs="Times New Roman"/>
-          <w:b/>
-          <w:bCs/>
-          <w:kern w:val="0"/>
-          <w:sz w:val="27"/>
-          <w:szCs w:val="27"/>
-          <w14:ligatures w14:val="none"/>
-        </w:rPr>
-      </w:pPr>
-      <w:r>
-        <w:rPr>
-          <w:rFonts w:eastAsia="Times New Roman" w:cs="Times New Roman"/>
-          <w:b/>
-          <w:bCs/>
-          <w:kern w:val="0"/>
-          <w:sz w:val="27"/>
-          <w:szCs w:val="27"/>
-          <w14:ligatures w14:val="none"/>
-        </w:rPr>
-        <w:t>Machine Learning (RF, XGBoost)</w:t>
+        <w:pStyle w:val="Heading3"/>
+        <w:rPr>
+          <w:rFonts w:eastAsia="Times New Roman"/>
+          <w:b/>
+          <w:bCs/>
+        </w:rPr>
+      </w:pPr>
+      <w:r>
+        <w:rPr>
+          <w:rFonts w:eastAsia="Times New Roman"/>
+          <w:b/>
+          <w:bCs/>
+        </w:rPr>
+        <w:t>5. Why BiLSTM Beats LSTM</w:t>
       </w:r>
     </w:p>
     <w:p>
@@ -4433,17 +4857,17 @@
           <w:kern w:val="0"/>
           <w14:ligatures w14:val="none"/>
         </w:rPr>
-        <w:t xml:space="preserve">Relied on </w:t>
-      </w:r>
-      <w:r>
-        <w:rPr>
-          <w:rFonts w:eastAsia="Times New Roman" w:cs="Times New Roman"/>
-          <w:b/>
-          <w:bCs/>
-          <w:kern w:val="0"/>
-          <w14:ligatures w14:val="none"/>
-        </w:rPr>
-        <w:t>explicit feature engineering</w:t>
+        <w:t xml:space="preserve">LSTM → processes sequence </w:t>
+      </w:r>
+      <w:r>
+        <w:rPr>
+          <w:rFonts w:eastAsia="Times New Roman" w:cs="Times New Roman"/>
+          <w:b/>
+          <w:bCs/>
+          <w:kern w:val="0"/>
+          <w14:ligatures w14:val="none"/>
+        </w:rPr>
+        <w:t>forward only</w:t>
       </w:r>
     </w:p>
     <w:p>
@@ -4465,15 +4889,21 @@
           <w:kern w:val="0"/>
           <w14:ligatures w14:val="none"/>
         </w:rPr>
-        <w:t>Performed consistently well</w:t>
-      </w:r>
-    </w:p>
-    <w:p>
-      <w:pPr>
-        <w:numPr>
-          <w:ilvl w:val="0"/>
-          <w:numId w:val="31"/>
-        </w:numPr>
+        <w:t xml:space="preserve">BiLSTM → processes </w:t>
+      </w:r>
+      <w:r>
+        <w:rPr>
+          <w:rFonts w:eastAsia="Times New Roman" w:cs="Times New Roman"/>
+          <w:b/>
+          <w:bCs/>
+          <w:kern w:val="0"/>
+          <w14:ligatures w14:val="none"/>
+        </w:rPr>
+        <w:t>forward + backward</w:t>
+      </w:r>
+    </w:p>
+    <w:p>
+      <w:pPr>
         <w:spacing w:before="100" w:beforeAutospacing="1" w:after="100" w:afterAutospacing="1" w:line="240" w:lineRule="auto"/>
         <w:rPr>
           <w:rFonts w:eastAsia="Times New Roman" w:cs="Times New Roman"/>
@@ -4487,34 +4917,7 @@
           <w:kern w:val="0"/>
           <w14:ligatures w14:val="none"/>
         </w:rPr>
-        <w:t>Faster and easier to deploy</w:t>
-      </w:r>
-    </w:p>
-    <w:p>
-      <w:pPr>
-        <w:spacing w:before="100" w:beforeAutospacing="1" w:after="100" w:afterAutospacing="1" w:line="240" w:lineRule="auto"/>
-        <w:outlineLvl w:val="2"/>
-        <w:rPr>
-          <w:rFonts w:eastAsia="Times New Roman" w:cs="Times New Roman"/>
-          <w:b/>
-          <w:bCs/>
-          <w:kern w:val="0"/>
-          <w:sz w:val="27"/>
-          <w:szCs w:val="27"/>
-          <w14:ligatures w14:val="none"/>
-        </w:rPr>
-      </w:pPr>
-      <w:r>
-        <w:rPr>
-          <w:rFonts w:eastAsia="Times New Roman" w:cs="Times New Roman"/>
-          <w:b/>
-          <w:bCs/>
-          <w:kern w:val="0"/>
-          <w:sz w:val="27"/>
-          <w:szCs w:val="27"/>
-          <w14:ligatures w14:val="none"/>
-        </w:rPr>
-        <w:t>Deep Learning (LSTM, BiLSTM)</w:t>
+        <w:t xml:space="preserve"> Result:</w:t>
       </w:r>
     </w:p>
     <w:p>
@@ -4536,7 +4939,7 @@
           <w:kern w:val="0"/>
           <w14:ligatures w14:val="none"/>
         </w:rPr>
-        <w:t>Learned patterns directly from sequences</w:t>
+        <w:t>Better context understanding</w:t>
       </w:r>
     </w:p>
     <w:p>
@@ -4558,15 +4961,30 @@
           <w:kern w:val="0"/>
           <w14:ligatures w14:val="none"/>
         </w:rPr>
-        <w:t>Performance depends heavily on:</w:t>
-      </w:r>
-    </w:p>
-    <w:p>
-      <w:pPr>
-        <w:numPr>
-          <w:ilvl w:val="1"/>
-          <w:numId w:val="32"/>
-        </w:numPr>
+        <w:t>Improved accuracy</w:t>
+      </w:r>
+    </w:p>
+    <w:p>
+      <w:pPr>
+        <w:pStyle w:val="Heading3"/>
+        <w:rPr>
+          <w:rFonts w:eastAsia="Times New Roman"/>
+          <w:b/>
+          <w:bCs/>
+        </w:rPr>
+      </w:pPr>
+      <w:r>
+        <w:rPr>
+          <w:rFonts w:eastAsia="Times New Roman"/>
+          <w:b/>
+          <w:bCs/>
+        </w:rPr>
+        <w:lastRenderedPageBreak/>
+        <w:t>6. Why Random Forest Remains Competitive</w:t>
+      </w:r>
+    </w:p>
+    <w:p>
+      <w:pPr>
         <w:spacing w:before="100" w:beforeAutospacing="1" w:after="100" w:afterAutospacing="1" w:line="240" w:lineRule="auto"/>
         <w:rPr>
           <w:rFonts w:eastAsia="Times New Roman" w:cs="Times New Roman"/>
@@ -4580,15 +4998,11 @@
           <w:kern w:val="0"/>
           <w14:ligatures w14:val="none"/>
         </w:rPr>
-        <w:t>Window size (24-hour was crucial)</w:t>
-      </w:r>
-    </w:p>
-    <w:p>
-      <w:pPr>
-        <w:numPr>
-          <w:ilvl w:val="1"/>
-          <w:numId w:val="32"/>
-        </w:numPr>
+        <w:t>Even with deep learning:</w:t>
+      </w:r>
+    </w:p>
+    <w:p>
+      <w:pPr>
         <w:spacing w:before="100" w:beforeAutospacing="1" w:after="100" w:afterAutospacing="1" w:line="240" w:lineRule="auto"/>
         <w:rPr>
           <w:rFonts w:eastAsia="Times New Roman" w:cs="Times New Roman"/>
@@ -4602,53 +5016,7 @@
           <w:kern w:val="0"/>
           <w14:ligatures w14:val="none"/>
         </w:rPr>
-        <w:t>Architecture (BiLSTM &gt; LSTM)</w:t>
-      </w:r>
-    </w:p>
-    <w:p>
-      <w:pPr>
-        <w:spacing w:after="0" w:line="240" w:lineRule="auto"/>
-        <w:rPr>
-          <w:rFonts w:eastAsia="Times New Roman" w:cs="Times New Roman"/>
-          <w:kern w:val="0"/>
-          <w14:ligatures w14:val="none"/>
-        </w:rPr>
-      </w:pPr>
-    </w:p>
-    <w:p>
-      <w:pPr>
-        <w:pStyle w:val="Heading3"/>
-        <w:rPr>
-          <w:rFonts w:eastAsia="Times New Roman"/>
-          <w:b/>
-          <w:bCs/>
-        </w:rPr>
-      </w:pPr>
-      <w:r>
-        <w:rPr>
-          <w:rFonts w:eastAsia="Times New Roman"/>
-          <w:b/>
-          <w:bCs/>
-        </w:rPr>
-        <w:t>4. Impact of the 24-Hour Window</w:t>
-      </w:r>
-    </w:p>
-    <w:p>
-      <w:pPr>
-        <w:spacing w:before="100" w:beforeAutospacing="1" w:after="100" w:afterAutospacing="1" w:line="240" w:lineRule="auto"/>
-        <w:rPr>
-          <w:rFonts w:eastAsia="Times New Roman" w:cs="Times New Roman"/>
-          <w:kern w:val="0"/>
-          <w14:ligatures w14:val="none"/>
-        </w:rPr>
-      </w:pPr>
-      <w:r>
-        <w:rPr>
-          <w:rFonts w:eastAsia="Times New Roman" w:cs="Times New Roman"/>
-          <w:kern w:val="0"/>
-          <w14:ligatures w14:val="none"/>
-        </w:rPr>
-        <w:t xml:space="preserve"> The strong performance of BiLSTM shows:</w:t>
+        <w:t xml:space="preserve"> Random Forest performs almost as well because:</w:t>
       </w:r>
     </w:p>
     <w:p>
@@ -4670,17 +5038,7 @@
           <w:kern w:val="0"/>
           <w14:ligatures w14:val="none"/>
         </w:rPr>
-        <w:t xml:space="preserve">Energy consumption has a </w:t>
-      </w:r>
-      <w:r>
-        <w:rPr>
-          <w:rFonts w:eastAsia="Times New Roman" w:cs="Times New Roman"/>
-          <w:b/>
-          <w:bCs/>
-          <w:kern w:val="0"/>
-          <w14:ligatures w14:val="none"/>
-        </w:rPr>
-        <w:t>strong daily cycle</w:t>
+        <w:t>Lag features already encode temporal behavior</w:t>
       </w:r>
     </w:p>
     <w:p>
@@ -4702,31 +5060,13 @@
           <w:kern w:val="0"/>
           <w14:ligatures w14:val="none"/>
         </w:rPr>
-        <w:t xml:space="preserve">Using </w:t>
-      </w:r>
-      <w:r>
-        <w:rPr>
-          <w:rFonts w:eastAsia="Times New Roman" w:cs="Times New Roman"/>
-          <w:b/>
-          <w:bCs/>
-          <w:kern w:val="0"/>
-          <w14:ligatures w14:val="none"/>
-        </w:rPr>
-        <w:t>24 hours of past data</w:t>
-      </w:r>
-      <w:r>
-        <w:rPr>
-          <w:rFonts w:eastAsia="Times New Roman" w:cs="Times New Roman"/>
-          <w:kern w:val="0"/>
-          <w14:ligatures w14:val="none"/>
-        </w:rPr>
-        <w:t>:</w:t>
-      </w:r>
-    </w:p>
-    <w:p>
-      <w:pPr>
-        <w:numPr>
-          <w:ilvl w:val="1"/>
+        <w:t>Rolling means smooth trends</w:t>
+      </w:r>
+    </w:p>
+    <w:p>
+      <w:pPr>
+        <w:numPr>
+          <w:ilvl w:val="0"/>
           <w:numId w:val="33"/>
         </w:numPr>
         <w:spacing w:before="100" w:beforeAutospacing="1" w:after="100" w:afterAutospacing="1" w:line="240" w:lineRule="auto"/>
@@ -4742,15 +5082,11 @@
           <w:kern w:val="0"/>
           <w14:ligatures w14:val="none"/>
         </w:rPr>
-        <w:t>Captures intraday patterns</w:t>
-      </w:r>
-    </w:p>
-    <w:p>
-      <w:pPr>
-        <w:numPr>
-          <w:ilvl w:val="1"/>
-          <w:numId w:val="33"/>
-        </w:numPr>
+        <w:t>Trees handle non-linearity well</w:t>
+      </w:r>
+    </w:p>
+    <w:p>
+      <w:pPr>
         <w:spacing w:before="100" w:beforeAutospacing="1" w:after="100" w:afterAutospacing="1" w:line="240" w:lineRule="auto"/>
         <w:rPr>
           <w:rFonts w:eastAsia="Times New Roman" w:cs="Times New Roman"/>
@@ -4764,7 +5100,7 @@
           <w:kern w:val="0"/>
           <w14:ligatures w14:val="none"/>
         </w:rPr>
-        <w:t>Improves prediction accuracy</w:t>
+        <w:t>This shows:</w:t>
       </w:r>
     </w:p>
     <w:p>
@@ -4782,361 +5118,43 @@
           <w:kern w:val="0"/>
           <w14:ligatures w14:val="none"/>
         </w:rPr>
-        <w:t xml:space="preserve"> This design decision was </w:t>
-      </w:r>
-      <w:r>
-        <w:rPr>
-          <w:rFonts w:eastAsia="Times New Roman" w:cs="Times New Roman"/>
-          <w:b/>
-          <w:bCs/>
-          <w:kern w:val="0"/>
-          <w14:ligatures w14:val="none"/>
-        </w:rPr>
-        <w:t>critical to success</w:t>
-      </w:r>
-    </w:p>
-    <w:p>
-      <w:pPr>
-        <w:spacing w:after="0" w:line="240" w:lineRule="auto"/>
-        <w:rPr>
-          <w:rFonts w:eastAsia="Times New Roman" w:cs="Times New Roman"/>
-          <w:kern w:val="0"/>
-          <w14:ligatures w14:val="none"/>
-        </w:rPr>
-      </w:pPr>
+        <w:t>Well-engineered features can sometimes match deep learning performance</w:t>
+      </w:r>
+    </w:p>
+    <w:p/>
+    <w:p>
+      <w:pPr>
+        <w:pStyle w:val="Heading2"/>
+      </w:pPr>
+      <w:r>
+        <w:t>VISUALIZING THE BEST MODELS:</w:t>
+      </w:r>
+      <w:r>
+        <w:br/>
+      </w:r>
     </w:p>
     <w:p>
       <w:pPr>
         <w:pStyle w:val="Heading3"/>
         <w:rPr>
-          <w:rFonts w:eastAsia="Times New Roman"/>
-          <w:b/>
-          <w:bCs/>
-        </w:rPr>
-      </w:pPr>
-      <w:r>
-        <w:rPr>
-          <w:rFonts w:eastAsia="Times New Roman"/>
-          <w:b/>
-          <w:bCs/>
-        </w:rPr>
-        <w:t>5. Why BiLSTM Beats LSTM</w:t>
-      </w:r>
-    </w:p>
-    <w:p>
-      <w:pPr>
-        <w:numPr>
-          <w:ilvl w:val="0"/>
-          <w:numId w:val="34"/>
-        </w:numPr>
-        <w:spacing w:before="100" w:beforeAutospacing="1" w:after="100" w:afterAutospacing="1" w:line="240" w:lineRule="auto"/>
-        <w:rPr>
-          <w:rFonts w:eastAsia="Times New Roman" w:cs="Times New Roman"/>
-          <w:kern w:val="0"/>
-          <w14:ligatures w14:val="none"/>
-        </w:rPr>
-      </w:pPr>
-      <w:r>
-        <w:rPr>
-          <w:rFonts w:eastAsia="Times New Roman" w:cs="Times New Roman"/>
-          <w:kern w:val="0"/>
-          <w14:ligatures w14:val="none"/>
-        </w:rPr>
-        <w:t xml:space="preserve">LSTM → processes sequence </w:t>
-      </w:r>
-      <w:r>
-        <w:rPr>
-          <w:rFonts w:eastAsia="Times New Roman" w:cs="Times New Roman"/>
-          <w:b/>
-          <w:bCs/>
-          <w:kern w:val="0"/>
-          <w14:ligatures w14:val="none"/>
-        </w:rPr>
-        <w:t>forward only</w:t>
-      </w:r>
-    </w:p>
-    <w:p>
-      <w:pPr>
-        <w:numPr>
-          <w:ilvl w:val="0"/>
-          <w:numId w:val="34"/>
-        </w:numPr>
-        <w:spacing w:before="100" w:beforeAutospacing="1" w:after="100" w:afterAutospacing="1" w:line="240" w:lineRule="auto"/>
-        <w:rPr>
-          <w:rFonts w:eastAsia="Times New Roman" w:cs="Times New Roman"/>
-          <w:kern w:val="0"/>
-          <w14:ligatures w14:val="none"/>
-        </w:rPr>
-      </w:pPr>
-      <w:r>
-        <w:rPr>
-          <w:rFonts w:eastAsia="Times New Roman" w:cs="Times New Roman"/>
-          <w:kern w:val="0"/>
-          <w14:ligatures w14:val="none"/>
-        </w:rPr>
-        <w:t xml:space="preserve">BiLSTM → processes </w:t>
-      </w:r>
-      <w:r>
-        <w:rPr>
-          <w:rFonts w:eastAsia="Times New Roman" w:cs="Times New Roman"/>
-          <w:b/>
-          <w:bCs/>
-          <w:kern w:val="0"/>
-          <w14:ligatures w14:val="none"/>
-        </w:rPr>
-        <w:t>forward + backward</w:t>
-      </w:r>
-    </w:p>
-    <w:p>
-      <w:pPr>
-        <w:spacing w:before="100" w:beforeAutospacing="1" w:after="100" w:afterAutospacing="1" w:line="240" w:lineRule="auto"/>
-        <w:rPr>
-          <w:rFonts w:eastAsia="Times New Roman" w:cs="Times New Roman"/>
-          <w:kern w:val="0"/>
-          <w14:ligatures w14:val="none"/>
-        </w:rPr>
-      </w:pPr>
-      <w:r>
-        <w:rPr>
-          <w:rFonts w:eastAsia="Times New Roman" w:cs="Times New Roman"/>
-          <w:kern w:val="0"/>
-          <w14:ligatures w14:val="none"/>
-        </w:rPr>
-        <w:t xml:space="preserve"> Result:</w:t>
-      </w:r>
-    </w:p>
-    <w:p>
-      <w:pPr>
-        <w:numPr>
-          <w:ilvl w:val="0"/>
-          <w:numId w:val="35"/>
-        </w:numPr>
-        <w:spacing w:before="100" w:beforeAutospacing="1" w:after="100" w:afterAutospacing="1" w:line="240" w:lineRule="auto"/>
-        <w:rPr>
-          <w:rFonts w:eastAsia="Times New Roman" w:cs="Times New Roman"/>
-          <w:kern w:val="0"/>
-          <w14:ligatures w14:val="none"/>
-        </w:rPr>
-      </w:pPr>
-      <w:r>
-        <w:rPr>
-          <w:rFonts w:eastAsia="Times New Roman" w:cs="Times New Roman"/>
-          <w:kern w:val="0"/>
-          <w14:ligatures w14:val="none"/>
-        </w:rPr>
-        <w:t>Better context understanding</w:t>
-      </w:r>
-    </w:p>
-    <w:p>
-      <w:pPr>
-        <w:numPr>
-          <w:ilvl w:val="0"/>
-          <w:numId w:val="35"/>
-        </w:numPr>
-        <w:spacing w:before="100" w:beforeAutospacing="1" w:after="100" w:afterAutospacing="1" w:line="240" w:lineRule="auto"/>
-        <w:rPr>
-          <w:rFonts w:eastAsia="Times New Roman" w:cs="Times New Roman"/>
-          <w:kern w:val="0"/>
-          <w14:ligatures w14:val="none"/>
-        </w:rPr>
-      </w:pPr>
-      <w:r>
-        <w:rPr>
-          <w:rFonts w:eastAsia="Times New Roman" w:cs="Times New Roman"/>
-          <w:kern w:val="0"/>
-          <w14:ligatures w14:val="none"/>
-        </w:rPr>
-        <w:t>Improved accuracy</w:t>
-      </w:r>
-    </w:p>
-    <w:p>
-      <w:pPr>
-        <w:pStyle w:val="Heading3"/>
-        <w:rPr>
-          <w:rFonts w:eastAsia="Times New Roman"/>
-          <w:b/>
-          <w:bCs/>
-        </w:rPr>
-      </w:pPr>
-      <w:r>
-        <w:rPr>
-          <w:rFonts w:eastAsia="Times New Roman"/>
-          <w:b/>
-          <w:bCs/>
-        </w:rPr>
-        <w:lastRenderedPageBreak/>
-        <w:t>6. Why Random Forest Remains Competitive</w:t>
-      </w:r>
-    </w:p>
-    <w:p>
-      <w:pPr>
-        <w:spacing w:before="100" w:beforeAutospacing="1" w:after="100" w:afterAutospacing="1" w:line="240" w:lineRule="auto"/>
-        <w:rPr>
-          <w:rFonts w:eastAsia="Times New Roman" w:cs="Times New Roman"/>
-          <w:kern w:val="0"/>
-          <w14:ligatures w14:val="none"/>
-        </w:rPr>
-      </w:pPr>
-      <w:r>
-        <w:rPr>
-          <w:rFonts w:eastAsia="Times New Roman" w:cs="Times New Roman"/>
-          <w:kern w:val="0"/>
-          <w14:ligatures w14:val="none"/>
-        </w:rPr>
-        <w:t>Even with deep learning:</w:t>
-      </w:r>
-    </w:p>
-    <w:p>
-      <w:pPr>
-        <w:spacing w:before="100" w:beforeAutospacing="1" w:after="100" w:afterAutospacing="1" w:line="240" w:lineRule="auto"/>
-        <w:rPr>
-          <w:rFonts w:eastAsia="Times New Roman" w:cs="Times New Roman"/>
-          <w:kern w:val="0"/>
-          <w14:ligatures w14:val="none"/>
-        </w:rPr>
-      </w:pPr>
-      <w:r>
-        <w:rPr>
-          <w:rFonts w:eastAsia="Times New Roman" w:cs="Times New Roman"/>
-          <w:kern w:val="0"/>
-          <w14:ligatures w14:val="none"/>
-        </w:rPr>
-        <w:t xml:space="preserve"> Random Forest performs almost as well because:</w:t>
-      </w:r>
-    </w:p>
-    <w:p>
-      <w:pPr>
-        <w:numPr>
-          <w:ilvl w:val="0"/>
-          <w:numId w:val="36"/>
-        </w:numPr>
-        <w:spacing w:before="100" w:beforeAutospacing="1" w:after="100" w:afterAutospacing="1" w:line="240" w:lineRule="auto"/>
-        <w:rPr>
-          <w:rFonts w:eastAsia="Times New Roman" w:cs="Times New Roman"/>
-          <w:kern w:val="0"/>
-          <w14:ligatures w14:val="none"/>
-        </w:rPr>
-      </w:pPr>
-      <w:r>
-        <w:rPr>
-          <w:rFonts w:eastAsia="Times New Roman" w:cs="Times New Roman"/>
-          <w:kern w:val="0"/>
-          <w14:ligatures w14:val="none"/>
-        </w:rPr>
-        <w:t>Lag features already encode temporal behavior</w:t>
-      </w:r>
-    </w:p>
-    <w:p>
-      <w:pPr>
-        <w:numPr>
-          <w:ilvl w:val="0"/>
-          <w:numId w:val="36"/>
-        </w:numPr>
-        <w:spacing w:before="100" w:beforeAutospacing="1" w:after="100" w:afterAutospacing="1" w:line="240" w:lineRule="auto"/>
-        <w:rPr>
-          <w:rFonts w:eastAsia="Times New Roman" w:cs="Times New Roman"/>
-          <w:kern w:val="0"/>
-          <w14:ligatures w14:val="none"/>
-        </w:rPr>
-      </w:pPr>
-      <w:r>
-        <w:rPr>
-          <w:rFonts w:eastAsia="Times New Roman" w:cs="Times New Roman"/>
-          <w:kern w:val="0"/>
-          <w14:ligatures w14:val="none"/>
-        </w:rPr>
-        <w:t>Rolling means smooth trends</w:t>
-      </w:r>
-    </w:p>
-    <w:p>
-      <w:pPr>
-        <w:numPr>
-          <w:ilvl w:val="0"/>
-          <w:numId w:val="36"/>
-        </w:numPr>
-        <w:spacing w:before="100" w:beforeAutospacing="1" w:after="100" w:afterAutospacing="1" w:line="240" w:lineRule="auto"/>
-        <w:rPr>
-          <w:rFonts w:eastAsia="Times New Roman" w:cs="Times New Roman"/>
-          <w:kern w:val="0"/>
-          <w14:ligatures w14:val="none"/>
-        </w:rPr>
-      </w:pPr>
-      <w:r>
-        <w:rPr>
-          <w:rFonts w:eastAsia="Times New Roman" w:cs="Times New Roman"/>
-          <w:kern w:val="0"/>
-          <w14:ligatures w14:val="none"/>
-        </w:rPr>
-        <w:t>Trees handle non-linearity well</w:t>
-      </w:r>
-    </w:p>
-    <w:p>
-      <w:pPr>
-        <w:spacing w:before="100" w:beforeAutospacing="1" w:after="100" w:afterAutospacing="1" w:line="240" w:lineRule="auto"/>
-        <w:rPr>
-          <w:rFonts w:eastAsia="Times New Roman" w:cs="Times New Roman"/>
-          <w:kern w:val="0"/>
-          <w14:ligatures w14:val="none"/>
-        </w:rPr>
-      </w:pPr>
-      <w:r>
-        <w:rPr>
-          <w:rFonts w:eastAsia="Times New Roman" w:cs="Times New Roman"/>
-          <w:kern w:val="0"/>
-          <w14:ligatures w14:val="none"/>
-        </w:rPr>
-        <w:t>This shows:</w:t>
-      </w:r>
-    </w:p>
-    <w:p>
-      <w:pPr>
-        <w:spacing w:before="100" w:beforeAutospacing="1" w:after="100" w:afterAutospacing="1" w:line="240" w:lineRule="auto"/>
-        <w:rPr>
-          <w:rFonts w:eastAsia="Times New Roman" w:cs="Times New Roman"/>
-          <w:kern w:val="0"/>
-          <w14:ligatures w14:val="none"/>
-        </w:rPr>
-      </w:pPr>
-      <w:r>
-        <w:rPr>
-          <w:rFonts w:eastAsia="Times New Roman" w:cs="Times New Roman"/>
-          <w:kern w:val="0"/>
-          <w14:ligatures w14:val="none"/>
-        </w:rPr>
-        <w:t>Well-engineered features can sometimes match deep learning performance</w:t>
+          <w:b/>
+          <w:bCs/>
+        </w:rPr>
+      </w:pPr>
+      <w:r>
+        <w:rPr>
+          <w:b/>
+          <w:bCs/>
+        </w:rPr>
+        <w:t>RANDOM FOREST:</w:t>
       </w:r>
     </w:p>
     <w:p/>
     <w:p>
-      <w:pPr>
-        <w:pStyle w:val="Heading2"/>
-      </w:pPr>
-      <w:r>
-        <w:t>VISUALIZING THE BEST MODELS:</w:t>
-      </w:r>
-      <w:r>
-        <w:br/>
-      </w:r>
-    </w:p>
-    <w:p>
-      <w:pPr>
-        <w:pStyle w:val="Heading3"/>
-        <w:rPr>
-          <w:b/>
-          <w:bCs/>
-        </w:rPr>
-      </w:pPr>
-      <w:r>
-        <w:rPr>
-          <w:b/>
-          <w:bCs/>
-        </w:rPr>
-        <w:t>RANDOM FOREST:</w:t>
-      </w:r>
-    </w:p>
-    <w:p/>
-    <w:p>
-      <w:r>
+      <w:r>
+        <w:rPr>
+          <w:noProof/>
+        </w:rPr>
         <w:drawing>
           <wp:inline distT="0" distB="0" distL="0" distR="0" wp14:anchorId="60BBB582" wp14:editId="3D1A6241">
             <wp:extent cx="6200775" cy="2750820"/>
@@ -5194,7 +5212,7 @@
       <w:pPr>
         <w:numPr>
           <w:ilvl w:val="0"/>
-          <w:numId w:val="37"/>
+          <w:numId w:val="34"/>
         </w:numPr>
       </w:pPr>
       <w:r>
@@ -5241,136 +5259,136 @@
       <w:pPr>
         <w:numPr>
           <w:ilvl w:val="0"/>
+          <w:numId w:val="35"/>
+        </w:numPr>
+      </w:pPr>
+      <w:r>
+        <w:t>The model performs well at predicting </w:t>
+      </w:r>
+      <w:r>
+        <w:rPr>
+          <w:b/>
+          <w:bCs/>
+        </w:rPr>
+        <w:t>peak demand periods</w:t>
+      </w:r>
+      <w:r>
+        <w:t> (high MW) and </w:t>
+      </w:r>
+      <w:r>
+        <w:rPr>
+          <w:b/>
+          <w:bCs/>
+        </w:rPr>
+        <w:t>off-peak lows</w:t>
+      </w:r>
+      <w:r>
+        <w:t>, suggesting it has learned the daily or weekly consumption cycles effectively.</w:t>
+      </w:r>
+    </w:p>
+    <w:p>
+      <w:pPr>
+        <w:rPr>
+          <w:b/>
+          <w:bCs/>
+        </w:rPr>
+      </w:pPr>
+      <w:r>
+        <w:rPr>
+          <w:b/>
+          <w:bCs/>
+        </w:rPr>
+        <w:t>3. Overlap and Divergence</w:t>
+      </w:r>
+    </w:p>
+    <w:p>
+      <w:pPr>
+        <w:numPr>
+          <w:ilvl w:val="0"/>
+          <w:numId w:val="36"/>
+        </w:numPr>
+      </w:pPr>
+      <w:r>
+        <w:t>Where the red line (prediction) overlaps perfectly with the blue line (actual), the model is highly accurate.</w:t>
+      </w:r>
+    </w:p>
+    <w:p>
+      <w:pPr>
+        <w:numPr>
+          <w:ilvl w:val="0"/>
+          <w:numId w:val="36"/>
+        </w:numPr>
+      </w:pPr>
+      <w:r>
+        <w:t>Any visible </w:t>
+      </w:r>
+      <w:r>
+        <w:rPr>
+          <w:b/>
+          <w:bCs/>
+        </w:rPr>
+        <w:t>gaps</w:t>
+      </w:r>
+      <w:r>
+        <w:t> (overprediction or underprediction) may indicate times when the model struggled—possibly due to sudden weather changes, holidays, or anomalies not captured in the training data.</w:t>
+      </w:r>
+    </w:p>
+    <w:p>
+      <w:pPr>
+        <w:rPr>
+          <w:b/>
+          <w:bCs/>
+        </w:rPr>
+      </w:pPr>
+      <w:r>
+        <w:rPr>
+          <w:b/>
+          <w:bCs/>
+        </w:rPr>
+        <w:t>4. Error Patterns</w:t>
+      </w:r>
+    </w:p>
+    <w:p>
+      <w:pPr>
+        <w:numPr>
+          <w:ilvl w:val="0"/>
+          <w:numId w:val="37"/>
+        </w:numPr>
+      </w:pPr>
+      <w:r>
+        <w:t>If the prediction line is consistently above or below the actual during certain periods, this could suggest </w:t>
+      </w:r>
+      <w:r>
+        <w:rPr>
+          <w:b/>
+          <w:bCs/>
+        </w:rPr>
+        <w:t>bias</w:t>
+      </w:r>
+      <w:r>
+        <w:t> in the model during specific conditions (e.g., nighttime vs. daytime, weekdays vs. weekends).</w:t>
+      </w:r>
+    </w:p>
+    <w:p>
+      <w:pPr>
+        <w:rPr>
+          <w:b/>
+          <w:bCs/>
+        </w:rPr>
+      </w:pPr>
+      <w:r>
+        <w:rPr>
+          <w:b/>
+          <w:bCs/>
+        </w:rPr>
+        <w:t>5. Model Reliability</w:t>
+      </w:r>
+    </w:p>
+    <w:p>
+      <w:pPr>
+        <w:numPr>
+          <w:ilvl w:val="0"/>
           <w:numId w:val="38"/>
-        </w:numPr>
-      </w:pPr>
-      <w:r>
-        <w:t>The model performs well at predicting </w:t>
-      </w:r>
-      <w:r>
-        <w:rPr>
-          <w:b/>
-          <w:bCs/>
-        </w:rPr>
-        <w:t>peak demand periods</w:t>
-      </w:r>
-      <w:r>
-        <w:t> (high MW) and </w:t>
-      </w:r>
-      <w:r>
-        <w:rPr>
-          <w:b/>
-          <w:bCs/>
-        </w:rPr>
-        <w:t>off-peak lows</w:t>
-      </w:r>
-      <w:r>
-        <w:t>, suggesting it has learned the daily or weekly consumption cycles effectively.</w:t>
-      </w:r>
-    </w:p>
-    <w:p>
-      <w:pPr>
-        <w:rPr>
-          <w:b/>
-          <w:bCs/>
-        </w:rPr>
-      </w:pPr>
-      <w:r>
-        <w:rPr>
-          <w:b/>
-          <w:bCs/>
-        </w:rPr>
-        <w:t>3. Overlap and Divergence</w:t>
-      </w:r>
-    </w:p>
-    <w:p>
-      <w:pPr>
-        <w:numPr>
-          <w:ilvl w:val="0"/>
-          <w:numId w:val="39"/>
-        </w:numPr>
-      </w:pPr>
-      <w:r>
-        <w:t>Where the red line (prediction) overlaps perfectly with the blue line (actual), the model is highly accurate.</w:t>
-      </w:r>
-    </w:p>
-    <w:p>
-      <w:pPr>
-        <w:numPr>
-          <w:ilvl w:val="0"/>
-          <w:numId w:val="39"/>
-        </w:numPr>
-      </w:pPr>
-      <w:r>
-        <w:t>Any visible </w:t>
-      </w:r>
-      <w:r>
-        <w:rPr>
-          <w:b/>
-          <w:bCs/>
-        </w:rPr>
-        <w:t>gaps</w:t>
-      </w:r>
-      <w:r>
-        <w:t> (overprediction or underprediction) may indicate times when the model struggled—possibly due to sudden weather changes, holidays, or anomalies not captured in the training data.</w:t>
-      </w:r>
-    </w:p>
-    <w:p>
-      <w:pPr>
-        <w:rPr>
-          <w:b/>
-          <w:bCs/>
-        </w:rPr>
-      </w:pPr>
-      <w:r>
-        <w:rPr>
-          <w:b/>
-          <w:bCs/>
-        </w:rPr>
-        <w:t>4. Error Patterns</w:t>
-      </w:r>
-    </w:p>
-    <w:p>
-      <w:pPr>
-        <w:numPr>
-          <w:ilvl w:val="0"/>
-          <w:numId w:val="40"/>
-        </w:numPr>
-      </w:pPr>
-      <w:r>
-        <w:t>If the prediction line is consistently above or below the actual during certain periods, this could suggest </w:t>
-      </w:r>
-      <w:r>
-        <w:rPr>
-          <w:b/>
-          <w:bCs/>
-        </w:rPr>
-        <w:t>bias</w:t>
-      </w:r>
-      <w:r>
-        <w:t> in the model during specific conditions (e.g., nighttime vs. daytime, weekdays vs. weekends).</w:t>
-      </w:r>
-    </w:p>
-    <w:p>
-      <w:pPr>
-        <w:rPr>
-          <w:b/>
-          <w:bCs/>
-        </w:rPr>
-      </w:pPr>
-      <w:r>
-        <w:rPr>
-          <w:b/>
-          <w:bCs/>
-        </w:rPr>
-        <w:t>5. Model Reliability</w:t>
-      </w:r>
-    </w:p>
-    <w:p>
-      <w:pPr>
-        <w:numPr>
-          <w:ilvl w:val="0"/>
-          <w:numId w:val="41"/>
         </w:numPr>
       </w:pPr>
       <w:r>
@@ -5391,6 +5409,9 @@
     <w:p/>
     <w:p>
       <w:r>
+        <w:rPr>
+          <w:noProof/>
+        </w:rPr>
         <w:drawing>
           <wp:inline distT="0" distB="0" distL="0" distR="0" wp14:anchorId="2685BC1C" wp14:editId="6241BA18">
             <wp:extent cx="5943600" cy="2745740"/>
@@ -5603,6 +5624,9 @@
     <w:p/>
     <w:p>
       <w:r>
+        <w:rPr>
+          <w:noProof/>
+        </w:rPr>
         <w:drawing>
           <wp:inline distT="0" distB="0" distL="0" distR="0" wp14:anchorId="4FB02139" wp14:editId="45ADC83C">
             <wp:extent cx="5943600" cy="2750820"/>
@@ -5686,10 +5710,7 @@
     </w:p>
     <w:p>
       <w:r>
-        <w:t>BiLSTM</w:t>
-      </w:r>
-      <w:r>
-        <w:t xml:space="preserve"> are generally good at modeling non-linear and complex temporal patterns. If the prediction line follows sharp rises and falls accurately, it suggests the model has successfully learned the dynamics of sudden demand changes (e.g., morning ramp-ups or evening peaks).</w:t>
+        <w:t>BiLSTM are generally good at modeling non-linear and complex temporal patterns. If the prediction line follows sharp rises and falls accurately, it suggests the model has successfully learned the dynamics of sudden demand changes (e.g., morning ramp-ups or evening peaks).</w:t>
       </w:r>
     </w:p>
     <w:p/>
@@ -5787,6 +5808,9 @@
     <w:p/>
     <w:p>
       <w:r>
+        <w:rPr>
+          <w:noProof/>
+        </w:rPr>
         <w:drawing>
           <wp:inline distT="0" distB="0" distL="0" distR="0" wp14:anchorId="0C9DDAAF" wp14:editId="0391F704">
             <wp:extent cx="5943600" cy="2725420"/>
@@ -5908,7 +5932,7 @@
         <w:pStyle w:val="ListParagraph"/>
         <w:numPr>
           <w:ilvl w:val="0"/>
-          <w:numId w:val="43"/>
+          <w:numId w:val="40"/>
         </w:numPr>
         <w:spacing w:line="240" w:lineRule="auto"/>
       </w:pPr>
@@ -5921,6 +5945,282 @@
         <w:spacing w:line="240" w:lineRule="auto"/>
       </w:pPr>
     </w:p>
+    <w:p>
+      <w:pPr>
+        <w:pStyle w:val="ListParagraph"/>
+        <w:numPr>
+          <w:ilvl w:val="0"/>
+          <w:numId w:val="40"/>
+        </w:numPr>
+        <w:spacing w:line="240" w:lineRule="auto"/>
+      </w:pPr>
+      <w:r>
+        <w:t>Holidays or special events</w:t>
+      </w:r>
+    </w:p>
+    <w:p>
+      <w:pPr>
+        <w:spacing w:line="240" w:lineRule="auto"/>
+      </w:pPr>
+    </w:p>
+    <w:p>
+      <w:pPr>
+        <w:pStyle w:val="ListParagraph"/>
+        <w:numPr>
+          <w:ilvl w:val="0"/>
+          <w:numId w:val="40"/>
+        </w:numPr>
+        <w:spacing w:line="240" w:lineRule="auto"/>
+      </w:pPr>
+      <w:r>
+        <w:t>Anomalies in grid operation</w:t>
+      </w:r>
+    </w:p>
+    <w:p>
+      <w:pPr>
+        <w:spacing w:line="240" w:lineRule="auto"/>
+      </w:pPr>
+    </w:p>
+    <w:p>
+      <w:pPr>
+        <w:pStyle w:val="ListParagraph"/>
+        <w:numPr>
+          <w:ilvl w:val="0"/>
+          <w:numId w:val="40"/>
+        </w:numPr>
+        <w:spacing w:line="240" w:lineRule="auto"/>
+      </w:pPr>
+      <w:r>
+        <w:t>Data quality issues</w:t>
+      </w:r>
+    </w:p>
+    <w:p>
+      <w:pPr>
+        <w:rPr>
+          <w:b/>
+          <w:bCs/>
+        </w:rPr>
+      </w:pPr>
+    </w:p>
+    <w:p>
+      <w:pPr>
+        <w:rPr>
+          <w:b/>
+          <w:bCs/>
+        </w:rPr>
+      </w:pPr>
+      <w:r>
+        <w:rPr>
+          <w:b/>
+          <w:bCs/>
+        </w:rPr>
+        <w:t>4. Patterns or Clusters</w:t>
+      </w:r>
+    </w:p>
+    <w:p>
+      <w:r>
+        <w:t>If residuals show clusters of positive or negative values over consecutive time steps, this suggests the model is missing a temporal pattern (e.g., struggling during peak hours or specific seasons).</w:t>
+      </w:r>
+    </w:p>
+    <w:p>
+      <w:pPr>
+        <w:rPr>
+          <w:b/>
+          <w:bCs/>
+        </w:rPr>
+      </w:pPr>
+    </w:p>
+    <w:p>
+      <w:pPr>
+        <w:rPr>
+          <w:b/>
+          <w:bCs/>
+        </w:rPr>
+      </w:pPr>
+      <w:r>
+        <w:rPr>
+          <w:b/>
+          <w:bCs/>
+        </w:rPr>
+        <w:t>5. Model Strengths</w:t>
+      </w:r>
+    </w:p>
+    <w:p>
+      <w:r>
+        <w:t>BiLSTM models are designed to capture long-term dependencies. If residuals appear mostly random with no autocorrelation, it confirms the model has successfully learned the temporal dynamics in the data.</w:t>
+      </w:r>
+    </w:p>
+    <w:p/>
+    <w:p>
+      <w:pPr>
+        <w:rPr>
+          <w:b/>
+          <w:bCs/>
+        </w:rPr>
+      </w:pPr>
+      <w:r>
+        <w:rPr>
+          <w:b/>
+          <w:bCs/>
+        </w:rPr>
+        <w:t>6. Comparison to Random Forest Residuals</w:t>
+      </w:r>
+    </w:p>
+    <w:p>
+      <w:r>
+        <w:t>If you were comparing this to the earlier Random Forest residuals plot:</w:t>
+      </w:r>
+    </w:p>
+    <w:p/>
+    <w:p>
+      <w:pPr>
+        <w:pStyle w:val="ListParagraph"/>
+        <w:numPr>
+          <w:ilvl w:val="0"/>
+          <w:numId w:val="39"/>
+        </w:numPr>
+      </w:pPr>
+      <w:r>
+        <w:lastRenderedPageBreak/>
+        <w:t>BiLSTM may show smaller residuals if it better handles sequential dependencies.</w:t>
+      </w:r>
+    </w:p>
+    <w:p/>
+    <w:p>
+      <w:pPr>
+        <w:pStyle w:val="ListParagraph"/>
+        <w:numPr>
+          <w:ilvl w:val="0"/>
+          <w:numId w:val="39"/>
+        </w:numPr>
+      </w:pPr>
+      <w:r>
+        <w:t>Random Forest might have more structured errors if it wasn't given enough lag features.</w:t>
+      </w:r>
+    </w:p>
+    <w:p/>
+    <w:p>
+      <w:pPr>
+        <w:pStyle w:val="ListParagraph"/>
+        <w:numPr>
+          <w:ilvl w:val="0"/>
+          <w:numId w:val="39"/>
+        </w:numPr>
+      </w:pPr>
+      <w:r>
+        <w:t>BiLSTM could still struggle with sudden regime changes if not retrained or adapted.</w:t>
+      </w:r>
+    </w:p>
+    <w:p>
+      <w:pPr>
+        <w:pStyle w:val="ListParagraph"/>
+      </w:pPr>
+    </w:p>
+    <w:p/>
+    <w:p>
+      <w:r>
+        <w:br w:type="page"/>
+      </w:r>
+    </w:p>
+    <w:p>
+      <w:pPr>
+        <w:pStyle w:val="Heading1"/>
+      </w:pPr>
+      <w:r>
+        <w:lastRenderedPageBreak/>
+        <w:t>DEPLOYMENT :</w:t>
+      </w:r>
+    </w:p>
+    <w:p/>
+    <w:p>
+      <w:r>
+        <w:t>Two models were deployed:</w:t>
+      </w:r>
+    </w:p>
+    <w:p/>
+    <w:p>
+      <w:pPr>
+        <w:pStyle w:val="ListParagraph"/>
+        <w:numPr>
+          <w:ilvl w:val="0"/>
+          <w:numId w:val="41"/>
+        </w:numPr>
+        <w:rPr>
+          <w:b/>
+          <w:bCs/>
+        </w:rPr>
+      </w:pPr>
+      <w:r>
+        <w:rPr>
+          <w:b/>
+          <w:bCs/>
+        </w:rPr>
+        <w:t>Random Forest Model:</w:t>
+      </w:r>
+    </w:p>
+    <w:p>
+      <w:pPr>
+        <w:ind w:left="360"/>
+      </w:pPr>
+    </w:p>
+    <w:p>
+      <w:pPr>
+        <w:pStyle w:val="ListParagraph"/>
+        <w:numPr>
+          <w:ilvl w:val="0"/>
+          <w:numId w:val="42"/>
+        </w:numPr>
+      </w:pPr>
+      <w:r>
+        <w:t>Uses all engineered features</w:t>
+      </w:r>
+    </w:p>
+    <w:p>
+      <w:pPr>
+        <w:pStyle w:val="ListParagraph"/>
+        <w:numPr>
+          <w:ilvl w:val="0"/>
+          <w:numId w:val="42"/>
+        </w:numPr>
+      </w:pPr>
+      <w:r>
+        <w:t>Fast and efficient</w:t>
+      </w:r>
+    </w:p>
+    <w:p>
+      <w:pPr>
+        <w:pStyle w:val="ListParagraph"/>
+        <w:numPr>
+          <w:ilvl w:val="0"/>
+          <w:numId w:val="42"/>
+        </w:numPr>
+      </w:pPr>
+      <w:r>
+        <w:t>Handles tabular data well</w:t>
+      </w:r>
+    </w:p>
+    <w:p/>
+    <w:p>
+      <w:pPr>
+        <w:pStyle w:val="ListParagraph"/>
+        <w:numPr>
+          <w:ilvl w:val="0"/>
+          <w:numId w:val="41"/>
+        </w:numPr>
+        <w:rPr>
+          <w:b/>
+          <w:bCs/>
+        </w:rPr>
+      </w:pPr>
+      <w:r>
+        <w:rPr>
+          <w:b/>
+          <w:bCs/>
+        </w:rPr>
+        <w:t>BiLSTM Model:</w:t>
+      </w:r>
+    </w:p>
+    <w:p/>
     <w:p>
       <w:pPr>
         <w:pStyle w:val="ListParagraph"/>
@@ -5928,16 +6228,10 @@
           <w:ilvl w:val="0"/>
           <w:numId w:val="43"/>
         </w:numPr>
-        <w:spacing w:line="240" w:lineRule="auto"/>
-      </w:pPr>
-      <w:r>
-        <w:t>Holidays or special events</w:t>
-      </w:r>
-    </w:p>
-    <w:p>
-      <w:pPr>
-        <w:spacing w:line="240" w:lineRule="auto"/>
-      </w:pPr>
+      </w:pPr>
+      <w:r>
+        <w:t>Uses last 24 hours of energy consumption</w:t>
+      </w:r>
     </w:p>
     <w:p>
       <w:pPr>
@@ -5946,171 +6240,15 @@
           <w:ilvl w:val="0"/>
           <w:numId w:val="43"/>
         </w:numPr>
-        <w:spacing w:line="240" w:lineRule="auto"/>
-      </w:pPr>
-      <w:r>
-        <w:t>Anomalies in grid operation</w:t>
-      </w:r>
-    </w:p>
-    <w:p>
-      <w:pPr>
-        <w:spacing w:line="240" w:lineRule="auto"/>
-      </w:pPr>
-    </w:p>
-    <w:p>
-      <w:pPr>
-        <w:pStyle w:val="ListParagraph"/>
-        <w:numPr>
-          <w:ilvl w:val="0"/>
-          <w:numId w:val="43"/>
-        </w:numPr>
-        <w:spacing w:line="240" w:lineRule="auto"/>
-      </w:pPr>
-      <w:r>
-        <w:t>Data quality issues</w:t>
-      </w:r>
-    </w:p>
-    <w:p>
-      <w:pPr>
-        <w:rPr>
-          <w:b/>
-          <w:bCs/>
-        </w:rPr>
-      </w:pPr>
-    </w:p>
-    <w:p>
-      <w:pPr>
-        <w:rPr>
-          <w:b/>
-          <w:bCs/>
-        </w:rPr>
-      </w:pPr>
-      <w:r>
-        <w:rPr>
-          <w:b/>
-          <w:bCs/>
-        </w:rPr>
-        <w:t>4. Patterns or Clusters</w:t>
-      </w:r>
-    </w:p>
-    <w:p>
-      <w:r>
-        <w:t>If residuals show clusters of positive or negative values over consecutive time steps, this suggests the model is missing a temporal pattern (e.g., struggling during peak hours or specific seasons).</w:t>
-      </w:r>
-    </w:p>
-    <w:p>
-      <w:pPr>
-        <w:rPr>
-          <w:b/>
-          <w:bCs/>
-        </w:rPr>
-      </w:pPr>
-    </w:p>
-    <w:p>
-      <w:pPr>
-        <w:rPr>
-          <w:b/>
-          <w:bCs/>
-        </w:rPr>
-      </w:pPr>
-      <w:r>
-        <w:rPr>
-          <w:b/>
-          <w:bCs/>
-        </w:rPr>
-        <w:t>5. Model Strengths</w:t>
-      </w:r>
-    </w:p>
-    <w:p>
-      <w:r>
-        <w:t>BiLSTM models are designed to capture long-term dependencies. If residuals appear mostly random with no autocorrelation, it confirms the model has successfully learned the temporal dynamics in the data.</w:t>
+      </w:pPr>
+      <w:r>
+        <w:t>Captures sequential temporal patterns</w:t>
       </w:r>
     </w:p>
     <w:p/>
     <w:p>
-      <w:pPr>
-        <w:rPr>
-          <w:b/>
-          <w:bCs/>
-        </w:rPr>
-      </w:pPr>
-      <w:r>
-        <w:rPr>
-          <w:b/>
-          <w:bCs/>
-        </w:rPr>
-        <w:t>6. Comparison to Random Forest Residuals</w:t>
-      </w:r>
-    </w:p>
-    <w:p>
-      <w:r>
-        <w:t>If you were comparing this to the earlier Random Forest residuals plot:</w:t>
-      </w:r>
-    </w:p>
-    <w:p/>
-    <w:p>
-      <w:pPr>
-        <w:pStyle w:val="ListParagraph"/>
-        <w:numPr>
-          <w:ilvl w:val="0"/>
-          <w:numId w:val="42"/>
-        </w:numPr>
-      </w:pPr>
-      <w:r>
-        <w:lastRenderedPageBreak/>
-        <w:t>BiLSTM may show smaller residuals if it better handles sequential dependencies.</w:t>
-      </w:r>
-    </w:p>
-    <w:p/>
-    <w:p>
-      <w:pPr>
-        <w:pStyle w:val="ListParagraph"/>
-        <w:numPr>
-          <w:ilvl w:val="0"/>
-          <w:numId w:val="42"/>
-        </w:numPr>
-      </w:pPr>
-      <w:r>
-        <w:t>Random Forest might have more structured errors if it wasn't given enough lag features.</w:t>
-      </w:r>
-    </w:p>
-    <w:p/>
-    <w:p>
-      <w:pPr>
-        <w:pStyle w:val="ListParagraph"/>
-        <w:numPr>
-          <w:ilvl w:val="0"/>
-          <w:numId w:val="42"/>
-        </w:numPr>
-      </w:pPr>
-      <w:r>
-        <w:t>BiLSTM could still struggle with sudden regime changes if not retrained or adapted.</w:t>
-      </w:r>
-    </w:p>
-    <w:p>
-      <w:pPr>
-        <w:pStyle w:val="ListParagraph"/>
-      </w:pPr>
-    </w:p>
-    <w:p/>
-    <w:p>
-      <w:r>
-        <w:br w:type="page"/>
-      </w:r>
-    </w:p>
-    <w:p>
-      <w:pPr>
-        <w:pStyle w:val="Heading1"/>
-      </w:pPr>
-      <w:r>
-        <w:lastRenderedPageBreak/>
-        <w:t>DEPLOYMENT :</w:t>
-      </w:r>
-    </w:p>
-    <w:p/>
-    <w:p>
-      <w:r>
-        <w:t>Two models were deployed:</w:t>
+      <w:r>
+        <w:t>Why deploy both?</w:t>
       </w:r>
     </w:p>
     <w:p/>
@@ -6121,68 +6259,11 @@
           <w:ilvl w:val="0"/>
           <w:numId w:val="44"/>
         </w:numPr>
-        <w:rPr>
-          <w:b/>
-          <w:bCs/>
-        </w:rPr>
-      </w:pPr>
-      <w:r>
-        <w:rPr>
-          <w:b/>
-          <w:bCs/>
-        </w:rPr>
-        <w:t>Random Forest Model</w:t>
-      </w:r>
-      <w:r>
-        <w:rPr>
-          <w:b/>
-          <w:bCs/>
-        </w:rPr>
-        <w:t>:</w:t>
-      </w:r>
-    </w:p>
-    <w:p>
-      <w:pPr>
-        <w:ind w:left="360"/>
-      </w:pPr>
-    </w:p>
-    <w:p>
-      <w:pPr>
-        <w:pStyle w:val="ListParagraph"/>
-        <w:numPr>
-          <w:ilvl w:val="0"/>
-          <w:numId w:val="47"/>
-        </w:numPr>
-      </w:pPr>
-      <w:r>
-        <w:t>Uses all engineered features</w:t>
-      </w:r>
-    </w:p>
-    <w:p>
-      <w:pPr>
-        <w:pStyle w:val="ListParagraph"/>
-        <w:numPr>
-          <w:ilvl w:val="0"/>
-          <w:numId w:val="47"/>
-        </w:numPr>
-      </w:pPr>
-      <w:r>
-        <w:t>Fast and efficient</w:t>
-      </w:r>
-    </w:p>
-    <w:p>
-      <w:pPr>
-        <w:pStyle w:val="ListParagraph"/>
-        <w:numPr>
-          <w:ilvl w:val="0"/>
-          <w:numId w:val="47"/>
-        </w:numPr>
-      </w:pPr>
-      <w:r>
-        <w:t>Handles tabular data well</w:t>
-      </w:r>
-    </w:p>
-    <w:p/>
+      </w:pPr>
+      <w:r>
+        <w:t>Random Forest provides feature-based predictions</w:t>
+      </w:r>
+    </w:p>
     <w:p>
       <w:pPr>
         <w:pStyle w:val="ListParagraph"/>
@@ -6190,37 +6271,28 @@
           <w:ilvl w:val="0"/>
           <w:numId w:val="44"/>
         </w:numPr>
-        <w:rPr>
-          <w:b/>
-          <w:bCs/>
-        </w:rPr>
-      </w:pPr>
-      <w:r>
-        <w:rPr>
-          <w:b/>
-          <w:bCs/>
-        </w:rPr>
-        <w:t>BiLSTM Model</w:t>
-      </w:r>
-      <w:r>
-        <w:rPr>
-          <w:b/>
-          <w:bCs/>
-        </w:rPr>
-        <w:t>:</w:t>
+      </w:pPr>
+      <w:r>
+        <w:t>BiLSTM provides time-series-based predictions</w:t>
       </w:r>
     </w:p>
     <w:p/>
     <w:p>
+      <w:r>
+        <w:t xml:space="preserve"> Deploying both offers:</w:t>
+      </w:r>
+    </w:p>
+    <w:p/>
+    <w:p>
       <w:pPr>
         <w:pStyle w:val="ListParagraph"/>
         <w:numPr>
           <w:ilvl w:val="0"/>
-          <w:numId w:val="48"/>
-        </w:numPr>
-      </w:pPr>
-      <w:r>
-        <w:t>Uses last 24 hours of energy consumption</w:t>
+          <w:numId w:val="45"/>
+        </w:numPr>
+      </w:pPr>
+      <w:r>
+        <w:t>Model comparison in real-time</w:t>
       </w:r>
     </w:p>
     <w:p>
@@ -6228,81 +6300,19 @@
         <w:pStyle w:val="ListParagraph"/>
         <w:numPr>
           <w:ilvl w:val="0"/>
-          <w:numId w:val="48"/>
-        </w:numPr>
-      </w:pPr>
-      <w:r>
-        <w:t>Captures sequential temporal patterns</w:t>
-      </w:r>
-    </w:p>
-    <w:p/>
-    <w:p>
-      <w:r>
-        <w:t>Why deploy both?</w:t>
-      </w:r>
-    </w:p>
-    <w:p/>
+          <w:numId w:val="45"/>
+        </w:numPr>
+      </w:pPr>
+      <w:r>
+        <w:t>Robust predictions from different approaches</w:t>
+      </w:r>
+    </w:p>
     <w:p>
       <w:pPr>
         <w:pStyle w:val="ListParagraph"/>
         <w:numPr>
           <w:ilvl w:val="0"/>
-          <w:numId w:val="49"/>
-        </w:numPr>
-      </w:pPr>
-      <w:r>
-        <w:t>Random Forest provides feature-based predictions</w:t>
-      </w:r>
-    </w:p>
-    <w:p>
-      <w:pPr>
-        <w:pStyle w:val="ListParagraph"/>
-        <w:numPr>
-          <w:ilvl w:val="0"/>
-          <w:numId w:val="49"/>
-        </w:numPr>
-      </w:pPr>
-      <w:r>
-        <w:t>BiLSTM provides time-series-based predictions</w:t>
-      </w:r>
-    </w:p>
-    <w:p/>
-    <w:p>
-      <w:r>
-        <w:t xml:space="preserve"> Deploying both offers:</w:t>
-      </w:r>
-    </w:p>
-    <w:p/>
-    <w:p>
-      <w:pPr>
-        <w:pStyle w:val="ListParagraph"/>
-        <w:numPr>
-          <w:ilvl w:val="0"/>
-          <w:numId w:val="50"/>
-        </w:numPr>
-      </w:pPr>
-      <w:r>
-        <w:t>Model comparison in real-time</w:t>
-      </w:r>
-    </w:p>
-    <w:p>
-      <w:pPr>
-        <w:pStyle w:val="ListParagraph"/>
-        <w:numPr>
-          <w:ilvl w:val="0"/>
-          <w:numId w:val="50"/>
-        </w:numPr>
-      </w:pPr>
-      <w:r>
-        <w:t>Robust predictions from different approaches</w:t>
-      </w:r>
-    </w:p>
-    <w:p>
-      <w:pPr>
-        <w:pStyle w:val="ListParagraph"/>
-        <w:numPr>
-          <w:ilvl w:val="0"/>
-          <w:numId w:val="50"/>
+          <w:numId w:val="45"/>
         </w:numPr>
       </w:pPr>
       <w:r>
@@ -6669,28 +6679,220 @@
           <w:bCs/>
         </w:rPr>
       </w:pPr>
-      <w:r>
-        <w:rPr>
-          <w:b/>
-          <w:bCs/>
-        </w:rPr>
-        <w:t>https://screenrec.com/share/2w4tAYqzcD</w:t>
-      </w:r>
-    </w:p>
-    <w:p>
-      <w:pPr>
-        <w:rPr>
-          <w:b/>
-          <w:bCs/>
-        </w:rPr>
-      </w:pPr>
-      <w:r>
-        <w:rPr>
-          <w:b/>
-          <w:bCs/>
-        </w:rPr>
-        <w:t>https://screenrec.com/share/R1ByEiv75Y</w:t>
-      </w:r>
+      <w:hyperlink r:id="rId26" w:history="1">
+        <w:r>
+          <w:rPr>
+            <w:rStyle w:val="Hyperlink"/>
+            <w:b/>
+            <w:bCs/>
+          </w:rPr>
+          <w:t>https://screenrec.com/share/2w4tAYqzcD</w:t>
+        </w:r>
+      </w:hyperlink>
+    </w:p>
+    <w:p>
+      <w:pPr>
+        <w:rPr>
+          <w:b/>
+          <w:bCs/>
+        </w:rPr>
+      </w:pPr>
+    </w:p>
+    <w:p>
+      <w:pPr>
+        <w:rPr>
+          <w:b/>
+          <w:bCs/>
+        </w:rPr>
+      </w:pPr>
+      <w:hyperlink r:id="rId27" w:history="1">
+        <w:r>
+          <w:rPr>
+            <w:rStyle w:val="Hyperlink"/>
+            <w:b/>
+            <w:bCs/>
+          </w:rPr>
+          <w:t>https://screenrec.com/share/R1ByEiv75Y</w:t>
+        </w:r>
+      </w:hyperlink>
+    </w:p>
+    <w:p>
+      <w:pPr>
+        <w:rPr>
+          <w:b/>
+          <w:bCs/>
+        </w:rPr>
+      </w:pPr>
+    </w:p>
+    <w:p>
+      <w:pPr>
+        <w:rPr>
+          <w:b/>
+          <w:bCs/>
+        </w:rPr>
+      </w:pPr>
+      <w:r>
+        <w:rPr>
+          <w:b/>
+          <w:bCs/>
+        </w:rPr>
+        <w:br w:type="page"/>
+      </w:r>
+    </w:p>
+    <w:p>
+      <w:pPr>
+        <w:pStyle w:val="Heading1"/>
+      </w:pPr>
+      <w:r>
+        <w:lastRenderedPageBreak/>
+        <w:t>CONCLUSIONS:</w:t>
+      </w:r>
+    </w:p>
+    <w:p/>
+    <w:p>
+      <w:pPr>
+        <w:pStyle w:val="ListParagraph"/>
+        <w:numPr>
+          <w:ilvl w:val="0"/>
+          <w:numId w:val="46"/>
+        </w:numPr>
+      </w:pPr>
+      <w:r>
+        <w:t>BiLSTM is the best-performing model</w:t>
+      </w:r>
+    </w:p>
+    <w:p>
+      <w:pPr>
+        <w:pStyle w:val="ListParagraph"/>
+        <w:numPr>
+          <w:ilvl w:val="0"/>
+          <w:numId w:val="46"/>
+        </w:numPr>
+      </w:pPr>
+      <w:r>
+        <w:t>Feature engineering significantly improved model performance</w:t>
+      </w:r>
+    </w:p>
+    <w:p>
+      <w:pPr>
+        <w:pStyle w:val="ListParagraph"/>
+        <w:numPr>
+          <w:ilvl w:val="0"/>
+          <w:numId w:val="46"/>
+        </w:numPr>
+      </w:pPr>
+      <w:r>
+        <w:t>Tree-based models performed strongly on structured data</w:t>
+      </w:r>
+      <w:r>
+        <w:t xml:space="preserve"> especially random forest </w:t>
+      </w:r>
+    </w:p>
+    <w:p>
+      <w:pPr>
+        <w:pStyle w:val="ListParagraph"/>
+        <w:numPr>
+          <w:ilvl w:val="0"/>
+          <w:numId w:val="46"/>
+        </w:numPr>
+      </w:pPr>
+      <w:r>
+        <w:t xml:space="preserve">LSTM </w:t>
+      </w:r>
+      <w:r>
+        <w:t>required careful tuning and proper sequence design</w:t>
+      </w:r>
+    </w:p>
+    <w:p>
+      <w:pPr>
+        <w:pStyle w:val="ListParagraph"/>
+        <w:numPr>
+          <w:ilvl w:val="0"/>
+          <w:numId w:val="46"/>
+        </w:numPr>
+      </w:pPr>
+      <w:r>
+        <w:t>The 24-hour window effectively captured daily consumption cycles</w:t>
+      </w:r>
+    </w:p>
+    <w:p/>
+    <w:p>
+      <w:pPr>
+        <w:pStyle w:val="Heading1"/>
+      </w:pPr>
+      <w:r>
+        <w:t>RECOMMENDATIONS:</w:t>
+      </w:r>
+    </w:p>
+    <w:p/>
+    <w:p>
+      <w:pPr>
+        <w:pStyle w:val="ListParagraph"/>
+        <w:numPr>
+          <w:ilvl w:val="0"/>
+          <w:numId w:val="46"/>
+        </w:numPr>
+      </w:pPr>
+      <w:r>
+        <w:t>Incorporate external features (e.g., weather, holidays) for better accuracy</w:t>
+      </w:r>
+    </w:p>
+    <w:p>
+      <w:pPr>
+        <w:pStyle w:val="ListParagraph"/>
+        <w:numPr>
+          <w:ilvl w:val="0"/>
+          <w:numId w:val="46"/>
+        </w:numPr>
+      </w:pPr>
+      <w:r>
+        <w:t>Use ensemble techniques combining ML and DL predictions</w:t>
+      </w:r>
+    </w:p>
+    <w:p>
+      <w:pPr>
+        <w:pStyle w:val="ListParagraph"/>
+        <w:numPr>
+          <w:ilvl w:val="0"/>
+          <w:numId w:val="46"/>
+        </w:numPr>
+      </w:pPr>
+      <w:r>
+        <w:t>Extend forecasting horizon (multi-step forecasting)</w:t>
+      </w:r>
+    </w:p>
+    <w:p>
+      <w:pPr>
+        <w:pStyle w:val="ListParagraph"/>
+        <w:numPr>
+          <w:ilvl w:val="0"/>
+          <w:numId w:val="46"/>
+        </w:numPr>
+      </w:pPr>
+      <w:r>
+        <w:t>Deploy with real-time data pipelines for production use</w:t>
+      </w:r>
+    </w:p>
+    <w:p>
+      <w:pPr>
+        <w:pStyle w:val="ListParagraph"/>
+        <w:numPr>
+          <w:ilvl w:val="0"/>
+          <w:numId w:val="46"/>
+        </w:numPr>
+      </w:pPr>
+      <w:r>
+        <w:t>Explore advanced architectures (e.g., attention-based models)</w:t>
+      </w:r>
+    </w:p>
+    <w:p/>
+    <w:p>
+      <w:pPr>
+        <w:rPr>
+          <w:b/>
+          <w:bCs/>
+        </w:rPr>
+      </w:pPr>
     </w:p>
     <w:sectPr>
       <w:pgSz w:w="12240" w:h="15840"/>
@@ -8324,304 +8526,6 @@
     </w:lvl>
   </w:abstractNum>
   <w:abstractNum w:abstractNumId="11" w15:restartNumberingAfterBreak="0">
-    <w:nsid w:val="1AED3592"/>
-    <w:multiLevelType w:val="multilevel"/>
-    <w:tmpl w:val="E522E160"/>
-    <w:lvl w:ilvl="0">
-      <w:start w:val="1"/>
-      <w:numFmt w:val="bullet"/>
-      <w:lvlText w:val=""/>
-      <w:lvlJc w:val="left"/>
-      <w:pPr>
-        <w:tabs>
-          <w:tab w:val="num" w:pos="720"/>
-        </w:tabs>
-        <w:ind w:left="720" w:hanging="360"/>
-      </w:pPr>
-      <w:rPr>
-        <w:rFonts w:ascii="Symbol" w:hAnsi="Symbol" w:hint="default"/>
-        <w:sz w:val="20"/>
-      </w:rPr>
-    </w:lvl>
-    <w:lvl w:ilvl="1">
-      <w:start w:val="1"/>
-      <w:numFmt w:val="bullet"/>
-      <w:lvlText w:val="o"/>
-      <w:lvlJc w:val="left"/>
-      <w:pPr>
-        <w:tabs>
-          <w:tab w:val="num" w:pos="1440"/>
-        </w:tabs>
-        <w:ind w:left="1440" w:hanging="360"/>
-      </w:pPr>
-      <w:rPr>
-        <w:rFonts w:ascii="Courier New" w:hAnsi="Courier New" w:hint="default"/>
-        <w:sz w:val="20"/>
-      </w:rPr>
-    </w:lvl>
-    <w:lvl w:ilvl="2" w:tentative="1">
-      <w:start w:val="1"/>
-      <w:numFmt w:val="bullet"/>
-      <w:lvlText w:val=""/>
-      <w:lvlJc w:val="left"/>
-      <w:pPr>
-        <w:tabs>
-          <w:tab w:val="num" w:pos="2160"/>
-        </w:tabs>
-        <w:ind w:left="2160" w:hanging="360"/>
-      </w:pPr>
-      <w:rPr>
-        <w:rFonts w:ascii="Wingdings" w:hAnsi="Wingdings" w:hint="default"/>
-        <w:sz w:val="20"/>
-      </w:rPr>
-    </w:lvl>
-    <w:lvl w:ilvl="3" w:tentative="1">
-      <w:start w:val="1"/>
-      <w:numFmt w:val="bullet"/>
-      <w:lvlText w:val=""/>
-      <w:lvlJc w:val="left"/>
-      <w:pPr>
-        <w:tabs>
-          <w:tab w:val="num" w:pos="2880"/>
-        </w:tabs>
-        <w:ind w:left="2880" w:hanging="360"/>
-      </w:pPr>
-      <w:rPr>
-        <w:rFonts w:ascii="Wingdings" w:hAnsi="Wingdings" w:hint="default"/>
-        <w:sz w:val="20"/>
-      </w:rPr>
-    </w:lvl>
-    <w:lvl w:ilvl="4" w:tentative="1">
-      <w:start w:val="1"/>
-      <w:numFmt w:val="bullet"/>
-      <w:lvlText w:val=""/>
-      <w:lvlJc w:val="left"/>
-      <w:pPr>
-        <w:tabs>
-          <w:tab w:val="num" w:pos="3600"/>
-        </w:tabs>
-        <w:ind w:left="3600" w:hanging="360"/>
-      </w:pPr>
-      <w:rPr>
-        <w:rFonts w:ascii="Wingdings" w:hAnsi="Wingdings" w:hint="default"/>
-        <w:sz w:val="20"/>
-      </w:rPr>
-    </w:lvl>
-    <w:lvl w:ilvl="5" w:tentative="1">
-      <w:start w:val="1"/>
-      <w:numFmt w:val="bullet"/>
-      <w:lvlText w:val=""/>
-      <w:lvlJc w:val="left"/>
-      <w:pPr>
-        <w:tabs>
-          <w:tab w:val="num" w:pos="4320"/>
-        </w:tabs>
-        <w:ind w:left="4320" w:hanging="360"/>
-      </w:pPr>
-      <w:rPr>
-        <w:rFonts w:ascii="Wingdings" w:hAnsi="Wingdings" w:hint="default"/>
-        <w:sz w:val="20"/>
-      </w:rPr>
-    </w:lvl>
-    <w:lvl w:ilvl="6" w:tentative="1">
-      <w:start w:val="1"/>
-      <w:numFmt w:val="bullet"/>
-      <w:lvlText w:val=""/>
-      <w:lvlJc w:val="left"/>
-      <w:pPr>
-        <w:tabs>
-          <w:tab w:val="num" w:pos="5040"/>
-        </w:tabs>
-        <w:ind w:left="5040" w:hanging="360"/>
-      </w:pPr>
-      <w:rPr>
-        <w:rFonts w:ascii="Wingdings" w:hAnsi="Wingdings" w:hint="default"/>
-        <w:sz w:val="20"/>
-      </w:rPr>
-    </w:lvl>
-    <w:lvl w:ilvl="7" w:tentative="1">
-      <w:start w:val="1"/>
-      <w:numFmt w:val="bullet"/>
-      <w:lvlText w:val=""/>
-      <w:lvlJc w:val="left"/>
-      <w:pPr>
-        <w:tabs>
-          <w:tab w:val="num" w:pos="5760"/>
-        </w:tabs>
-        <w:ind w:left="5760" w:hanging="360"/>
-      </w:pPr>
-      <w:rPr>
-        <w:rFonts w:ascii="Wingdings" w:hAnsi="Wingdings" w:hint="default"/>
-        <w:sz w:val="20"/>
-      </w:rPr>
-    </w:lvl>
-    <w:lvl w:ilvl="8" w:tentative="1">
-      <w:start w:val="1"/>
-      <w:numFmt w:val="bullet"/>
-      <w:lvlText w:val=""/>
-      <w:lvlJc w:val="left"/>
-      <w:pPr>
-        <w:tabs>
-          <w:tab w:val="num" w:pos="6480"/>
-        </w:tabs>
-        <w:ind w:left="6480" w:hanging="360"/>
-      </w:pPr>
-      <w:rPr>
-        <w:rFonts w:ascii="Wingdings" w:hAnsi="Wingdings" w:hint="default"/>
-        <w:sz w:val="20"/>
-      </w:rPr>
-    </w:lvl>
-  </w:abstractNum>
-  <w:abstractNum w:abstractNumId="12" w15:restartNumberingAfterBreak="0">
-    <w:nsid w:val="1F1A4CE0"/>
-    <w:multiLevelType w:val="multilevel"/>
-    <w:tmpl w:val="CB54C992"/>
-    <w:lvl w:ilvl="0">
-      <w:start w:val="1"/>
-      <w:numFmt w:val="bullet"/>
-      <w:lvlText w:val=""/>
-      <w:lvlJc w:val="left"/>
-      <w:pPr>
-        <w:tabs>
-          <w:tab w:val="num" w:pos="720"/>
-        </w:tabs>
-        <w:ind w:left="720" w:hanging="360"/>
-      </w:pPr>
-      <w:rPr>
-        <w:rFonts w:ascii="Symbol" w:hAnsi="Symbol" w:hint="default"/>
-        <w:sz w:val="20"/>
-      </w:rPr>
-    </w:lvl>
-    <w:lvl w:ilvl="1" w:tentative="1">
-      <w:start w:val="1"/>
-      <w:numFmt w:val="bullet"/>
-      <w:lvlText w:val="o"/>
-      <w:lvlJc w:val="left"/>
-      <w:pPr>
-        <w:tabs>
-          <w:tab w:val="num" w:pos="1440"/>
-        </w:tabs>
-        <w:ind w:left="1440" w:hanging="360"/>
-      </w:pPr>
-      <w:rPr>
-        <w:rFonts w:ascii="Courier New" w:hAnsi="Courier New" w:hint="default"/>
-        <w:sz w:val="20"/>
-      </w:rPr>
-    </w:lvl>
-    <w:lvl w:ilvl="2" w:tentative="1">
-      <w:start w:val="1"/>
-      <w:numFmt w:val="bullet"/>
-      <w:lvlText w:val=""/>
-      <w:lvlJc w:val="left"/>
-      <w:pPr>
-        <w:tabs>
-          <w:tab w:val="num" w:pos="2160"/>
-        </w:tabs>
-        <w:ind w:left="2160" w:hanging="360"/>
-      </w:pPr>
-      <w:rPr>
-        <w:rFonts w:ascii="Wingdings" w:hAnsi="Wingdings" w:hint="default"/>
-        <w:sz w:val="20"/>
-      </w:rPr>
-    </w:lvl>
-    <w:lvl w:ilvl="3" w:tentative="1">
-      <w:start w:val="1"/>
-      <w:numFmt w:val="bullet"/>
-      <w:lvlText w:val=""/>
-      <w:lvlJc w:val="left"/>
-      <w:pPr>
-        <w:tabs>
-          <w:tab w:val="num" w:pos="2880"/>
-        </w:tabs>
-        <w:ind w:left="2880" w:hanging="360"/>
-      </w:pPr>
-      <w:rPr>
-        <w:rFonts w:ascii="Wingdings" w:hAnsi="Wingdings" w:hint="default"/>
-        <w:sz w:val="20"/>
-      </w:rPr>
-    </w:lvl>
-    <w:lvl w:ilvl="4" w:tentative="1">
-      <w:start w:val="1"/>
-      <w:numFmt w:val="bullet"/>
-      <w:lvlText w:val=""/>
-      <w:lvlJc w:val="left"/>
-      <w:pPr>
-        <w:tabs>
-          <w:tab w:val="num" w:pos="3600"/>
-        </w:tabs>
-        <w:ind w:left="3600" w:hanging="360"/>
-      </w:pPr>
-      <w:rPr>
-        <w:rFonts w:ascii="Wingdings" w:hAnsi="Wingdings" w:hint="default"/>
-        <w:sz w:val="20"/>
-      </w:rPr>
-    </w:lvl>
-    <w:lvl w:ilvl="5" w:tentative="1">
-      <w:start w:val="1"/>
-      <w:numFmt w:val="bullet"/>
-      <w:lvlText w:val=""/>
-      <w:lvlJc w:val="left"/>
-      <w:pPr>
-        <w:tabs>
-          <w:tab w:val="num" w:pos="4320"/>
-        </w:tabs>
-        <w:ind w:left="4320" w:hanging="360"/>
-      </w:pPr>
-      <w:rPr>
-        <w:rFonts w:ascii="Wingdings" w:hAnsi="Wingdings" w:hint="default"/>
-        <w:sz w:val="20"/>
-      </w:rPr>
-    </w:lvl>
-    <w:lvl w:ilvl="6" w:tentative="1">
-      <w:start w:val="1"/>
-      <w:numFmt w:val="bullet"/>
-      <w:lvlText w:val=""/>
-      <w:lvlJc w:val="left"/>
-      <w:pPr>
-        <w:tabs>
-          <w:tab w:val="num" w:pos="5040"/>
-        </w:tabs>
-        <w:ind w:left="5040" w:hanging="360"/>
-      </w:pPr>
-      <w:rPr>
-        <w:rFonts w:ascii="Wingdings" w:hAnsi="Wingdings" w:hint="default"/>
-        <w:sz w:val="20"/>
-      </w:rPr>
-    </w:lvl>
-    <w:lvl w:ilvl="7" w:tentative="1">
-      <w:start w:val="1"/>
-      <w:numFmt w:val="bullet"/>
-      <w:lvlText w:val=""/>
-      <w:lvlJc w:val="left"/>
-      <w:pPr>
-        <w:tabs>
-          <w:tab w:val="num" w:pos="5760"/>
-        </w:tabs>
-        <w:ind w:left="5760" w:hanging="360"/>
-      </w:pPr>
-      <w:rPr>
-        <w:rFonts w:ascii="Wingdings" w:hAnsi="Wingdings" w:hint="default"/>
-        <w:sz w:val="20"/>
-      </w:rPr>
-    </w:lvl>
-    <w:lvl w:ilvl="8" w:tentative="1">
-      <w:start w:val="1"/>
-      <w:numFmt w:val="bullet"/>
-      <w:lvlText w:val=""/>
-      <w:lvlJc w:val="left"/>
-      <w:pPr>
-        <w:tabs>
-          <w:tab w:val="num" w:pos="6480"/>
-        </w:tabs>
-        <w:ind w:left="6480" w:hanging="360"/>
-      </w:pPr>
-      <w:rPr>
-        <w:rFonts w:ascii="Wingdings" w:hAnsi="Wingdings" w:hint="default"/>
-        <w:sz w:val="20"/>
-      </w:rPr>
-    </w:lvl>
-  </w:abstractNum>
-  <w:abstractNum w:abstractNumId="13" w15:restartNumberingAfterBreak="0">
     <w:nsid w:val="1F954564"/>
     <w:multiLevelType w:val="multilevel"/>
     <w:tmpl w:val="9EDCD9E6"/>
@@ -8770,7 +8674,7 @@
       </w:rPr>
     </w:lvl>
   </w:abstractNum>
-  <w:abstractNum w:abstractNumId="14" w15:restartNumberingAfterBreak="0">
+  <w:abstractNum w:abstractNumId="12" w15:restartNumberingAfterBreak="0">
     <w:nsid w:val="21197DE4"/>
     <w:multiLevelType w:val="hybridMultilevel"/>
     <w:tmpl w:val="B5783128"/>
@@ -8883,7 +8787,7 @@
       </w:rPr>
     </w:lvl>
   </w:abstractNum>
-  <w:abstractNum w:abstractNumId="15" w15:restartNumberingAfterBreak="0">
+  <w:abstractNum w:abstractNumId="13" w15:restartNumberingAfterBreak="0">
     <w:nsid w:val="21B97FCE"/>
     <w:multiLevelType w:val="multilevel"/>
     <w:tmpl w:val="987691C4"/>
@@ -9032,7 +8936,7 @@
       </w:rPr>
     </w:lvl>
   </w:abstractNum>
-  <w:abstractNum w:abstractNumId="16" w15:restartNumberingAfterBreak="0">
+  <w:abstractNum w:abstractNumId="14" w15:restartNumberingAfterBreak="0">
     <w:nsid w:val="242D1A5B"/>
     <w:multiLevelType w:val="multilevel"/>
     <w:tmpl w:val="A1BEA1C8"/>
@@ -9181,7 +9085,7 @@
       </w:rPr>
     </w:lvl>
   </w:abstractNum>
-  <w:abstractNum w:abstractNumId="17" w15:restartNumberingAfterBreak="0">
+  <w:abstractNum w:abstractNumId="15" w15:restartNumberingAfterBreak="0">
     <w:nsid w:val="2994594B"/>
     <w:multiLevelType w:val="multilevel"/>
     <w:tmpl w:val="A12A470A"/>
@@ -9330,120 +9234,7 @@
       </w:rPr>
     </w:lvl>
   </w:abstractNum>
-  <w:abstractNum w:abstractNumId="18" w15:restartNumberingAfterBreak="0">
-    <w:nsid w:val="2A4C6C09"/>
-    <w:multiLevelType w:val="hybridMultilevel"/>
-    <w:tmpl w:val="B8285E7E"/>
-    <w:lvl w:ilvl="0" w:tplc="04090001">
-      <w:start w:val="1"/>
-      <w:numFmt w:val="bullet"/>
-      <w:lvlText w:val=""/>
-      <w:lvlJc w:val="left"/>
-      <w:pPr>
-        <w:ind w:left="720" w:hanging="360"/>
-      </w:pPr>
-      <w:rPr>
-        <w:rFonts w:ascii="Symbol" w:hAnsi="Symbol" w:hint="default"/>
-      </w:rPr>
-    </w:lvl>
-    <w:lvl w:ilvl="1" w:tplc="04090003" w:tentative="1">
-      <w:start w:val="1"/>
-      <w:numFmt w:val="bullet"/>
-      <w:lvlText w:val="o"/>
-      <w:lvlJc w:val="left"/>
-      <w:pPr>
-        <w:ind w:left="1440" w:hanging="360"/>
-      </w:pPr>
-      <w:rPr>
-        <w:rFonts w:ascii="Courier New" w:hAnsi="Courier New" w:cs="Courier New" w:hint="default"/>
-      </w:rPr>
-    </w:lvl>
-    <w:lvl w:ilvl="2" w:tplc="04090005" w:tentative="1">
-      <w:start w:val="1"/>
-      <w:numFmt w:val="bullet"/>
-      <w:lvlText w:val=""/>
-      <w:lvlJc w:val="left"/>
-      <w:pPr>
-        <w:ind w:left="2160" w:hanging="360"/>
-      </w:pPr>
-      <w:rPr>
-        <w:rFonts w:ascii="Wingdings" w:hAnsi="Wingdings" w:hint="default"/>
-      </w:rPr>
-    </w:lvl>
-    <w:lvl w:ilvl="3" w:tplc="04090001" w:tentative="1">
-      <w:start w:val="1"/>
-      <w:numFmt w:val="bullet"/>
-      <w:lvlText w:val=""/>
-      <w:lvlJc w:val="left"/>
-      <w:pPr>
-        <w:ind w:left="2880" w:hanging="360"/>
-      </w:pPr>
-      <w:rPr>
-        <w:rFonts w:ascii="Symbol" w:hAnsi="Symbol" w:hint="default"/>
-      </w:rPr>
-    </w:lvl>
-    <w:lvl w:ilvl="4" w:tplc="04090003" w:tentative="1">
-      <w:start w:val="1"/>
-      <w:numFmt w:val="bullet"/>
-      <w:lvlText w:val="o"/>
-      <w:lvlJc w:val="left"/>
-      <w:pPr>
-        <w:ind w:left="3600" w:hanging="360"/>
-      </w:pPr>
-      <w:rPr>
-        <w:rFonts w:ascii="Courier New" w:hAnsi="Courier New" w:cs="Courier New" w:hint="default"/>
-      </w:rPr>
-    </w:lvl>
-    <w:lvl w:ilvl="5" w:tplc="04090005" w:tentative="1">
-      <w:start w:val="1"/>
-      <w:numFmt w:val="bullet"/>
-      <w:lvlText w:val=""/>
-      <w:lvlJc w:val="left"/>
-      <w:pPr>
-        <w:ind w:left="4320" w:hanging="360"/>
-      </w:pPr>
-      <w:rPr>
-        <w:rFonts w:ascii="Wingdings" w:hAnsi="Wingdings" w:hint="default"/>
-      </w:rPr>
-    </w:lvl>
-    <w:lvl w:ilvl="6" w:tplc="04090001" w:tentative="1">
-      <w:start w:val="1"/>
-      <w:numFmt w:val="bullet"/>
-      <w:lvlText w:val=""/>
-      <w:lvlJc w:val="left"/>
-      <w:pPr>
-        <w:ind w:left="5040" w:hanging="360"/>
-      </w:pPr>
-      <w:rPr>
-        <w:rFonts w:ascii="Symbol" w:hAnsi="Symbol" w:hint="default"/>
-      </w:rPr>
-    </w:lvl>
-    <w:lvl w:ilvl="7" w:tplc="04090003" w:tentative="1">
-      <w:start w:val="1"/>
-      <w:numFmt w:val="bullet"/>
-      <w:lvlText w:val="o"/>
-      <w:lvlJc w:val="left"/>
-      <w:pPr>
-        <w:ind w:left="5760" w:hanging="360"/>
-      </w:pPr>
-      <w:rPr>
-        <w:rFonts w:ascii="Courier New" w:hAnsi="Courier New" w:cs="Courier New" w:hint="default"/>
-      </w:rPr>
-    </w:lvl>
-    <w:lvl w:ilvl="8" w:tplc="04090005" w:tentative="1">
-      <w:start w:val="1"/>
-      <w:numFmt w:val="bullet"/>
-      <w:lvlText w:val=""/>
-      <w:lvlJc w:val="left"/>
-      <w:pPr>
-        <w:ind w:left="6480" w:hanging="360"/>
-      </w:pPr>
-      <w:rPr>
-        <w:rFonts w:ascii="Wingdings" w:hAnsi="Wingdings" w:hint="default"/>
-      </w:rPr>
-    </w:lvl>
-  </w:abstractNum>
-  <w:abstractNum w:abstractNumId="19" w15:restartNumberingAfterBreak="0">
+  <w:abstractNum w:abstractNumId="16" w15:restartNumberingAfterBreak="0">
     <w:nsid w:val="2BEA71CC"/>
     <w:multiLevelType w:val="multilevel"/>
     <w:tmpl w:val="C2FA9228"/>
@@ -9592,7 +9383,7 @@
       </w:rPr>
     </w:lvl>
   </w:abstractNum>
-  <w:abstractNum w:abstractNumId="20" w15:restartNumberingAfterBreak="0">
+  <w:abstractNum w:abstractNumId="17" w15:restartNumberingAfterBreak="0">
     <w:nsid w:val="2DF4185A"/>
     <w:multiLevelType w:val="hybridMultilevel"/>
     <w:tmpl w:val="C290A56A"/>
@@ -9705,120 +9496,7 @@
       </w:rPr>
     </w:lvl>
   </w:abstractNum>
-  <w:abstractNum w:abstractNumId="21" w15:restartNumberingAfterBreak="0">
-    <w:nsid w:val="31025DD5"/>
-    <w:multiLevelType w:val="hybridMultilevel"/>
-    <w:tmpl w:val="221854EC"/>
-    <w:lvl w:ilvl="0" w:tplc="04090001">
-      <w:start w:val="1"/>
-      <w:numFmt w:val="bullet"/>
-      <w:lvlText w:val=""/>
-      <w:lvlJc w:val="left"/>
-      <w:pPr>
-        <w:ind w:left="1080" w:hanging="360"/>
-      </w:pPr>
-      <w:rPr>
-        <w:rFonts w:ascii="Symbol" w:hAnsi="Symbol" w:hint="default"/>
-      </w:rPr>
-    </w:lvl>
-    <w:lvl w:ilvl="1" w:tplc="04090003" w:tentative="1">
-      <w:start w:val="1"/>
-      <w:numFmt w:val="bullet"/>
-      <w:lvlText w:val="o"/>
-      <w:lvlJc w:val="left"/>
-      <w:pPr>
-        <w:ind w:left="1800" w:hanging="360"/>
-      </w:pPr>
-      <w:rPr>
-        <w:rFonts w:ascii="Courier New" w:hAnsi="Courier New" w:cs="Courier New" w:hint="default"/>
-      </w:rPr>
-    </w:lvl>
-    <w:lvl w:ilvl="2" w:tplc="04090005" w:tentative="1">
-      <w:start w:val="1"/>
-      <w:numFmt w:val="bullet"/>
-      <w:lvlText w:val=""/>
-      <w:lvlJc w:val="left"/>
-      <w:pPr>
-        <w:ind w:left="2520" w:hanging="360"/>
-      </w:pPr>
-      <w:rPr>
-        <w:rFonts w:ascii="Wingdings" w:hAnsi="Wingdings" w:hint="default"/>
-      </w:rPr>
-    </w:lvl>
-    <w:lvl w:ilvl="3" w:tplc="04090001" w:tentative="1">
-      <w:start w:val="1"/>
-      <w:numFmt w:val="bullet"/>
-      <w:lvlText w:val=""/>
-      <w:lvlJc w:val="left"/>
-      <w:pPr>
-        <w:ind w:left="3240" w:hanging="360"/>
-      </w:pPr>
-      <w:rPr>
-        <w:rFonts w:ascii="Symbol" w:hAnsi="Symbol" w:hint="default"/>
-      </w:rPr>
-    </w:lvl>
-    <w:lvl w:ilvl="4" w:tplc="04090003" w:tentative="1">
-      <w:start w:val="1"/>
-      <w:numFmt w:val="bullet"/>
-      <w:lvlText w:val="o"/>
-      <w:lvlJc w:val="left"/>
-      <w:pPr>
-        <w:ind w:left="3960" w:hanging="360"/>
-      </w:pPr>
-      <w:rPr>
-        <w:rFonts w:ascii="Courier New" w:hAnsi="Courier New" w:cs="Courier New" w:hint="default"/>
-      </w:rPr>
-    </w:lvl>
-    <w:lvl w:ilvl="5" w:tplc="04090005" w:tentative="1">
-      <w:start w:val="1"/>
-      <w:numFmt w:val="bullet"/>
-      <w:lvlText w:val=""/>
-      <w:lvlJc w:val="left"/>
-      <w:pPr>
-        <w:ind w:left="4680" w:hanging="360"/>
-      </w:pPr>
-      <w:rPr>
-        <w:rFonts w:ascii="Wingdings" w:hAnsi="Wingdings" w:hint="default"/>
-      </w:rPr>
-    </w:lvl>
-    <w:lvl w:ilvl="6" w:tplc="04090001" w:tentative="1">
-      <w:start w:val="1"/>
-      <w:numFmt w:val="bullet"/>
-      <w:lvlText w:val=""/>
-      <w:lvlJc w:val="left"/>
-      <w:pPr>
-        <w:ind w:left="5400" w:hanging="360"/>
-      </w:pPr>
-      <w:rPr>
-        <w:rFonts w:ascii="Symbol" w:hAnsi="Symbol" w:hint="default"/>
-      </w:rPr>
-    </w:lvl>
-    <w:lvl w:ilvl="7" w:tplc="04090003" w:tentative="1">
-      <w:start w:val="1"/>
-      <w:numFmt w:val="bullet"/>
-      <w:lvlText w:val="o"/>
-      <w:lvlJc w:val="left"/>
-      <w:pPr>
-        <w:ind w:left="6120" w:hanging="360"/>
-      </w:pPr>
-      <w:rPr>
-        <w:rFonts w:ascii="Courier New" w:hAnsi="Courier New" w:cs="Courier New" w:hint="default"/>
-      </w:rPr>
-    </w:lvl>
-    <w:lvl w:ilvl="8" w:tplc="04090005" w:tentative="1">
-      <w:start w:val="1"/>
-      <w:numFmt w:val="bullet"/>
-      <w:lvlText w:val=""/>
-      <w:lvlJc w:val="left"/>
-      <w:pPr>
-        <w:ind w:left="6840" w:hanging="360"/>
-      </w:pPr>
-      <w:rPr>
-        <w:rFonts w:ascii="Wingdings" w:hAnsi="Wingdings" w:hint="default"/>
-      </w:rPr>
-    </w:lvl>
-  </w:abstractNum>
-  <w:abstractNum w:abstractNumId="22" w15:restartNumberingAfterBreak="0">
+  <w:abstractNum w:abstractNumId="18" w15:restartNumberingAfterBreak="0">
     <w:nsid w:val="34184352"/>
     <w:multiLevelType w:val="hybridMultilevel"/>
     <w:tmpl w:val="C75C89B4"/>
@@ -9931,7 +9609,7 @@
       </w:rPr>
     </w:lvl>
   </w:abstractNum>
-  <w:abstractNum w:abstractNumId="23" w15:restartNumberingAfterBreak="0">
+  <w:abstractNum w:abstractNumId="19" w15:restartNumberingAfterBreak="0">
     <w:nsid w:val="34A71C54"/>
     <w:multiLevelType w:val="multilevel"/>
     <w:tmpl w:val="0ECC24C8"/>
@@ -10080,7 +9758,7 @@
       </w:rPr>
     </w:lvl>
   </w:abstractNum>
-  <w:abstractNum w:abstractNumId="24" w15:restartNumberingAfterBreak="0">
+  <w:abstractNum w:abstractNumId="20" w15:restartNumberingAfterBreak="0">
     <w:nsid w:val="392E4B47"/>
     <w:multiLevelType w:val="multilevel"/>
     <w:tmpl w:val="3042D084"/>
@@ -10229,7 +9907,7 @@
       </w:rPr>
     </w:lvl>
   </w:abstractNum>
-  <w:abstractNum w:abstractNumId="25" w15:restartNumberingAfterBreak="0">
+  <w:abstractNum w:abstractNumId="21" w15:restartNumberingAfterBreak="0">
     <w:nsid w:val="3D3A1F4D"/>
     <w:multiLevelType w:val="multilevel"/>
     <w:tmpl w:val="F19CA510"/>
@@ -10378,7 +10056,7 @@
       </w:rPr>
     </w:lvl>
   </w:abstractNum>
-  <w:abstractNum w:abstractNumId="26" w15:restartNumberingAfterBreak="0">
+  <w:abstractNum w:abstractNumId="22" w15:restartNumberingAfterBreak="0">
     <w:nsid w:val="43A25A2D"/>
     <w:multiLevelType w:val="hybridMultilevel"/>
     <w:tmpl w:val="7F428358"/>
@@ -10491,7 +10169,120 @@
       </w:rPr>
     </w:lvl>
   </w:abstractNum>
-  <w:abstractNum w:abstractNumId="27" w15:restartNumberingAfterBreak="0">
+  <w:abstractNum w:abstractNumId="23" w15:restartNumberingAfterBreak="0">
+    <w:nsid w:val="49D47F01"/>
+    <w:multiLevelType w:val="hybridMultilevel"/>
+    <w:tmpl w:val="459A9086"/>
+    <w:lvl w:ilvl="0" w:tplc="04090001">
+      <w:start w:val="1"/>
+      <w:numFmt w:val="bullet"/>
+      <w:lvlText w:val=""/>
+      <w:lvlJc w:val="left"/>
+      <w:pPr>
+        <w:ind w:left="720" w:hanging="360"/>
+      </w:pPr>
+      <w:rPr>
+        <w:rFonts w:ascii="Symbol" w:hAnsi="Symbol" w:hint="default"/>
+      </w:rPr>
+    </w:lvl>
+    <w:lvl w:ilvl="1" w:tplc="04090003" w:tentative="1">
+      <w:start w:val="1"/>
+      <w:numFmt w:val="bullet"/>
+      <w:lvlText w:val="o"/>
+      <w:lvlJc w:val="left"/>
+      <w:pPr>
+        <w:ind w:left="1440" w:hanging="360"/>
+      </w:pPr>
+      <w:rPr>
+        <w:rFonts w:ascii="Courier New" w:hAnsi="Courier New" w:cs="Courier New" w:hint="default"/>
+      </w:rPr>
+    </w:lvl>
+    <w:lvl w:ilvl="2" w:tplc="04090005" w:tentative="1">
+      <w:start w:val="1"/>
+      <w:numFmt w:val="bullet"/>
+      <w:lvlText w:val=""/>
+      <w:lvlJc w:val="left"/>
+      <w:pPr>
+        <w:ind w:left="2160" w:hanging="360"/>
+      </w:pPr>
+      <w:rPr>
+        <w:rFonts w:ascii="Wingdings" w:hAnsi="Wingdings" w:hint="default"/>
+      </w:rPr>
+    </w:lvl>
+    <w:lvl w:ilvl="3" w:tplc="04090001" w:tentative="1">
+      <w:start w:val="1"/>
+      <w:numFmt w:val="bullet"/>
+      <w:lvlText w:val=""/>
+      <w:lvlJc w:val="left"/>
+      <w:pPr>
+        <w:ind w:left="2880" w:hanging="360"/>
+      </w:pPr>
+      <w:rPr>
+        <w:rFonts w:ascii="Symbol" w:hAnsi="Symbol" w:hint="default"/>
+      </w:rPr>
+    </w:lvl>
+    <w:lvl w:ilvl="4" w:tplc="04090003" w:tentative="1">
+      <w:start w:val="1"/>
+      <w:numFmt w:val="bullet"/>
+      <w:lvlText w:val="o"/>
+      <w:lvlJc w:val="left"/>
+      <w:pPr>
+        <w:ind w:left="3600" w:hanging="360"/>
+      </w:pPr>
+      <w:rPr>
+        <w:rFonts w:ascii="Courier New" w:hAnsi="Courier New" w:cs="Courier New" w:hint="default"/>
+      </w:rPr>
+    </w:lvl>
+    <w:lvl w:ilvl="5" w:tplc="04090005" w:tentative="1">
+      <w:start w:val="1"/>
+      <w:numFmt w:val="bullet"/>
+      <w:lvlText w:val=""/>
+      <w:lvlJc w:val="left"/>
+      <w:pPr>
+        <w:ind w:left="4320" w:hanging="360"/>
+      </w:pPr>
+      <w:rPr>
+        <w:rFonts w:ascii="Wingdings" w:hAnsi="Wingdings" w:hint="default"/>
+      </w:rPr>
+    </w:lvl>
+    <w:lvl w:ilvl="6" w:tplc="04090001" w:tentative="1">
+      <w:start w:val="1"/>
+      <w:numFmt w:val="bullet"/>
+      <w:lvlText w:val=""/>
+      <w:lvlJc w:val="left"/>
+      <w:pPr>
+        <w:ind w:left="5040" w:hanging="360"/>
+      </w:pPr>
+      <w:rPr>
+        <w:rFonts w:ascii="Symbol" w:hAnsi="Symbol" w:hint="default"/>
+      </w:rPr>
+    </w:lvl>
+    <w:lvl w:ilvl="7" w:tplc="04090003" w:tentative="1">
+      <w:start w:val="1"/>
+      <w:numFmt w:val="bullet"/>
+      <w:lvlText w:val="o"/>
+      <w:lvlJc w:val="left"/>
+      <w:pPr>
+        <w:ind w:left="5760" w:hanging="360"/>
+      </w:pPr>
+      <w:rPr>
+        <w:rFonts w:ascii="Courier New" w:hAnsi="Courier New" w:cs="Courier New" w:hint="default"/>
+      </w:rPr>
+    </w:lvl>
+    <w:lvl w:ilvl="8" w:tplc="04090005" w:tentative="1">
+      <w:start w:val="1"/>
+      <w:numFmt w:val="bullet"/>
+      <w:lvlText w:val=""/>
+      <w:lvlJc w:val="left"/>
+      <w:pPr>
+        <w:ind w:left="6480" w:hanging="360"/>
+      </w:pPr>
+      <w:rPr>
+        <w:rFonts w:ascii="Wingdings" w:hAnsi="Wingdings" w:hint="default"/>
+      </w:rPr>
+    </w:lvl>
+  </w:abstractNum>
+  <w:abstractNum w:abstractNumId="24" w15:restartNumberingAfterBreak="0">
     <w:nsid w:val="4CFD3C09"/>
     <w:multiLevelType w:val="hybridMultilevel"/>
     <w:tmpl w:val="C4C2D92A"/>
@@ -10604,7 +10395,7 @@
       </w:rPr>
     </w:lvl>
   </w:abstractNum>
-  <w:abstractNum w:abstractNumId="28" w15:restartNumberingAfterBreak="0">
+  <w:abstractNum w:abstractNumId="25" w15:restartNumberingAfterBreak="0">
     <w:nsid w:val="4F9259DD"/>
     <w:multiLevelType w:val="multilevel"/>
     <w:tmpl w:val="6E9CBC66"/>
@@ -10753,7 +10544,7 @@
       </w:rPr>
     </w:lvl>
   </w:abstractNum>
-  <w:abstractNum w:abstractNumId="29" w15:restartNumberingAfterBreak="0">
+  <w:abstractNum w:abstractNumId="26" w15:restartNumberingAfterBreak="0">
     <w:nsid w:val="51240EFB"/>
     <w:multiLevelType w:val="multilevel"/>
     <w:tmpl w:val="EE7254AC"/>
@@ -10902,7 +10693,7 @@
       </w:rPr>
     </w:lvl>
   </w:abstractNum>
-  <w:abstractNum w:abstractNumId="30" w15:restartNumberingAfterBreak="0">
+  <w:abstractNum w:abstractNumId="27" w15:restartNumberingAfterBreak="0">
     <w:nsid w:val="52AD7787"/>
     <w:multiLevelType w:val="multilevel"/>
     <w:tmpl w:val="AA981808"/>
@@ -11051,7 +10842,7 @@
       </w:rPr>
     </w:lvl>
   </w:abstractNum>
-  <w:abstractNum w:abstractNumId="31" w15:restartNumberingAfterBreak="0">
+  <w:abstractNum w:abstractNumId="28" w15:restartNumberingAfterBreak="0">
     <w:nsid w:val="55014BB2"/>
     <w:multiLevelType w:val="multilevel"/>
     <w:tmpl w:val="72B60DCC"/>
@@ -11200,7 +10991,7 @@
       </w:rPr>
     </w:lvl>
   </w:abstractNum>
-  <w:abstractNum w:abstractNumId="32" w15:restartNumberingAfterBreak="0">
+  <w:abstractNum w:abstractNumId="29" w15:restartNumberingAfterBreak="0">
     <w:nsid w:val="571F01C8"/>
     <w:multiLevelType w:val="multilevel"/>
     <w:tmpl w:val="395AABD2"/>
@@ -11345,7 +11136,7 @@
       </w:rPr>
     </w:lvl>
   </w:abstractNum>
-  <w:abstractNum w:abstractNumId="33" w15:restartNumberingAfterBreak="0">
+  <w:abstractNum w:abstractNumId="30" w15:restartNumberingAfterBreak="0">
     <w:nsid w:val="5B1D35E5"/>
     <w:multiLevelType w:val="hybridMultilevel"/>
     <w:tmpl w:val="7250F6AA"/>
@@ -11431,7 +11222,7 @@
       </w:pPr>
     </w:lvl>
   </w:abstractNum>
-  <w:abstractNum w:abstractNumId="34" w15:restartNumberingAfterBreak="0">
+  <w:abstractNum w:abstractNumId="31" w15:restartNumberingAfterBreak="0">
     <w:nsid w:val="5E22164C"/>
     <w:multiLevelType w:val="multilevel"/>
     <w:tmpl w:val="1C0E9B0E"/>
@@ -11580,7 +11371,7 @@
       </w:rPr>
     </w:lvl>
   </w:abstractNum>
-  <w:abstractNum w:abstractNumId="35" w15:restartNumberingAfterBreak="0">
+  <w:abstractNum w:abstractNumId="32" w15:restartNumberingAfterBreak="0">
     <w:nsid w:val="60AB5625"/>
     <w:multiLevelType w:val="multilevel"/>
     <w:tmpl w:val="3022CD1E"/>
@@ -11729,7 +11520,7 @@
       </w:rPr>
     </w:lvl>
   </w:abstractNum>
-  <w:abstractNum w:abstractNumId="36" w15:restartNumberingAfterBreak="0">
+  <w:abstractNum w:abstractNumId="33" w15:restartNumberingAfterBreak="0">
     <w:nsid w:val="627E3C96"/>
     <w:multiLevelType w:val="hybridMultilevel"/>
     <w:tmpl w:val="E8E06140"/>
@@ -11842,7 +11633,7 @@
       </w:rPr>
     </w:lvl>
   </w:abstractNum>
-  <w:abstractNum w:abstractNumId="37" w15:restartNumberingAfterBreak="0">
+  <w:abstractNum w:abstractNumId="34" w15:restartNumberingAfterBreak="0">
     <w:nsid w:val="62C60FA6"/>
     <w:multiLevelType w:val="multilevel"/>
     <w:tmpl w:val="F0B26E9C"/>
@@ -11991,120 +11782,7 @@
       </w:rPr>
     </w:lvl>
   </w:abstractNum>
-  <w:abstractNum w:abstractNumId="38" w15:restartNumberingAfterBreak="0">
-    <w:nsid w:val="69D721A8"/>
-    <w:multiLevelType w:val="hybridMultilevel"/>
-    <w:tmpl w:val="B74ECE34"/>
-    <w:lvl w:ilvl="0" w:tplc="04090001">
-      <w:start w:val="1"/>
-      <w:numFmt w:val="bullet"/>
-      <w:lvlText w:val=""/>
-      <w:lvlJc w:val="left"/>
-      <w:pPr>
-        <w:ind w:left="720" w:hanging="360"/>
-      </w:pPr>
-      <w:rPr>
-        <w:rFonts w:ascii="Symbol" w:hAnsi="Symbol" w:hint="default"/>
-      </w:rPr>
-    </w:lvl>
-    <w:lvl w:ilvl="1" w:tplc="04090003" w:tentative="1">
-      <w:start w:val="1"/>
-      <w:numFmt w:val="bullet"/>
-      <w:lvlText w:val="o"/>
-      <w:lvlJc w:val="left"/>
-      <w:pPr>
-        <w:ind w:left="1440" w:hanging="360"/>
-      </w:pPr>
-      <w:rPr>
-        <w:rFonts w:ascii="Courier New" w:hAnsi="Courier New" w:cs="Courier New" w:hint="default"/>
-      </w:rPr>
-    </w:lvl>
-    <w:lvl w:ilvl="2" w:tplc="04090005" w:tentative="1">
-      <w:start w:val="1"/>
-      <w:numFmt w:val="bullet"/>
-      <w:lvlText w:val=""/>
-      <w:lvlJc w:val="left"/>
-      <w:pPr>
-        <w:ind w:left="2160" w:hanging="360"/>
-      </w:pPr>
-      <w:rPr>
-        <w:rFonts w:ascii="Wingdings" w:hAnsi="Wingdings" w:hint="default"/>
-      </w:rPr>
-    </w:lvl>
-    <w:lvl w:ilvl="3" w:tplc="04090001" w:tentative="1">
-      <w:start w:val="1"/>
-      <w:numFmt w:val="bullet"/>
-      <w:lvlText w:val=""/>
-      <w:lvlJc w:val="left"/>
-      <w:pPr>
-        <w:ind w:left="2880" w:hanging="360"/>
-      </w:pPr>
-      <w:rPr>
-        <w:rFonts w:ascii="Symbol" w:hAnsi="Symbol" w:hint="default"/>
-      </w:rPr>
-    </w:lvl>
-    <w:lvl w:ilvl="4" w:tplc="04090003" w:tentative="1">
-      <w:start w:val="1"/>
-      <w:numFmt w:val="bullet"/>
-      <w:lvlText w:val="o"/>
-      <w:lvlJc w:val="left"/>
-      <w:pPr>
-        <w:ind w:left="3600" w:hanging="360"/>
-      </w:pPr>
-      <w:rPr>
-        <w:rFonts w:ascii="Courier New" w:hAnsi="Courier New" w:cs="Courier New" w:hint="default"/>
-      </w:rPr>
-    </w:lvl>
-    <w:lvl w:ilvl="5" w:tplc="04090005" w:tentative="1">
-      <w:start w:val="1"/>
-      <w:numFmt w:val="bullet"/>
-      <w:lvlText w:val=""/>
-      <w:lvlJc w:val="left"/>
-      <w:pPr>
-        <w:ind w:left="4320" w:hanging="360"/>
-      </w:pPr>
-      <w:rPr>
-        <w:rFonts w:ascii="Wingdings" w:hAnsi="Wingdings" w:hint="default"/>
-      </w:rPr>
-    </w:lvl>
-    <w:lvl w:ilvl="6" w:tplc="04090001" w:tentative="1">
-      <w:start w:val="1"/>
-      <w:numFmt w:val="bullet"/>
-      <w:lvlText w:val=""/>
-      <w:lvlJc w:val="left"/>
-      <w:pPr>
-        <w:ind w:left="5040" w:hanging="360"/>
-      </w:pPr>
-      <w:rPr>
-        <w:rFonts w:ascii="Symbol" w:hAnsi="Symbol" w:hint="default"/>
-      </w:rPr>
-    </w:lvl>
-    <w:lvl w:ilvl="7" w:tplc="04090003" w:tentative="1">
-      <w:start w:val="1"/>
-      <w:numFmt w:val="bullet"/>
-      <w:lvlText w:val="o"/>
-      <w:lvlJc w:val="left"/>
-      <w:pPr>
-        <w:ind w:left="5760" w:hanging="360"/>
-      </w:pPr>
-      <w:rPr>
-        <w:rFonts w:ascii="Courier New" w:hAnsi="Courier New" w:cs="Courier New" w:hint="default"/>
-      </w:rPr>
-    </w:lvl>
-    <w:lvl w:ilvl="8" w:tplc="04090005" w:tentative="1">
-      <w:start w:val="1"/>
-      <w:numFmt w:val="bullet"/>
-      <w:lvlText w:val=""/>
-      <w:lvlJc w:val="left"/>
-      <w:pPr>
-        <w:ind w:left="6480" w:hanging="360"/>
-      </w:pPr>
-      <w:rPr>
-        <w:rFonts w:ascii="Wingdings" w:hAnsi="Wingdings" w:hint="default"/>
-      </w:rPr>
-    </w:lvl>
-  </w:abstractNum>
-  <w:abstractNum w:abstractNumId="39" w15:restartNumberingAfterBreak="0">
+  <w:abstractNum w:abstractNumId="35" w15:restartNumberingAfterBreak="0">
     <w:nsid w:val="69EA7992"/>
     <w:multiLevelType w:val="multilevel"/>
     <w:tmpl w:val="5C6026DA"/>
@@ -12253,7 +11931,7 @@
       </w:rPr>
     </w:lvl>
   </w:abstractNum>
-  <w:abstractNum w:abstractNumId="40" w15:restartNumberingAfterBreak="0">
+  <w:abstractNum w:abstractNumId="36" w15:restartNumberingAfterBreak="0">
     <w:nsid w:val="6F2934B6"/>
     <w:multiLevelType w:val="multilevel"/>
     <w:tmpl w:val="B1BE6D22"/>
@@ -12402,7 +12080,7 @@
       </w:rPr>
     </w:lvl>
   </w:abstractNum>
-  <w:abstractNum w:abstractNumId="41" w15:restartNumberingAfterBreak="0">
+  <w:abstractNum w:abstractNumId="37" w15:restartNumberingAfterBreak="0">
     <w:nsid w:val="70315C99"/>
     <w:multiLevelType w:val="multilevel"/>
     <w:tmpl w:val="30F0CC3C"/>
@@ -12551,7 +12229,7 @@
       </w:rPr>
     </w:lvl>
   </w:abstractNum>
-  <w:abstractNum w:abstractNumId="42" w15:restartNumberingAfterBreak="0">
+  <w:abstractNum w:abstractNumId="38" w15:restartNumberingAfterBreak="0">
     <w:nsid w:val="70EC5BC9"/>
     <w:multiLevelType w:val="hybridMultilevel"/>
     <w:tmpl w:val="F84C2C10"/>
@@ -12664,7 +12342,7 @@
       </w:rPr>
     </w:lvl>
   </w:abstractNum>
-  <w:abstractNum w:abstractNumId="43" w15:restartNumberingAfterBreak="0">
+  <w:abstractNum w:abstractNumId="39" w15:restartNumberingAfterBreak="0">
     <w:nsid w:val="71CF63AD"/>
     <w:multiLevelType w:val="multilevel"/>
     <w:tmpl w:val="5F3600FA"/>
@@ -12813,7 +12491,7 @@
       </w:rPr>
     </w:lvl>
   </w:abstractNum>
-  <w:abstractNum w:abstractNumId="44" w15:restartNumberingAfterBreak="0">
+  <w:abstractNum w:abstractNumId="40" w15:restartNumberingAfterBreak="0">
     <w:nsid w:val="73972CB0"/>
     <w:multiLevelType w:val="multilevel"/>
     <w:tmpl w:val="46D81ED0"/>
@@ -12962,7 +12640,7 @@
       </w:rPr>
     </w:lvl>
   </w:abstractNum>
-  <w:abstractNum w:abstractNumId="45" w15:restartNumberingAfterBreak="0">
+  <w:abstractNum w:abstractNumId="41" w15:restartNumberingAfterBreak="0">
     <w:nsid w:val="77A6600D"/>
     <w:multiLevelType w:val="multilevel"/>
     <w:tmpl w:val="578AB306"/>
@@ -13111,7 +12789,7 @@
       </w:rPr>
     </w:lvl>
   </w:abstractNum>
-  <w:abstractNum w:abstractNumId="46" w15:restartNumberingAfterBreak="0">
+  <w:abstractNum w:abstractNumId="42" w15:restartNumberingAfterBreak="0">
     <w:nsid w:val="77E60279"/>
     <w:multiLevelType w:val="multilevel"/>
     <w:tmpl w:val="2C066C7C"/>
@@ -13260,7 +12938,7 @@
       </w:rPr>
     </w:lvl>
   </w:abstractNum>
-  <w:abstractNum w:abstractNumId="47" w15:restartNumberingAfterBreak="0">
+  <w:abstractNum w:abstractNumId="43" w15:restartNumberingAfterBreak="0">
     <w:nsid w:val="7832609C"/>
     <w:multiLevelType w:val="hybridMultilevel"/>
     <w:tmpl w:val="054A6004"/>
@@ -13373,7 +13051,7 @@
       </w:rPr>
     </w:lvl>
   </w:abstractNum>
-  <w:abstractNum w:abstractNumId="48" w15:restartNumberingAfterBreak="0">
+  <w:abstractNum w:abstractNumId="44" w15:restartNumberingAfterBreak="0">
     <w:nsid w:val="79672E7F"/>
     <w:multiLevelType w:val="multilevel"/>
     <w:tmpl w:val="E2F6AB10"/>
@@ -13522,7 +13200,7 @@
       </w:rPr>
     </w:lvl>
   </w:abstractNum>
-  <w:abstractNum w:abstractNumId="49" w15:restartNumberingAfterBreak="0">
+  <w:abstractNum w:abstractNumId="45" w15:restartNumberingAfterBreak="0">
     <w:nsid w:val="7B430E68"/>
     <w:multiLevelType w:val="hybridMultilevel"/>
     <w:tmpl w:val="A3A0BE6C"/>
@@ -13636,155 +13314,144 @@
     </w:lvl>
   </w:abstractNum>
   <w:num w:numId="1" w16cid:durableId="927612631">
+    <w:abstractNumId w:val="32"/>
+  </w:num>
+  <w:num w:numId="2" w16cid:durableId="1011032886">
+    <w:abstractNumId w:val="16"/>
+  </w:num>
+  <w:num w:numId="3" w16cid:durableId="377781190">
+    <w:abstractNumId w:val="42"/>
+  </w:num>
+  <w:num w:numId="4" w16cid:durableId="1411926263">
+    <w:abstractNumId w:val="43"/>
+  </w:num>
+  <w:num w:numId="5" w16cid:durableId="1812939593">
+    <w:abstractNumId w:val="37"/>
+  </w:num>
+  <w:num w:numId="6" w16cid:durableId="1755856104">
+    <w:abstractNumId w:val="28"/>
+  </w:num>
+  <w:num w:numId="7" w16cid:durableId="1509522978">
+    <w:abstractNumId w:val="39"/>
+  </w:num>
+  <w:num w:numId="8" w16cid:durableId="1829783855">
     <w:abstractNumId w:val="35"/>
   </w:num>
-  <w:num w:numId="2" w16cid:durableId="811488034">
+  <w:num w:numId="9" w16cid:durableId="699287048">
+    <w:abstractNumId w:val="19"/>
+  </w:num>
+  <w:num w:numId="10" w16cid:durableId="296685513">
+    <w:abstractNumId w:val="10"/>
+  </w:num>
+  <w:num w:numId="11" w16cid:durableId="728192958">
+    <w:abstractNumId w:val="6"/>
+  </w:num>
+  <w:num w:numId="12" w16cid:durableId="1280456068">
+    <w:abstractNumId w:val="0"/>
+  </w:num>
+  <w:num w:numId="13" w16cid:durableId="1124034369">
+    <w:abstractNumId w:val="45"/>
+  </w:num>
+  <w:num w:numId="14" w16cid:durableId="2055077932">
+    <w:abstractNumId w:val="22"/>
+  </w:num>
+  <w:num w:numId="15" w16cid:durableId="1876113421">
+    <w:abstractNumId w:val="21"/>
+  </w:num>
+  <w:num w:numId="16" w16cid:durableId="323361238">
+    <w:abstractNumId w:val="4"/>
+  </w:num>
+  <w:num w:numId="17" w16cid:durableId="2087605748">
+    <w:abstractNumId w:val="18"/>
+  </w:num>
+  <w:num w:numId="18" w16cid:durableId="1527212812">
+    <w:abstractNumId w:val="9"/>
+  </w:num>
+  <w:num w:numId="19" w16cid:durableId="578907396">
+    <w:abstractNumId w:val="3"/>
+  </w:num>
+  <w:num w:numId="20" w16cid:durableId="1700423914">
+    <w:abstractNumId w:val="8"/>
+  </w:num>
+  <w:num w:numId="21" w16cid:durableId="1682969809">
+    <w:abstractNumId w:val="15"/>
+  </w:num>
+  <w:num w:numId="22" w16cid:durableId="475416156">
+    <w:abstractNumId w:val="25"/>
+  </w:num>
+  <w:num w:numId="23" w16cid:durableId="870266182">
+    <w:abstractNumId w:val="1"/>
+  </w:num>
+  <w:num w:numId="24" w16cid:durableId="1719284005">
+    <w:abstractNumId w:val="5"/>
+  </w:num>
+  <w:num w:numId="25" w16cid:durableId="1669555435">
+    <w:abstractNumId w:val="2"/>
+  </w:num>
+  <w:num w:numId="26" w16cid:durableId="1551379363">
+    <w:abstractNumId w:val="34"/>
+  </w:num>
+  <w:num w:numId="27" w16cid:durableId="1871064222">
+    <w:abstractNumId w:val="20"/>
+  </w:num>
+  <w:num w:numId="28" w16cid:durableId="1052844956">
+    <w:abstractNumId w:val="41"/>
+  </w:num>
+  <w:num w:numId="29" w16cid:durableId="913513055">
+    <w:abstractNumId w:val="27"/>
+  </w:num>
+  <w:num w:numId="30" w16cid:durableId="373432322">
+    <w:abstractNumId w:val="36"/>
+  </w:num>
+  <w:num w:numId="31" w16cid:durableId="2112167926">
+    <w:abstractNumId w:val="14"/>
+  </w:num>
+  <w:num w:numId="32" w16cid:durableId="61609661">
+    <w:abstractNumId w:val="31"/>
+  </w:num>
+  <w:num w:numId="33" w16cid:durableId="271667321">
+    <w:abstractNumId w:val="44"/>
+  </w:num>
+  <w:num w:numId="34" w16cid:durableId="1991011342">
+    <w:abstractNumId w:val="11"/>
+  </w:num>
+  <w:num w:numId="35" w16cid:durableId="1552225410">
+    <w:abstractNumId w:val="13"/>
+  </w:num>
+  <w:num w:numId="36" w16cid:durableId="781845228">
+    <w:abstractNumId w:val="40"/>
+  </w:num>
+  <w:num w:numId="37" w16cid:durableId="1901792945">
+    <w:abstractNumId w:val="29"/>
+  </w:num>
+  <w:num w:numId="38" w16cid:durableId="1840342130">
+    <w:abstractNumId w:val="26"/>
+  </w:num>
+  <w:num w:numId="39" w16cid:durableId="343745495">
+    <w:abstractNumId w:val="17"/>
+  </w:num>
+  <w:num w:numId="40" w16cid:durableId="70545989">
     <w:abstractNumId w:val="12"/>
   </w:num>
-  <w:num w:numId="3" w16cid:durableId="1496140832">
-    <w:abstractNumId w:val="18"/>
+  <w:num w:numId="41" w16cid:durableId="1363825731">
+    <w:abstractNumId w:val="30"/>
   </w:num>
-  <w:num w:numId="4" w16cid:durableId="1011032886">
-    <w:abstractNumId w:val="19"/>
+  <w:num w:numId="42" w16cid:durableId="374236960">
+    <w:abstractNumId w:val="38"/>
   </w:num>
-  <w:num w:numId="5" w16cid:durableId="377781190">
-    <w:abstractNumId w:val="46"/>
+  <w:num w:numId="43" w16cid:durableId="790170664">
+    <w:abstractNumId w:val="7"/>
   </w:num>
-  <w:num w:numId="6" w16cid:durableId="1411926263">
-    <w:abstractNumId w:val="47"/>
+  <w:num w:numId="44" w16cid:durableId="901672028">
+    <w:abstractNumId w:val="33"/>
   </w:num>
-  <w:num w:numId="7" w16cid:durableId="1812939593">
-    <w:abstractNumId w:val="41"/>
+  <w:num w:numId="45" w16cid:durableId="728653068">
+    <w:abstractNumId w:val="24"/>
   </w:num>
-  <w:num w:numId="8" w16cid:durableId="1755856104">
-    <w:abstractNumId w:val="31"/>
-  </w:num>
-  <w:num w:numId="9" w16cid:durableId="1509522978">
-    <w:abstractNumId w:val="43"/>
-  </w:num>
-  <w:num w:numId="10" w16cid:durableId="1829783855">
-    <w:abstractNumId w:val="39"/>
-  </w:num>
-  <w:num w:numId="11" w16cid:durableId="699287048">
+  <w:num w:numId="46" w16cid:durableId="462384480">
     <w:abstractNumId w:val="23"/>
   </w:num>
-  <w:num w:numId="12" w16cid:durableId="296685513">
-    <w:abstractNumId w:val="10"/>
-  </w:num>
-  <w:num w:numId="13" w16cid:durableId="728192958">
-    <w:abstractNumId w:val="6"/>
-  </w:num>
-  <w:num w:numId="14" w16cid:durableId="1280456068">
-    <w:abstractNumId w:val="0"/>
-  </w:num>
-  <w:num w:numId="15" w16cid:durableId="1124034369">
-    <w:abstractNumId w:val="49"/>
-  </w:num>
-  <w:num w:numId="16" w16cid:durableId="2055077932">
-    <w:abstractNumId w:val="26"/>
-  </w:num>
-  <w:num w:numId="17" w16cid:durableId="1876113421">
-    <w:abstractNumId w:val="25"/>
-  </w:num>
-  <w:num w:numId="18" w16cid:durableId="323361238">
-    <w:abstractNumId w:val="4"/>
-  </w:num>
-  <w:num w:numId="19" w16cid:durableId="1628007682">
-    <w:abstractNumId w:val="11"/>
-  </w:num>
-  <w:num w:numId="20" w16cid:durableId="2087605748">
-    <w:abstractNumId w:val="22"/>
-  </w:num>
-  <w:num w:numId="21" w16cid:durableId="1527212812">
-    <w:abstractNumId w:val="9"/>
-  </w:num>
-  <w:num w:numId="22" w16cid:durableId="578907396">
-    <w:abstractNumId w:val="3"/>
-  </w:num>
-  <w:num w:numId="23" w16cid:durableId="1700423914">
-    <w:abstractNumId w:val="8"/>
-  </w:num>
-  <w:num w:numId="24" w16cid:durableId="1682969809">
-    <w:abstractNumId w:val="17"/>
-  </w:num>
-  <w:num w:numId="25" w16cid:durableId="475416156">
-    <w:abstractNumId w:val="28"/>
-  </w:num>
-  <w:num w:numId="26" w16cid:durableId="870266182">
-    <w:abstractNumId w:val="1"/>
-  </w:num>
-  <w:num w:numId="27" w16cid:durableId="1719284005">
-    <w:abstractNumId w:val="5"/>
-  </w:num>
-  <w:num w:numId="28" w16cid:durableId="1669555435">
-    <w:abstractNumId w:val="2"/>
-  </w:num>
-  <w:num w:numId="29" w16cid:durableId="1551379363">
-    <w:abstractNumId w:val="37"/>
-  </w:num>
-  <w:num w:numId="30" w16cid:durableId="1871064222">
-    <w:abstractNumId w:val="24"/>
-  </w:num>
-  <w:num w:numId="31" w16cid:durableId="1052844956">
-    <w:abstractNumId w:val="45"/>
-  </w:num>
-  <w:num w:numId="32" w16cid:durableId="913513055">
-    <w:abstractNumId w:val="30"/>
-  </w:num>
-  <w:num w:numId="33" w16cid:durableId="373432322">
-    <w:abstractNumId w:val="40"/>
-  </w:num>
-  <w:num w:numId="34" w16cid:durableId="2112167926">
-    <w:abstractNumId w:val="16"/>
-  </w:num>
-  <w:num w:numId="35" w16cid:durableId="61609661">
-    <w:abstractNumId w:val="34"/>
-  </w:num>
-  <w:num w:numId="36" w16cid:durableId="271667321">
-    <w:abstractNumId w:val="48"/>
-  </w:num>
-  <w:num w:numId="37" w16cid:durableId="1991011342">
-    <w:abstractNumId w:val="13"/>
-  </w:num>
-  <w:num w:numId="38" w16cid:durableId="1552225410">
-    <w:abstractNumId w:val="15"/>
-  </w:num>
-  <w:num w:numId="39" w16cid:durableId="781845228">
-    <w:abstractNumId w:val="44"/>
-  </w:num>
-  <w:num w:numId="40" w16cid:durableId="1901792945">
-    <w:abstractNumId w:val="32"/>
-  </w:num>
-  <w:num w:numId="41" w16cid:durableId="1840342130">
-    <w:abstractNumId w:val="29"/>
-  </w:num>
-  <w:num w:numId="42" w16cid:durableId="343745495">
-    <w:abstractNumId w:val="20"/>
-  </w:num>
-  <w:num w:numId="43" w16cid:durableId="70545989">
-    <w:abstractNumId w:val="14"/>
-  </w:num>
-  <w:num w:numId="44" w16cid:durableId="1363825731">
-    <w:abstractNumId w:val="33"/>
-  </w:num>
-  <w:num w:numId="45" w16cid:durableId="230817990">
-    <w:abstractNumId w:val="38"/>
-  </w:num>
-  <w:num w:numId="46" w16cid:durableId="1997413225">
-    <w:abstractNumId w:val="21"/>
-  </w:num>
-  <w:num w:numId="47" w16cid:durableId="374236960">
-    <w:abstractNumId w:val="42"/>
-  </w:num>
-  <w:num w:numId="48" w16cid:durableId="790170664">
-    <w:abstractNumId w:val="7"/>
-  </w:num>
-  <w:num w:numId="49" w16cid:durableId="901672028">
-    <w:abstractNumId w:val="36"/>
-  </w:num>
-  <w:num w:numId="50" w16cid:durableId="728653068">
-    <w:abstractNumId w:val="27"/>
-  </w:num>
+  <w:numIdMacAtCleanup w:val="46"/>
 </w:numbering>
 </file>
 
@@ -14813,6 +14480,29 @@
       </w:tblBorders>
     </w:tblPr>
   </w:style>
+  <w:style w:type="character" w:styleId="Hyperlink">
+    <w:name w:val="Hyperlink"/>
+    <w:basedOn w:val="DefaultParagraphFont"/>
+    <w:uiPriority w:val="99"/>
+    <w:unhideWhenUsed/>
+    <w:rsid w:val="00655EBF"/>
+    <w:rPr>
+      <w:color w:val="0563C1" w:themeColor="hyperlink"/>
+      <w:u w:val="single"/>
+    </w:rPr>
+  </w:style>
+  <w:style w:type="character" w:styleId="UnresolvedMention">
+    <w:name w:val="Unresolved Mention"/>
+    <w:basedOn w:val="DefaultParagraphFont"/>
+    <w:uiPriority w:val="99"/>
+    <w:semiHidden/>
+    <w:unhideWhenUsed/>
+    <w:rsid w:val="00655EBF"/>
+    <w:rPr>
+      <w:color w:val="605E5C"/>
+      <w:shd w:val="clear" w:color="auto" w:fill="E1DFDD"/>
+    </w:rPr>
+  </w:style>
 </w:styles>
 </file>
 
